--- a/curso/dist/Guia-Como-Convencer-um-Petista.docx
+++ b/curso/dist/Guia-Como-Convencer-um-Petista.docx
@@ -75,7 +75,7 @@
         <w:t xml:space="preserve">BRINDE</w:t>
       </w:r>
       <w:r>
-        <w:t xml:space="preserve">Guia de conversa + dossiê com 19 QR codes</w:t>
+        <w:t xml:space="preserve">12 xeque-mates + dossiê com 19 QR codes</w:t>
       </w:r>
     </w:p>
     <w:p>
@@ -116,7 +116,7 @@
         <w:pStyle w:val="BodyText"/>
       </w:pPr>
       <w:r>
-        <w:t xml:space="preserve">O método de conversa que a pesquisa comprova,</w:t>
+        <w:t xml:space="preserve">A arma secreta da militância virada contra ela,</w:t>
       </w:r>
       <w:r>
         <w:t xml:space="preserve"> </w:t>
@@ -125,13 +125,10 @@
         <w:rPr>
           <w:highlight w:val="yellow"/>
         </w:rPr>
-        <w:t xml:space="preserve">as 12 frases que você vai ouvir</w:t>
-      </w:r>
-      <w:r>
-        <w:t xml:space="preserve"> </w:t>
-      </w:r>
-      <w:r>
-        <w:t xml:space="preserve">com resposta e dado, roteiros de WhatsApp e o dossiê de 19 manchetes com QR code.</w:t>
+        <w:t xml:space="preserve">as 12 desculpas do petista e o xeque-mate de cada uma</w:t>
+      </w:r>
+      <w:r>
+        <w:t xml:space="preserve">, mensagens prontas para disparar e o dossiê de 19 manchetes com QR code.</w:t>
       </w:r>
     </w:p>
     <w:p>
@@ -202,16 +199,16 @@
         <w:pStyle w:val="FirstParagraph"/>
       </w:pPr>
       <w:r>
-        <w:t xml:space="preserve">Antes de começar</w:t>
-      </w:r>
-    </w:p>
-    <w:bookmarkStart w:id="20" w:name="você-não-vai-ganhar-no-grito"/>
+        <w:t xml:space="preserve">Leia antes do próximo almoço de família</w:t>
+      </w:r>
+    </w:p>
+    <w:bookmarkStart w:id="20" w:name="Xcdb10ceea5882388aba9a3c010d51de77220e3f"/>
     <w:p>
       <w:pPr>
         <w:pStyle w:val="Heading1"/>
       </w:pPr>
       <w:r>
-        <w:t xml:space="preserve">Você não vai ganhar no grito</w:t>
+        <w:t xml:space="preserve">Eles têm narrativa. Você vai ter munição.</w:t>
       </w:r>
     </w:p>
     <w:p>
@@ -219,71 +216,81 @@
         <w:pStyle w:val="FirstParagraph"/>
       </w:pPr>
       <w:r>
-        <w:t xml:space="preserve">Ninguém muda de ideia porque foi chamado de burro. Nem você, nem ele.</w:t>
-      </w:r>
-    </w:p>
-    <w:p>
-      <w:pPr>
-        <w:pStyle w:val="BodyText"/>
-      </w:pPr>
-      <w:r>
-        <w:t xml:space="preserve">Eu já perdi muita discussão de grupo de família. Mandei textão, mandei vídeo, mandei meme. Resultado: o outro lado ficou mais petista e eu fiquei com fama de chato.</w:t>
-      </w:r>
-    </w:p>
-    <w:p>
-      <w:pPr>
-        <w:pStyle w:val="BodyText"/>
-      </w:pPr>
-      <w:r>
-        <w:t xml:space="preserve">Este guia é o que eu aprendi depois. Ele junta</w:t>
-      </w:r>
-      <w:r>
-        <w:t xml:space="preserve"> </w:t>
-      </w:r>
-      <w:r>
-        <w:rPr>
-          <w:bCs/>
-          <w:b/>
-        </w:rPr>
-        <w:t xml:space="preserve">o que a pesquisa mostra</w:t>
-      </w:r>
-      <w:r>
-        <w:t xml:space="preserve"> </w:t>
-      </w:r>
-      <w:r>
-        <w:t xml:space="preserve">sobre mudar opinião,</w:t>
-      </w:r>
-      <w:r>
-        <w:t xml:space="preserve"> </w:t>
-      </w:r>
-      <w:r>
-        <w:rPr>
-          <w:bCs/>
-          <w:b/>
-        </w:rPr>
-        <w:t xml:space="preserve">as frases que você vai ouvir</w:t>
-      </w:r>
-      <w:r>
-        <w:t xml:space="preserve"> </w:t>
-      </w:r>
-      <w:r>
-        <w:t xml:space="preserve">com a resposta e o dado,</w:t>
-      </w:r>
-      <w:r>
-        <w:t xml:space="preserve"> </w:t>
-      </w:r>
-      <w:r>
-        <w:rPr>
-          <w:bCs/>
-          <w:b/>
-        </w:rPr>
-        <w:t xml:space="preserve">roteiros prontos</w:t>
-      </w:r>
-      <w:r>
-        <w:t xml:space="preserve"> </w:t>
-      </w:r>
-      <w:r>
-        <w:t xml:space="preserve">para WhatsApp e almoço de domingo, e no fim o</w:t>
+        <w:t xml:space="preserve">Durante anos o petista ganhou no grito, no meme e na lacração. Acabou.</w:t>
+      </w:r>
+    </w:p>
+    <w:p>
+      <w:pPr>
+        <w:pStyle w:val="BodyText"/>
+      </w:pPr>
+      <w:r>
+        <w:t xml:space="preserve">Ele tem a TV, a universidade e o sindicato. Você vai ter</w:t>
+      </w:r>
+      <w:r>
+        <w:t xml:space="preserve"> </w:t>
+      </w:r>
+      <w:r>
+        <w:rPr>
+          <w:bCs/>
+          <w:b/>
+        </w:rPr>
+        <w:t xml:space="preserve">o número do Banco Central, o dado do IBGE e a manchete com data</w:t>
+      </w:r>
+      <w:r>
+        <w:t xml:space="preserve">. Contra isso, narrativa não para em pé.</w:t>
+      </w:r>
+    </w:p>
+    <w:p>
+      <w:pPr>
+        <w:pStyle w:val="BodyText"/>
+      </w:pPr>
+      <w:r>
+        <w:t xml:space="preserve">Aqui está o arsenal completo:</w:t>
+      </w:r>
+      <w:r>
+        <w:t xml:space="preserve"> </w:t>
+      </w:r>
+      <w:r>
+        <w:rPr>
+          <w:bCs/>
+          <w:b/>
+        </w:rPr>
+        <w:t xml:space="preserve">a técnica que a própria militância de esquerda usa de porta em porta</w:t>
+      </w:r>
+      <w:r>
+        <w:t xml:space="preserve">, as</w:t>
+      </w:r>
+      <w:r>
+        <w:t xml:space="preserve"> </w:t>
+      </w:r>
+      <w:r>
+        <w:rPr>
+          <w:bCs/>
+          <w:b/>
+        </w:rPr>
+        <w:t xml:space="preserve">12 desculpas</w:t>
+      </w:r>
+      <w:r>
+        <w:t xml:space="preserve"> </w:t>
+      </w:r>
+      <w:r>
+        <w:t xml:space="preserve">que todo petista repete com o xeque-mate de cada uma,</w:t>
+      </w:r>
+      <w:r>
+        <w:t xml:space="preserve"> </w:t>
+      </w:r>
+      <w:r>
+        <w:rPr>
+          <w:bCs/>
+          <w:b/>
+        </w:rPr>
+        <w:t xml:space="preserve">mensagens prontas</w:t>
+      </w:r>
+      <w:r>
+        <w:t xml:space="preserve"> </w:t>
+      </w:r>
+      <w:r>
+        <w:t xml:space="preserve">para disparar no WhatsApp e o</w:t>
       </w:r>
       <w:r>
         <w:t xml:space="preserve"> </w:t>
@@ -311,26 +318,36 @@
           <w:bCs/>
           <w:b/>
         </w:rPr>
-        <w:t xml:space="preserve">O objetivo não é humilhar ninguém.</w:t>
-      </w:r>
-      <w:r>
-        <w:t xml:space="preserve"> </w:t>
-      </w:r>
-      <w:r>
-        <w:t xml:space="preserve">É fazer a pessoa que você ama</w:t>
-      </w:r>
-      <w:r>
-        <w:t xml:space="preserve"> </w:t>
-      </w:r>
-      <w:r>
-        <w:rPr>
-          <w:bCs/>
-          <w:b/>
-        </w:rPr>
-        <w:t xml:space="preserve">pensar</w:t>
-      </w:r>
-      <w:r>
-        <w:t xml:space="preserve">. Quem pensa, um dia muda.</w:t>
+        <w:t xml:space="preserve">A missão:</w:t>
+      </w:r>
+      <w:r>
+        <w:t xml:space="preserve"> </w:t>
+      </w:r>
+      <w:r>
+        <w:t xml:space="preserve">tirar o seu pai, o seu primo, o seu amigo da bolha. Um por um. Até 2030.</w:t>
+      </w:r>
+    </w:p>
+    <w:p>
+      <w:pPr>
+        <w:pStyle w:val="BodyText"/>
+      </w:pPr>
+      <w:r>
+        <w:t xml:space="preserve">A CONTA CHEGOU</w:t>
+      </w:r>
+      <w:r>
+        <w:t xml:space="preserve">Mostre</w:t>
+      </w:r>
+      <w:r>
+        <w:t xml:space="preserve"> </w:t>
+      </w:r>
+      <w:r>
+        <w:rPr>
+          <w:highlight w:val="yellow"/>
+        </w:rPr>
+        <w:t xml:space="preserve">quem mandou</w:t>
+      </w:r>
+      <w:r>
+        <w:t xml:space="preserve">.</w:t>
       </w:r>
     </w:p>
     <w:p>
@@ -375,7 +392,7 @@
         <w:pStyle w:val="Compact"/>
       </w:pPr>
       <w:r>
-        <w:t xml:space="preserve">Parte 1 · Antes de abrir a boca</w:t>
+        <w:t xml:space="preserve">Parte 1 · Prepare o arsenal</w:t>
       </w:r>
       <w:r>
         <w:t xml:space="preserve">5</w:t>
@@ -390,7 +407,7 @@
         <w:pStyle w:val="Compact"/>
       </w:pPr>
       <w:r>
-        <w:t xml:space="preserve">1.1 O que a ciência diz</w:t>
+        <w:t xml:space="preserve">1.1 A arma secreta da militância</w:t>
       </w:r>
       <w:r>
         <w:t xml:space="preserve">6</w:t>
@@ -405,7 +422,7 @@
         <w:pStyle w:val="Compact"/>
       </w:pPr>
       <w:r>
-        <w:t xml:space="preserve">1.2 As 10 regras de ouro</w:t>
+        <w:t xml:space="preserve">1.2 As 10 leis do patriota que vence</w:t>
       </w:r>
       <w:r>
         <w:t xml:space="preserve">8</w:t>
@@ -420,7 +437,7 @@
         <w:pStyle w:val="Compact"/>
       </w:pPr>
       <w:r>
-        <w:t xml:space="preserve">1.3 O que nunca fazer</w:t>
+        <w:t xml:space="preserve">1.3 Os 6 erros que entregam a vitória ao PT</w:t>
       </w:r>
       <w:r>
         <w:t xml:space="preserve">9</w:t>
@@ -435,7 +452,7 @@
         <w:pStyle w:val="Compact"/>
       </w:pPr>
       <w:r>
-        <w:t xml:space="preserve">1.4 Conheça quem está do outro lado</w:t>
+        <w:t xml:space="preserve">1.4 Os 5 tipos de petista</w:t>
       </w:r>
       <w:r>
         <w:t xml:space="preserve">10</w:t>
@@ -450,7 +467,7 @@
         <w:pStyle w:val="Compact"/>
       </w:pPr>
       <w:r>
-        <w:t xml:space="preserve">Parte 2 · O método em 5 passos</w:t>
+        <w:t xml:space="preserve">Parte 2 · Xeque-mate em 5 jogadas</w:t>
       </w:r>
       <w:r>
         <w:t xml:space="preserve">11</w:t>
@@ -465,7 +482,7 @@
         <w:pStyle w:val="Compact"/>
       </w:pPr>
       <w:r>
-        <w:t xml:space="preserve">2.1 Os 5 passos em 1 página</w:t>
+        <w:t xml:space="preserve">2.1 As 5 jogadas em 1 página</w:t>
       </w:r>
       <w:r>
         <w:t xml:space="preserve">12</w:t>
@@ -480,7 +497,7 @@
         <w:pStyle w:val="Compact"/>
       </w:pPr>
       <w:r>
-        <w:t xml:space="preserve">2.2 Passo 1 e 2 · Perguntar e escutar</w:t>
+        <w:t xml:space="preserve">2.2 A isca e a armadilha</w:t>
       </w:r>
       <w:r>
         <w:t xml:space="preserve">13</w:t>
@@ -495,7 +512,7 @@
         <w:pStyle w:val="Compact"/>
       </w:pPr>
       <w:r>
-        <w:t xml:space="preserve">2.3 Passo 3 · Conte a sua história</w:t>
+        <w:t xml:space="preserve">2.3 O escudo · A sua história</w:t>
       </w:r>
       <w:r>
         <w:t xml:space="preserve">15</w:t>
@@ -510,7 +527,7 @@
         <w:pStyle w:val="Compact"/>
       </w:pPr>
       <w:r>
-        <w:t xml:space="preserve">2.4 Passos 4 e 5 · Um dado e a porta aberta</w:t>
+        <w:t xml:space="preserve">2.4 O golpe e a saída por cima</w:t>
       </w:r>
       <w:r>
         <w:t xml:space="preserve">16</w:t>
@@ -525,7 +542,7 @@
         <w:pStyle w:val="Compact"/>
       </w:pPr>
       <w:r>
-        <w:t xml:space="preserve">Parte 3 · As 12 frases que você vai ouvir</w:t>
+        <w:t xml:space="preserve">Parte 3 · As 12 desculpas do petista</w:t>
       </w:r>
       <w:r>
         <w:t xml:space="preserve">17</w:t>
@@ -555,7 +572,7 @@
         <w:pStyle w:val="Compact"/>
       </w:pPr>
       <w:r>
-        <w:t xml:space="preserve">3.2 “O desemprego está no menor nível”</w:t>
+        <w:t xml:space="preserve">3.2 “Mas o desemprego caiu”</w:t>
       </w:r>
       <w:r>
         <w:t xml:space="preserve">19</w:t>
@@ -600,7 +617,7 @@
         <w:pStyle w:val="Compact"/>
       </w:pPr>
       <w:r>
-        <w:t xml:space="preserve">3.5 “A comida subiu foi no outro governo”</w:t>
+        <w:t xml:space="preserve">3.5 “O Brasil está crescendo”</w:t>
       </w:r>
       <w:r>
         <w:t xml:space="preserve">22</w:t>
@@ -728,7 +745,7 @@
         <w:pStyle w:val="Compact"/>
       </w:pPr>
       <w:r>
-        <w:t xml:space="preserve">Parte 4 · Roteiros prontos</w:t>
+        <w:t xml:space="preserve">Parte 4 · Munição pronta</w:t>
       </w:r>
       <w:r>
         <w:t xml:space="preserve">30</w:t>
@@ -743,7 +760,7 @@
         <w:pStyle w:val="Compact"/>
       </w:pPr>
       <w:r>
-        <w:t xml:space="preserve">4.1 Mensagens prontas de WhatsApp</w:t>
+        <w:t xml:space="preserve">4.1 6 mensagens para disparar</w:t>
       </w:r>
       <w:r>
         <w:t xml:space="preserve">31</w:t>
@@ -758,7 +775,7 @@
         <w:pStyle w:val="Compact"/>
       </w:pPr>
       <w:r>
-        <w:t xml:space="preserve">4.2 O almoço de domingo em 10 minutos</w:t>
+        <w:t xml:space="preserve">4.2 O ataque do almoço de domingo</w:t>
       </w:r>
       <w:r>
         <w:t xml:space="preserve">32</w:t>
@@ -788,7 +805,7 @@
         <w:pStyle w:val="Compact"/>
       </w:pPr>
       <w:r>
-        <w:t xml:space="preserve">4.4 Quando a conversa esquenta</w:t>
+        <w:t xml:space="preserve">4.4 Quando o petista surta</w:t>
       </w:r>
       <w:r>
         <w:t xml:space="preserve">34</w:t>
@@ -803,7 +820,7 @@
         <w:pStyle w:val="Compact"/>
       </w:pPr>
       <w:r>
-        <w:t xml:space="preserve">4.5 Plano de 30 dias</w:t>
+        <w:t xml:space="preserve">4.5 Operação 30 dias</w:t>
       </w:r>
       <w:r>
         <w:t xml:space="preserve">35</w:t>
@@ -818,7 +835,7 @@
         <w:pStyle w:val="Compact"/>
       </w:pPr>
       <w:r>
-        <w:t xml:space="preserve">4.6 E se ele não mudar?</w:t>
+        <w:t xml:space="preserve">4.6 Ele não mudou? A conta vai chegar</w:t>
       </w:r>
       <w:r>
         <w:t xml:space="preserve">36</w:t>
@@ -889,15 +906,15 @@
         <w:pStyle w:val="BodyText"/>
       </w:pPr>
       <w:r>
-        <w:t xml:space="preserve">Antes de abrir a boca</w:t>
-      </w:r>
-    </w:p>
-    <w:p>
-      <w:pPr>
-        <w:pStyle w:val="BodyText"/>
-      </w:pPr>
-      <w:r>
-        <w:t xml:space="preserve">O que a ciência diz sobre mudar opinião, as regras de ouro e os erros que fazem o petista fechar a porta.</w:t>
+        <w:t xml:space="preserve">Prepare o arsenal</w:t>
+      </w:r>
+    </w:p>
+    <w:p>
+      <w:pPr>
+        <w:pStyle w:val="BodyText"/>
+      </w:pPr>
+      <w:r>
+        <w:t xml:space="preserve">A arma secreta da militância, as 10 leis do patriota que vence e os erros que entregam a vitória ao PT.</w:t>
       </w:r>
     </w:p>
     <w:p>
@@ -912,16 +929,16 @@
         <w:pStyle w:val="FirstParagraph"/>
       </w:pPr>
       <w:r>
-        <w:t xml:space="preserve">Pesquisa</w:t>
-      </w:r>
-    </w:p>
-    <w:bookmarkStart w:id="22" w:name="conversa-muda-voto.-briga-não."/>
+        <w:t xml:space="preserve">Exposto</w:t>
+      </w:r>
+    </w:p>
+    <w:bookmarkStart w:id="22" w:name="X9bca652feadca7057ed617e30e3dc6cb560c6f4"/>
     <w:p>
       <w:pPr>
         <w:pStyle w:val="Heading1"/>
       </w:pPr>
       <w:r>
-        <w:t xml:space="preserve">Conversa muda voto. Briga não.</w:t>
+        <w:t xml:space="preserve">A técnica que a esquerda usa há anos. Agora é sua.</w:t>
       </w:r>
     </w:p>
     <w:p>
@@ -929,20 +946,17 @@
         <w:pStyle w:val="FirstParagraph"/>
       </w:pPr>
       <w:r>
-        <w:t xml:space="preserve">Dois pesquisadores americanos, David Broockman e Joshua Kalla, mandaram voluntários bater de porta em porta. Não era para discutir: era para</w:t>
-      </w:r>
-      <w:r>
-        <w:t xml:space="preserve"> </w:t>
-      </w:r>
-      <w:r>
-        <w:rPr>
-          <w:bCs/>
-          <w:b/>
-        </w:rPr>
-        <w:t xml:space="preserve">perguntar, escutar e trocar histórias</w:t>
-      </w:r>
-      <w:r>
-        <w:t xml:space="preserve">, por cerca de 10 minutos.</w:t>
+        <w:t xml:space="preserve">Militantes progressistas dos Estados Unidos criaram um método de bater de porta em porta para virar opinião. Dois pesquisadores, David Broockman e Joshua Kalla, testaram o método com rigor científico.</w:t>
+      </w:r>
+      <w:r>
+        <w:t xml:space="preserve"> </w:t>
+      </w:r>
+      <w:r>
+        <w:rPr>
+          <w:bCs/>
+          <w:b/>
+        </w:rPr>
+        <w:t xml:space="preserve">Funcionou.</w:t>
       </w:r>
     </w:p>
     <w:p>
@@ -953,7 +967,7 @@
         <w:t xml:space="preserve">10 min</w:t>
       </w:r>
       <w:r>
-        <w:t xml:space="preserve">de conversa sem julgamento</w:t>
+        <w:t xml:space="preserve">de conversa por porta</w:t>
       </w:r>
     </w:p>
     <w:p>
@@ -964,7 +978,7 @@
         <w:t xml:space="preserve">3 meses</w:t>
       </w:r>
       <w:r>
-        <w:t xml:space="preserve">depois, a mudança continuava</w:t>
+        <w:t xml:space="preserve">depois, a opinião continuava virada</w:t>
       </w:r>
     </w:p>
     <w:p>
@@ -975,36 +989,49 @@
         <w:t xml:space="preserve">Repetido</w:t>
       </w:r>
       <w:r>
-        <w:t xml:space="preserve">em novos experimentos</w:t>
-      </w:r>
-    </w:p>
-    <w:p>
-      <w:pPr>
-        <w:pStyle w:val="BodyText"/>
-      </w:pPr>
-      <w:r>
-        <w:t xml:space="preserve">Em 2020 eles repetiram o teste em outros temas. O ingrediente que fazia a diferença era a</w:t>
-      </w:r>
-      <w:r>
-        <w:t xml:space="preserve"> </w:t>
-      </w:r>
-      <w:r>
-        <w:rPr>
-          <w:bCs/>
-          <w:b/>
-        </w:rPr>
-        <w:t xml:space="preserve">troca de histórias sem julgamento</w:t>
-      </w:r>
-      <w:r>
-        <w:t xml:space="preserve">. Quando os voluntários só despejavam argumentos, o efeito sumia.</w:t>
-      </w:r>
-    </w:p>
-    <w:p>
-      <w:pPr>
-        <w:pStyle w:val="BodyText"/>
-      </w:pPr>
-      <w:r>
-        <w:t xml:space="preserve">Quem escuta primeiro é ouvido depois.</w:t>
+        <w:t xml:space="preserve">em novos testes em 2020</w:t>
+      </w:r>
+    </w:p>
+    <w:p>
+      <w:pPr>
+        <w:pStyle w:val="BodyText"/>
+      </w:pPr>
+      <w:r>
+        <w:t xml:space="preserve">O segredo deles:</w:t>
+      </w:r>
+      <w:r>
+        <w:t xml:space="preserve"> </w:t>
+      </w:r>
+      <w:r>
+        <w:rPr>
+          <w:bCs/>
+          <w:b/>
+        </w:rPr>
+        <w:t xml:space="preserve">fazer o outro falar primeiro</w:t>
+      </w:r>
+      <w:r>
+        <w:t xml:space="preserve">, contar uma história real e só então bater com o argumento. Quem só despejava argumento</w:t>
+      </w:r>
+      <w:r>
+        <w:t xml:space="preserve"> </w:t>
+      </w:r>
+      <w:r>
+        <w:rPr>
+          <w:bCs/>
+          <w:b/>
+        </w:rPr>
+        <w:t xml:space="preserve">não virava ninguém</w:t>
+      </w:r>
+      <w:r>
+        <w:t xml:space="preserve">.</w:t>
+      </w:r>
+    </w:p>
+    <w:p>
+      <w:pPr>
+        <w:pStyle w:val="BodyText"/>
+      </w:pPr>
+      <w:r>
+        <w:t xml:space="preserve">Eles usaram contra nós. Agora a gente usa contra eles.</w:t>
       </w:r>
     </w:p>
     <w:bookmarkEnd w:id="22"/>
@@ -1015,13 +1042,13 @@
         </w:pict>
       </w:r>
     </w:p>
-    <w:bookmarkStart w:id="24" w:name="e-os-fatos-funcionam-sim"/>
+    <w:bookmarkStart w:id="24" w:name="X329dd3edde2a4556c42660fa06705942ed849c0"/>
     <w:p>
       <w:pPr>
         <w:pStyle w:val="Heading2"/>
       </w:pPr>
       <w:r>
-        <w:t xml:space="preserve">E os fatos? Funcionam, sim</w:t>
+        <w:t xml:space="preserve">A mentira que te contaram: “fato não muda petista”</w:t>
       </w:r>
     </w:p>
     <w:p>
@@ -1029,17 +1056,33 @@
         <w:pStyle w:val="FirstParagraph"/>
       </w:pPr>
       <w:r>
-        <w:t xml:space="preserve">Durante anos se falou no “efeito tiro pela culatra”: mostrar um dado faria a pessoa acreditar ainda mais no contrário. Uma pesquisa grande, com mais de 10 mil pessoas e 52 temas, procurou esse efeito e</w:t>
-      </w:r>
-      <w:r>
-        <w:t xml:space="preserve"> </w:t>
-      </w:r>
-      <w:r>
-        <w:rPr>
-          <w:bCs/>
-          <w:b/>
-        </w:rPr>
-        <w:t xml:space="preserve">quase não encontrou</w:t>
+        <w:t xml:space="preserve">Inventaram que mostrar um dado faz o militante ficar ainda mais fanático. Uma pesquisa com</w:t>
+      </w:r>
+      <w:r>
+        <w:t xml:space="preserve"> </w:t>
+      </w:r>
+      <w:r>
+        <w:rPr>
+          <w:bCs/>
+          <w:b/>
+        </w:rPr>
+        <w:t xml:space="preserve">mais de 10 mil pessoas e 52 temas</w:t>
+      </w:r>
+      <w:r>
+        <w:t xml:space="preserve"> </w:t>
+      </w:r>
+      <w:r>
+        <w:t xml:space="preserve">foi atrás disso e</w:t>
+      </w:r>
+      <w:r>
+        <w:t xml:space="preserve"> </w:t>
+      </w:r>
+      <w:r>
+        <w:rPr>
+          <w:bCs/>
+          <w:b/>
+        </w:rPr>
+        <w:t xml:space="preserve">quase não achou nada</w:t>
       </w:r>
       <w:r>
         <w:t xml:space="preserve">.</w:t>
@@ -1054,13 +1097,13 @@
           <w:bCs/>
           <w:b/>
         </w:rPr>
-        <w:t xml:space="preserve">O que ela achou:</w:t>
-      </w:r>
-      <w:r>
-        <w:t xml:space="preserve"> </w:t>
-      </w:r>
-      <w:r>
-        <w:t xml:space="preserve">na média, quando a pessoa recebe a correção com fonte, ela se move</w:t>
+        <w:t xml:space="preserve">A verdade:</w:t>
+      </w:r>
+      <w:r>
+        <w:t xml:space="preserve"> </w:t>
+      </w:r>
+      <w:r>
+        <w:t xml:space="preserve">quando a pessoa recebe o dado com fonte, ela anda</w:t>
       </w:r>
       <w:r>
         <w:t xml:space="preserve"> </w:t>
@@ -1073,16 +1116,16 @@
         <w:t xml:space="preserve">na direção do fato</w:t>
       </w:r>
       <w:r>
-        <w:t xml:space="preserve">, mesmo quando o fato contraria o político dela.</w:t>
-      </w:r>
-    </w:p>
-    <w:bookmarkStart w:id="23" w:name="o-que-isso-quer-dizer-para-você"/>
+        <w:t xml:space="preserve">, mesmo quando o fato bate de frente no político dela.</w:t>
+      </w:r>
+    </w:p>
+    <w:bookmarkStart w:id="23" w:name="a-fórmula-do-xeque-mate"/>
     <w:p>
       <w:pPr>
         <w:pStyle w:val="Heading3"/>
       </w:pPr>
       <w:r>
-        <w:t xml:space="preserve">O que isso quer dizer para você</w:t>
+        <w:t xml:space="preserve">A fórmula do xeque-mate</w:t>
       </w:r>
     </w:p>
     <w:p>
@@ -1098,10 +1141,13 @@
           <w:bCs/>
           <w:b/>
         </w:rPr>
-        <w:t xml:space="preserve">Fato funciona</w:t>
-      </w:r>
-      <w:r>
-        <w:t xml:space="preserve">, desde que venha com fonte e sem deboche</w:t>
+        <w:t xml:space="preserve">Pergunta:</w:t>
+      </w:r>
+      <w:r>
+        <w:t xml:space="preserve"> </w:t>
+      </w:r>
+      <w:r>
+        <w:t xml:space="preserve">ele fala e se expõe</w:t>
       </w:r>
     </w:p>
     <w:p>
@@ -1117,10 +1163,13 @@
           <w:bCs/>
           <w:b/>
         </w:rPr>
-        <w:t xml:space="preserve">História funciona</w:t>
-      </w:r>
-      <w:r>
-        <w:t xml:space="preserve">, porque abre a porta para o fato entrar</w:t>
+        <w:t xml:space="preserve">História:</w:t>
+      </w:r>
+      <w:r>
+        <w:t xml:space="preserve"> </w:t>
+      </w:r>
+      <w:r>
+        <w:t xml:space="preserve">a sua, que ninguém pode contestar</w:t>
       </w:r>
     </w:p>
     <w:p>
@@ -1136,13 +1185,13 @@
           <w:bCs/>
           <w:b/>
         </w:rPr>
-        <w:t xml:space="preserve">Humilhação não funciona.</w:t>
-      </w:r>
-      <w:r>
-        <w:t xml:space="preserve"> </w:t>
-      </w:r>
-      <w:r>
-        <w:t xml:space="preserve">Ela transforma conversa em briga de time</w:t>
+        <w:t xml:space="preserve">Dado com fonte:</w:t>
+      </w:r>
+      <w:r>
+        <w:t xml:space="preserve"> </w:t>
+      </w:r>
+      <w:r>
+        <w:t xml:space="preserve">o golpe final</w:t>
       </w:r>
     </w:p>
     <w:p>
@@ -1150,7 +1199,22 @@
         <w:pStyle w:val="FirstParagraph"/>
       </w:pPr>
       <w:r>
-        <w:t xml:space="preserve">Daqui em diante, cada conversa tem 3 partes: pergunta, história e 1 dado com fonte.</w:t>
+        <w:t xml:space="preserve">FATO</w:t>
+      </w:r>
+      <w:r>
+        <w:t xml:space="preserve">Número oficial</w:t>
+      </w:r>
+      <w:r>
+        <w:t xml:space="preserve"> </w:t>
+      </w:r>
+      <w:r>
+        <w:rPr>
+          <w:highlight w:val="yellow"/>
+        </w:rPr>
+        <w:t xml:space="preserve">não tem lado</w:t>
+      </w:r>
+      <w:r>
+        <w:t xml:space="preserve">. Narrativa tem.</w:t>
       </w:r>
     </w:p>
     <w:bookmarkEnd w:id="23"/>
@@ -1167,16 +1231,16 @@
         <w:pStyle w:val="FirstParagraph"/>
       </w:pPr>
       <w:r>
-        <w:t xml:space="preserve">Regras de ouro</w:t>
-      </w:r>
-    </w:p>
-    <w:bookmarkStart w:id="25" w:name="regras-para-não-perder-a-conversa"/>
+        <w:t xml:space="preserve">Decore</w:t>
+      </w:r>
+    </w:p>
+    <w:bookmarkStart w:id="25" w:name="X0b48ec2b918131f110edf6d120b1219a5730028"/>
     <w:p>
       <w:pPr>
         <w:pStyle w:val="Heading1"/>
       </w:pPr>
       <w:r>
-        <w:t xml:space="preserve">10 regras para não perder a conversa</w:t>
+        <w:t xml:space="preserve">As 10 leis do patriota que vence o debate</w:t>
       </w:r>
     </w:p>
     <w:p>
@@ -1192,13 +1256,13 @@
           <w:bCs/>
           <w:b/>
         </w:rPr>
-        <w:t xml:space="preserve">Converse no privado.</w:t>
-      </w:r>
-      <w:r>
-        <w:t xml:space="preserve"> </w:t>
-      </w:r>
-      <w:r>
-        <w:t xml:space="preserve">No grupo, ninguém recua na frente da plateia</w:t>
+        <w:t xml:space="preserve">Pegue ele sozinho.</w:t>
+      </w:r>
+      <w:r>
+        <w:t xml:space="preserve"> </w:t>
+      </w:r>
+      <w:r>
+        <w:t xml:space="preserve">No grupo, o petista tem plateia e torcida</w:t>
       </w:r>
     </w:p>
     <w:p>
@@ -1214,13 +1278,13 @@
           <w:bCs/>
           <w:b/>
         </w:rPr>
-        <w:t xml:space="preserve">Pergunte antes de afirmar.</w:t>
-      </w:r>
-      <w:r>
-        <w:t xml:space="preserve"> </w:t>
-      </w:r>
-      <w:r>
-        <w:t xml:space="preserve">“O que te preocupa hoje?”</w:t>
+        <w:t xml:space="preserve">Deixe ele falar primeiro.</w:t>
+      </w:r>
+      <w:r>
+        <w:t xml:space="preserve"> </w:t>
+      </w:r>
+      <w:r>
+        <w:t xml:space="preserve">Quem fala primeiro mostra as cartas</w:t>
       </w:r>
     </w:p>
     <w:p>
@@ -1236,13 +1300,13 @@
           <w:bCs/>
           <w:b/>
         </w:rPr>
-        <w:t xml:space="preserve">Concorde com o que for verdade.</w:t>
-      </w:r>
-      <w:r>
-        <w:t xml:space="preserve"> </w:t>
-      </w:r>
-      <w:r>
-        <w:t xml:space="preserve">Ganha confiança para o resto</w:t>
+        <w:t xml:space="preserve">Concorde no detalhe, vença no principal.</w:t>
+      </w:r>
+      <w:r>
+        <w:t xml:space="preserve"> </w:t>
+      </w:r>
+      <w:r>
+        <w:t xml:space="preserve">Ele baixa a guarda</w:t>
       </w:r>
     </w:p>
     <w:p>
@@ -1258,13 +1322,13 @@
           <w:bCs/>
           <w:b/>
         </w:rPr>
-        <w:t xml:space="preserve">Um dado por vez.</w:t>
-      </w:r>
-      <w:r>
-        <w:t xml:space="preserve"> </w:t>
-      </w:r>
-      <w:r>
-        <w:t xml:space="preserve">Vinte links não são lidos; um é</w:t>
+        <w:t xml:space="preserve">Um tiro por vez.</w:t>
+      </w:r>
+      <w:r>
+        <w:t xml:space="preserve"> </w:t>
+      </w:r>
+      <w:r>
+        <w:t xml:space="preserve">Um dado certeiro vale mais que vinte links</w:t>
       </w:r>
     </w:p>
     <w:p>
@@ -1280,13 +1344,13 @@
           <w:bCs/>
           <w:b/>
         </w:rPr>
-        <w:t xml:space="preserve">Sempre com fonte.</w:t>
-      </w:r>
-      <w:r>
-        <w:t xml:space="preserve"> </w:t>
-      </w:r>
-      <w:r>
-        <w:t xml:space="preserve">E de preferência a oficial</w:t>
+        <w:t xml:space="preserve">Sempre com fonte oficial.</w:t>
+      </w:r>
+      <w:r>
+        <w:t xml:space="preserve"> </w:t>
+      </w:r>
+      <w:r>
+        <w:t xml:space="preserve">Banco Central, IBGE, Receita</w:t>
       </w:r>
     </w:p>
     <w:p>
@@ -1302,7 +1366,7 @@
           <w:bCs/>
           <w:b/>
         </w:rPr>
-        <w:t xml:space="preserve">Fale do bolso, não do partido.</w:t>
+        <w:t xml:space="preserve">Bata no bolso, não no partido.</w:t>
       </w:r>
       <w:r>
         <w:t xml:space="preserve"> </w:t>
@@ -1324,13 +1388,13 @@
           <w:bCs/>
           <w:b/>
         </w:rPr>
-        <w:t xml:space="preserve">Conte a sua história.</w:t>
-      </w:r>
-      <w:r>
-        <w:t xml:space="preserve"> </w:t>
-      </w:r>
-      <w:r>
-        <w:t xml:space="preserve">Ninguém discute o que você viveu</w:t>
+        <w:t xml:space="preserve">Use a sua história.</w:t>
+      </w:r>
+      <w:r>
+        <w:t xml:space="preserve"> </w:t>
+      </w:r>
+      <w:r>
+        <w:t xml:space="preserve">Contra o que você viveu, não existe narrativa</w:t>
       </w:r>
     </w:p>
     <w:p>
@@ -1346,13 +1410,13 @@
           <w:bCs/>
           <w:b/>
         </w:rPr>
-        <w:t xml:space="preserve">Separe a pessoa do político.</w:t>
-      </w:r>
-      <w:r>
-        <w:t xml:space="preserve"> </w:t>
-      </w:r>
-      <w:r>
-        <w:t xml:space="preserve">Ele não é o Lula</w:t>
+        <w:t xml:space="preserve">Ataque o governo, não a pessoa.</w:t>
+      </w:r>
+      <w:r>
+        <w:t xml:space="preserve"> </w:t>
+      </w:r>
+      <w:r>
+        <w:t xml:space="preserve">O alvo é o Lula, não o seu tio</w:t>
       </w:r>
     </w:p>
     <w:p>
@@ -1368,13 +1432,13 @@
           <w:bCs/>
           <w:b/>
         </w:rPr>
-        <w:t xml:space="preserve">Saia antes de esquentar.</w:t>
-      </w:r>
-      <w:r>
-        <w:t xml:space="preserve"> </w:t>
-      </w:r>
-      <w:r>
-        <w:t xml:space="preserve">Conversa boa termina com vontade de outra</w:t>
+        <w:t xml:space="preserve">Saia por cima.</w:t>
+      </w:r>
+      <w:r>
+        <w:t xml:space="preserve"> </w:t>
+      </w:r>
+      <w:r>
+        <w:t xml:space="preserve">Dê o golpe e mude de assunto</w:t>
       </w:r>
     </w:p>
     <w:p>
@@ -1390,13 +1454,13 @@
           <w:bCs/>
           <w:b/>
         </w:rPr>
-        <w:t xml:space="preserve">Não precisa ganhar hoje.</w:t>
-      </w:r>
-      <w:r>
-        <w:t xml:space="preserve"> </w:t>
-      </w:r>
-      <w:r>
-        <w:t xml:space="preserve">Plante a dúvida e espere</w:t>
+        <w:t xml:space="preserve">Volte na semana seguinte.</w:t>
+      </w:r>
+      <w:r>
+        <w:t xml:space="preserve"> </w:t>
+      </w:r>
+      <w:r>
+        <w:t xml:space="preserve">A dúvida trabalha por você</w:t>
       </w:r>
     </w:p>
     <w:bookmarkEnd w:id="25"/>
@@ -1412,25 +1476,25 @@
         <w:pStyle w:val="FirstParagraph"/>
       </w:pPr>
       <w:r>
-        <w:t xml:space="preserve">Lista vermelha</w:t>
-      </w:r>
-    </w:p>
-    <w:bookmarkStart w:id="28" w:name="o-que-faz-o-petista-fechar-a-porta"/>
+        <w:t xml:space="preserve">Gol contra</w:t>
+      </w:r>
+    </w:p>
+    <w:bookmarkStart w:id="28" w:name="erros-que-entregam-a-vitória-ao-pt"/>
     <w:p>
       <w:pPr>
         <w:pStyle w:val="Heading1"/>
       </w:pPr>
       <w:r>
-        <w:t xml:space="preserve">O que faz o petista fechar a porta</w:t>
-      </w:r>
-    </w:p>
-    <w:bookmarkStart w:id="26" w:name="nunca"/>
+        <w:t xml:space="preserve">6 erros que entregam a vitória ao PT</w:t>
+      </w:r>
+    </w:p>
+    <w:bookmarkStart w:id="26" w:name="presente-para-o-petista"/>
     <w:p>
       <w:pPr>
         <w:pStyle w:val="Heading3"/>
       </w:pPr>
       <w:r>
-        <w:t xml:space="preserve">Nunca</w:t>
+        <w:t xml:space="preserve">Presente para o petista</w:t>
       </w:r>
     </w:p>
     <w:p>
@@ -1442,7 +1506,7 @@
         <w:pStyle w:val="Compact"/>
       </w:pPr>
       <w:r>
-        <w:t xml:space="preserve">Chamar de “petralha”, “gado” ou “burro”</w:t>
+        <w:t xml:space="preserve">Xingar: ele vira vítima e você vira o “radical”</w:t>
       </w:r>
     </w:p>
     <w:p>
@@ -1454,7 +1518,7 @@
         <w:pStyle w:val="Compact"/>
       </w:pPr>
       <w:r>
-        <w:t xml:space="preserve">Expor no grupo da família</w:t>
+        <w:t xml:space="preserve">Brigar no grupo: a turma dele vem defender</w:t>
       </w:r>
     </w:p>
     <w:p>
@@ -1466,7 +1530,7 @@
         <w:pStyle w:val="Compact"/>
       </w:pPr>
       <w:r>
-        <w:t xml:space="preserve">Mandar textão ou vídeo de 40 minutos</w:t>
+        <w:t xml:space="preserve">Textão e vídeo de 40 minutos: ninguém lê</w:t>
       </w:r>
     </w:p>
     <w:p>
@@ -1478,7 +1542,7 @@
         <w:pStyle w:val="Compact"/>
       </w:pPr>
       <w:r>
-        <w:t xml:space="preserve">Mandar print sem fonte ou notícia que você não leu</w:t>
+        <w:t xml:space="preserve">Print sem fonte: ele desmonta em 10 segundos</w:t>
       </w:r>
     </w:p>
     <w:p>
@@ -1490,7 +1554,7 @@
         <w:pStyle w:val="Compact"/>
       </w:pPr>
       <w:r>
-        <w:t xml:space="preserve">Repetir boato. Uma notícia falsa derruba as 19 verdadeiras</w:t>
+        <w:t xml:space="preserve">Boato: uma mentira derruba as 19 verdades</w:t>
       </w:r>
     </w:p>
     <w:p>
@@ -1502,17 +1566,17 @@
         <w:pStyle w:val="Compact"/>
       </w:pPr>
       <w:r>
-        <w:t xml:space="preserve">Falar mal da família ou da fé dele</w:t>
+        <w:t xml:space="preserve">Falar mal da fé ou da família dele</w:t>
       </w:r>
     </w:p>
     <w:bookmarkEnd w:id="26"/>
-    <w:bookmarkStart w:id="27" w:name="sempre"/>
+    <w:bookmarkStart w:id="27" w:name="o-que-vence"/>
     <w:p>
       <w:pPr>
         <w:pStyle w:val="Heading3"/>
       </w:pPr>
       <w:r>
-        <w:t xml:space="preserve">Sempre</w:t>
+        <w:t xml:space="preserve">O que vence</w:t>
       </w:r>
     </w:p>
     <w:p>
@@ -1524,7 +1588,7 @@
         <w:pStyle w:val="Compact"/>
       </w:pPr>
       <w:r>
-        <w:t xml:space="preserve">Chamar pelo nome, com respeito</w:t>
+        <w:t xml:space="preserve">Pergunta que deixa ele sem saída</w:t>
       </w:r>
     </w:p>
     <w:p>
@@ -1536,7 +1600,7 @@
         <w:pStyle w:val="Compact"/>
       </w:pPr>
       <w:r>
-        <w:t xml:space="preserve">Conversar a sós, olho no olho</w:t>
+        <w:t xml:space="preserve">Conversa a sós, olho no olho</w:t>
       </w:r>
     </w:p>
     <w:p>
@@ -1548,7 +1612,7 @@
         <w:pStyle w:val="Compact"/>
       </w:pPr>
       <w:r>
-        <w:t xml:space="preserve">Mandar 1 link curto, com veículo e data</w:t>
+        <w:t xml:space="preserve">1 link, com veículo e data</w:t>
       </w:r>
     </w:p>
     <w:p>
@@ -1560,7 +1624,7 @@
         <w:pStyle w:val="Compact"/>
       </w:pPr>
       <w:r>
-        <w:t xml:space="preserve">Conferir antes de mandar</w:t>
+        <w:t xml:space="preserve">Número conferido duas vezes</w:t>
       </w:r>
     </w:p>
     <w:p>
@@ -1572,7 +1636,7 @@
         <w:pStyle w:val="Compact"/>
       </w:pPr>
       <w:r>
-        <w:t xml:space="preserve">Admitir quando ele tiver razão</w:t>
+        <w:t xml:space="preserve">Concordar no detalhe para vencer no principal</w:t>
       </w:r>
     </w:p>
     <w:p>
@@ -1584,7 +1648,7 @@
         <w:pStyle w:val="Compact"/>
       </w:pPr>
       <w:r>
-        <w:t xml:space="preserve">Terminar a conversa em paz</w:t>
+        <w:t xml:space="preserve">Sair por cima, com a última palavra</w:t>
       </w:r>
     </w:p>
     <w:bookmarkEnd w:id="27"/>
@@ -1597,21 +1661,21 @@
           <w:bCs/>
           <w:b/>
         </w:rPr>
-        <w:t xml:space="preserve">Sua credibilidade é o seu patrimônio.</w:t>
-      </w:r>
-      <w:r>
-        <w:t xml:space="preserve"> </w:t>
-      </w:r>
-      <w:r>
-        <w:t xml:space="preserve">Se você errar um dado, ele vai lembrar disso por anos. Confira tudo.</w:t>
-      </w:r>
-    </w:p>
-    <w:p>
-      <w:pPr>
-        <w:pStyle w:val="BodyText"/>
-      </w:pPr>
-      <w:r>
-        <w:t xml:space="preserve">Quem humilha ganha a discussão e perde a pessoa.</w:t>
+        <w:t xml:space="preserve">Dado errado é munição para o inimigo.</w:t>
+      </w:r>
+      <w:r>
+        <w:t xml:space="preserve"> </w:t>
+      </w:r>
+      <w:r>
+        <w:t xml:space="preserve">Se você errar um número, ele vai jogar isso na sua cara por anos. Confira tudo.</w:t>
+      </w:r>
+    </w:p>
+    <w:p>
+      <w:pPr>
+        <w:pStyle w:val="BodyText"/>
+      </w:pPr>
+      <w:r>
+        <w:t xml:space="preserve">Quem perde a calma perde o debate.</w:t>
       </w:r>
     </w:p>
     <w:bookmarkEnd w:id="28"/>
@@ -1627,16 +1691,16 @@
         <w:pStyle w:val="FirstParagraph"/>
       </w:pPr>
       <w:r>
-        <w:t xml:space="preserve">Perfis</w:t>
-      </w:r>
-    </w:p>
-    <w:bookmarkStart w:id="29" w:name="nem-todo-petista-é-igual"/>
+        <w:t xml:space="preserve">Raio-x</w:t>
+      </w:r>
+    </w:p>
+    <w:bookmarkStart w:id="29" w:name="X51d7a07693b371e93c8955c6e63692b1650f7e6"/>
     <w:p>
       <w:pPr>
         <w:pStyle w:val="Heading1"/>
       </w:pPr>
       <w:r>
-        <w:t xml:space="preserve">Nem todo petista é igual</w:t>
+        <w:t xml:space="preserve">Os 5 tipos de petista (e o ponto fraco de cada um)</w:t>
       </w:r>
     </w:p>
     <w:tbl>
@@ -1660,31 +1724,31 @@
               <w:jc w:val="left"/>
             </w:pPr>
             <w:r>
-              <w:t xml:space="preserve">Perfil</w:t>
-            </w:r>
-          </w:p>
-        </w:tc>
-        <w:tc>
-          <w:tcPr/>
-          <w:p>
-            <w:pPr>
-              <w:pStyle w:val="Compact"/>
-              <w:jc w:val="left"/>
-            </w:pPr>
-            <w:r>
-              <w:t xml:space="preserve">O que ele valoriza</w:t>
-            </w:r>
-          </w:p>
-        </w:tc>
-        <w:tc>
-          <w:tcPr/>
-          <w:p>
-            <w:pPr>
-              <w:pStyle w:val="Compact"/>
-              <w:jc w:val="left"/>
-            </w:pPr>
-            <w:r>
-              <w:t xml:space="preserve">Por onde começar</w:t>
+              <w:t xml:space="preserve">Tipo</w:t>
+            </w:r>
+          </w:p>
+        </w:tc>
+        <w:tc>
+          <w:tcPr/>
+          <w:p>
+            <w:pPr>
+              <w:pStyle w:val="Compact"/>
+              <w:jc w:val="left"/>
+            </w:pPr>
+            <w:r>
+              <w:t xml:space="preserve">Ponto fraco</w:t>
+            </w:r>
+          </w:p>
+        </w:tc>
+        <w:tc>
+          <w:tcPr/>
+          <w:p>
+            <w:pPr>
+              <w:pStyle w:val="Compact"/>
+              <w:jc w:val="left"/>
+            </w:pPr>
+            <w:r>
+              <w:t xml:space="preserve">Onde bater</w:t>
             </w:r>
           </w:p>
         </w:tc>
@@ -1702,37 +1766,34 @@
                 <w:bCs/>
                 <w:b/>
               </w:rPr>
-              <w:t xml:space="preserve">O pai ou avô</w:t>
-            </w:r>
-            <w:r>
-              <w:t xml:space="preserve"> </w:t>
-            </w:r>
-            <w:r>
-              <w:t xml:space="preserve">que lembra dos anos 2000</w:t>
-            </w:r>
-          </w:p>
-        </w:tc>
-        <w:tc>
-          <w:tcPr/>
-          <w:p>
-            <w:pPr>
-              <w:pStyle w:val="Compact"/>
-              <w:jc w:val="left"/>
-            </w:pPr>
-            <w:r>
-              <w:t xml:space="preserve">Estabilidade, emprego, a família</w:t>
-            </w:r>
-          </w:p>
-        </w:tc>
-        <w:tc>
-          <w:tcPr/>
-          <w:p>
-            <w:pPr>
-              <w:pStyle w:val="Compact"/>
-              <w:jc w:val="left"/>
-            </w:pPr>
-            <w:r>
-              <w:t xml:space="preserve">O preço das coisas e a dívida que vai sobrar para os netos</w:t>
+              <w:t xml:space="preserve">O saudosista</w:t>
+            </w:r>
+            <w:r>
+              <w:t xml:space="preserve">, pai ou avô que vive nos anos 2000</w:t>
+            </w:r>
+          </w:p>
+        </w:tc>
+        <w:tc>
+          <w:tcPr/>
+          <w:p>
+            <w:pPr>
+              <w:pStyle w:val="Compact"/>
+              <w:jc w:val="left"/>
+            </w:pPr>
+            <w:r>
+              <w:t xml:space="preserve">O neto</w:t>
+            </w:r>
+          </w:p>
+        </w:tc>
+        <w:tc>
+          <w:tcPr/>
+          <w:p>
+            <w:pPr>
+              <w:pStyle w:val="Compact"/>
+              <w:jc w:val="left"/>
+            </w:pPr>
+            <w:r>
+              <w:t xml:space="preserve">A dívida de R$ 11 trilhões que vai cair no colo dos netos</w:t>
             </w:r>
           </w:p>
         </w:tc>
@@ -1750,31 +1811,31 @@
                 <w:bCs/>
                 <w:b/>
               </w:rPr>
-              <w:t xml:space="preserve">O jovem universitário</w:t>
-            </w:r>
-          </w:p>
-        </w:tc>
-        <w:tc>
-          <w:tcPr/>
-          <w:p>
-            <w:pPr>
-              <w:pStyle w:val="Compact"/>
-              <w:jc w:val="left"/>
-            </w:pPr>
-            <w:r>
-              <w:t xml:space="preserve">Justiça social, futuro, ser ouvido</w:t>
-            </w:r>
-          </w:p>
-        </w:tc>
-        <w:tc>
-          <w:tcPr/>
-          <w:p>
-            <w:pPr>
-              <w:pStyle w:val="Compact"/>
-              <w:jc w:val="left"/>
-            </w:pPr>
-            <w:r>
-              <w:t xml:space="preserve">Perguntas. Depois, Venezuela e Argentina com números</w:t>
+              <w:t xml:space="preserve">O universitário lacrador</w:t>
+            </w:r>
+          </w:p>
+        </w:tc>
+        <w:tc>
+          <w:tcPr/>
+          <w:p>
+            <w:pPr>
+              <w:pStyle w:val="Compact"/>
+              <w:jc w:val="left"/>
+            </w:pPr>
+            <w:r>
+              <w:t xml:space="preserve">Nunca pagou boleto</w:t>
+            </w:r>
+          </w:p>
+        </w:tc>
+        <w:tc>
+          <w:tcPr/>
+          <w:p>
+            <w:pPr>
+              <w:pStyle w:val="Compact"/>
+              <w:jc w:val="left"/>
+            </w:pPr>
+            <w:r>
+              <w:t xml:space="preserve">Venezuela e Argentina com número. Pergunte onde ele quer morar</w:t>
             </w:r>
           </w:p>
         </w:tc>
@@ -1804,19 +1865,19 @@
               <w:jc w:val="left"/>
             </w:pPr>
             <w:r>
-              <w:t xml:space="preserve">Segurança, carreira</w:t>
-            </w:r>
-          </w:p>
-        </w:tc>
-        <w:tc>
-          <w:tcPr/>
-          <w:p>
-            <w:pPr>
-              <w:pStyle w:val="Compact"/>
-              <w:jc w:val="left"/>
-            </w:pPr>
-            <w:r>
-              <w:t xml:space="preserve">A dívida em 82,9% do PIB e o ajuste que vem aí</w:t>
+              <w:t xml:space="preserve">Medo do ajuste</w:t>
+            </w:r>
+          </w:p>
+        </w:tc>
+        <w:tc>
+          <w:tcPr/>
+          <w:p>
+            <w:pPr>
+              <w:pStyle w:val="Compact"/>
+              <w:jc w:val="left"/>
+            </w:pPr>
+            <w:r>
+              <w:t xml:space="preserve">Dívida em 82,9% do PIB e o ajuste que o próprio Senado diz ser inevitável</w:t>
             </w:r>
           </w:p>
         </w:tc>
@@ -1834,31 +1895,31 @@
                 <w:bCs/>
                 <w:b/>
               </w:rPr>
-              <w:t xml:space="preserve">Quem recebe programa social</w:t>
-            </w:r>
-          </w:p>
-        </w:tc>
-        <w:tc>
-          <w:tcPr/>
-          <w:p>
-            <w:pPr>
-              <w:pStyle w:val="Compact"/>
-              <w:jc w:val="left"/>
-            </w:pPr>
-            <w:r>
-              <w:t xml:space="preserve">Não perder o que tem</w:t>
-            </w:r>
-          </w:p>
-        </w:tc>
-        <w:tc>
-          <w:tcPr/>
-          <w:p>
-            <w:pPr>
-              <w:pStyle w:val="Compact"/>
-              <w:jc w:val="left"/>
-            </w:pPr>
-            <w:r>
-              <w:t xml:space="preserve">Nunca ameace o benefício. Fale do imposto escondido no preço</w:t>
+              <w:t xml:space="preserve">O dependente do governo</w:t>
+            </w:r>
+          </w:p>
+        </w:tc>
+        <w:tc>
+          <w:tcPr/>
+          <w:p>
+            <w:pPr>
+              <w:pStyle w:val="Compact"/>
+              <w:jc w:val="left"/>
+            </w:pPr>
+            <w:r>
+              <w:t xml:space="preserve">Preço do mercado</w:t>
+            </w:r>
+          </w:p>
+        </w:tc>
+        <w:tc>
+          <w:tcPr/>
+          <w:p>
+            <w:pPr>
+              <w:pStyle w:val="Compact"/>
+              <w:jc w:val="left"/>
+            </w:pPr>
+            <w:r>
+              <w:t xml:space="preserve">O imposto escondido no arroz, na luz e no gás. Nunca ameace o benefício dele</w:t>
             </w:r>
           </w:p>
         </w:tc>
@@ -1876,34 +1937,31 @@
                 <w:bCs/>
                 <w:b/>
               </w:rPr>
-              <w:t xml:space="preserve">O “voto contra”</w:t>
-            </w:r>
-            <w:r>
-              <w:t xml:space="preserve">: votou Lula contra Bolsonaro</w:t>
-            </w:r>
-          </w:p>
-        </w:tc>
-        <w:tc>
-          <w:tcPr/>
-          <w:p>
-            <w:pPr>
-              <w:pStyle w:val="Compact"/>
-              <w:jc w:val="left"/>
-            </w:pPr>
-            <w:r>
-              <w:t xml:space="preserve">Não ser do “outro time”</w:t>
-            </w:r>
-          </w:p>
-        </w:tc>
-        <w:tc>
-          <w:tcPr/>
-          <w:p>
-            <w:pPr>
-              <w:pStyle w:val="Compact"/>
-              <w:jc w:val="left"/>
-            </w:pPr>
-            <w:r>
-              <w:t xml:space="preserve">Esqueça nomes. Fale só de imposto, dívida e liberdade</w:t>
+              <w:t xml:space="preserve">O “votei contra o outro”</w:t>
+            </w:r>
+          </w:p>
+        </w:tc>
+        <w:tc>
+          <w:tcPr/>
+          <w:p>
+            <w:pPr>
+              <w:pStyle w:val="Compact"/>
+              <w:jc w:val="left"/>
+            </w:pPr>
+            <w:r>
+              <w:t xml:space="preserve">Não é petista de verdade</w:t>
+            </w:r>
+          </w:p>
+        </w:tc>
+        <w:tc>
+          <w:tcPr/>
+          <w:p>
+            <w:pPr>
+              <w:pStyle w:val="Compact"/>
+              <w:jc w:val="left"/>
+            </w:pPr>
+            <w:r>
+              <w:t xml:space="preserve">Esqueça nomes. Só imposto, dívida e liberdade. Esse vira mais rápido</w:t>
             </w:r>
           </w:p>
         </w:tc>
@@ -1914,7 +1972,7 @@
         <w:pStyle w:val="BodyText"/>
       </w:pPr>
       <w:r>
-        <w:t xml:space="preserve">Escreva o nome de 3 pessoas que você quer alcançar e o perfil de cada uma. Este guia vai ter um roteiro para cada.</w:t>
+        <w:t xml:space="preserve">Escreva agora o nome de 3 alvos e o tipo de cada um. A Parte 4 tem roteiro para todos.</w:t>
       </w:r>
     </w:p>
     <w:bookmarkEnd w:id="29"/>
@@ -1938,15 +1996,15 @@
         <w:pStyle w:val="BodyText"/>
       </w:pPr>
       <w:r>
-        <w:t xml:space="preserve">O método em 5 passos</w:t>
-      </w:r>
-    </w:p>
-    <w:p>
-      <w:pPr>
-        <w:pStyle w:val="BodyText"/>
-      </w:pPr>
-      <w:r>
-        <w:t xml:space="preserve">Perguntar, escutar, contar, mostrar e deixar a porta aberta. A conversa que planta a dúvida.</w:t>
+        <w:t xml:space="preserve">Xeque-mate em 5 jogadas</w:t>
+      </w:r>
+    </w:p>
+    <w:p>
+      <w:pPr>
+        <w:pStyle w:val="BodyText"/>
+      </w:pPr>
+      <w:r>
+        <w:t xml:space="preserve">Pergunte, escute, conte, ataque com o dado e saia por cima. O petista fica sem resposta.</w:t>
       </w:r>
     </w:p>
     <w:p>
@@ -1961,16 +2019,16 @@
         <w:pStyle w:val="FirstParagraph"/>
       </w:pPr>
       <w:r>
-        <w:t xml:space="preserve">O método</w:t>
-      </w:r>
-    </w:p>
-    <w:bookmarkStart w:id="30" w:name="os-5-passos-em-1-página"/>
+        <w:t xml:space="preserve">O plano de ataque</w:t>
+      </w:r>
+    </w:p>
+    <w:bookmarkStart w:id="30" w:name="as-5-jogadas-em-1-página"/>
     <w:p>
       <w:pPr>
         <w:pStyle w:val="Heading1"/>
       </w:pPr>
       <w:r>
-        <w:t xml:space="preserve">Os 5 passos em 1 página</w:t>
+        <w:t xml:space="preserve">As 5 jogadas em 1 página</w:t>
       </w:r>
     </w:p>
     <w:tbl>
@@ -1994,7 +2052,7 @@
               <w:jc w:val="left"/>
             </w:pPr>
             <w:r>
-              <w:t xml:space="preserve">Passo</w:t>
+              <w:t xml:space="preserve">Jogada</w:t>
             </w:r>
           </w:p>
         </w:tc>
@@ -2018,7 +2076,7 @@
               <w:jc w:val="left"/>
             </w:pPr>
             <w:r>
-              <w:t xml:space="preserve">Frase de exemplo</w:t>
+              <w:t xml:space="preserve">Frase</w:t>
             </w:r>
           </w:p>
         </w:tc>
@@ -2036,19 +2094,19 @@
                 <w:bCs/>
                 <w:b/>
               </w:rPr>
-              <w:t xml:space="preserve">1. Pergunte</w:t>
-            </w:r>
-          </w:p>
-        </w:tc>
-        <w:tc>
-          <w:tcPr/>
-          <w:p>
-            <w:pPr>
-              <w:pStyle w:val="Compact"/>
-              <w:jc w:val="left"/>
-            </w:pPr>
-            <w:r>
-              <w:t xml:space="preserve">Descubra o que preocupa ele</w:t>
+              <w:t xml:space="preserve">1. A isca</w:t>
+            </w:r>
+          </w:p>
+        </w:tc>
+        <w:tc>
+          <w:tcPr/>
+          <w:p>
+            <w:pPr>
+              <w:pStyle w:val="Compact"/>
+              <w:jc w:val="left"/>
+            </w:pPr>
+            <w:r>
+              <w:t xml:space="preserve">Pergunta que faz ele falar</w:t>
             </w:r>
           </w:p>
         </w:tc>
@@ -2078,31 +2136,31 @@
                 <w:bCs/>
                 <w:b/>
               </w:rPr>
-              <w:t xml:space="preserve">2. Escute e repita</w:t>
-            </w:r>
-          </w:p>
-        </w:tc>
-        <w:tc>
-          <w:tcPr/>
-          <w:p>
-            <w:pPr>
-              <w:pStyle w:val="Compact"/>
-              <w:jc w:val="left"/>
-            </w:pPr>
-            <w:r>
-              <w:t xml:space="preserve">Mostre que entendeu</w:t>
-            </w:r>
-          </w:p>
-        </w:tc>
-        <w:tc>
-          <w:tcPr/>
-          <w:p>
-            <w:pPr>
-              <w:pStyle w:val="Compact"/>
-              <w:jc w:val="left"/>
-            </w:pPr>
-            <w:r>
-              <w:t xml:space="preserve">“Então pra você o mais importante é…”</w:t>
+              <w:t xml:space="preserve">2. A armadilha</w:t>
+            </w:r>
+          </w:p>
+        </w:tc>
+        <w:tc>
+          <w:tcPr/>
+          <w:p>
+            <w:pPr>
+              <w:pStyle w:val="Compact"/>
+              <w:jc w:val="left"/>
+            </w:pPr>
+            <w:r>
+              <w:t xml:space="preserve">Repete as palavras dele</w:t>
+            </w:r>
+          </w:p>
+        </w:tc>
+        <w:tc>
+          <w:tcPr/>
+          <w:p>
+            <w:pPr>
+              <w:pStyle w:val="Compact"/>
+              <w:jc w:val="left"/>
+            </w:pPr>
+            <w:r>
+              <w:t xml:space="preserve">“Então pra você o importante é o pobre, certo?”</w:t>
             </w:r>
           </w:p>
         </w:tc>
@@ -2120,19 +2178,19 @@
                 <w:bCs/>
                 <w:b/>
               </w:rPr>
-              <w:t xml:space="preserve">3. Conte a sua história</w:t>
-            </w:r>
-          </w:p>
-        </w:tc>
-        <w:tc>
-          <w:tcPr/>
-          <w:p>
-            <w:pPr>
-              <w:pStyle w:val="Compact"/>
-              <w:jc w:val="left"/>
-            </w:pPr>
-            <w:r>
-              <w:t xml:space="preserve">Algo que você viveu</w:t>
+              <w:t xml:space="preserve">3. O escudo</w:t>
+            </w:r>
+          </w:p>
+        </w:tc>
+        <w:tc>
+          <w:tcPr/>
+          <w:p>
+            <w:pPr>
+              <w:pStyle w:val="Compact"/>
+              <w:jc w:val="left"/>
+            </w:pPr>
+            <w:r>
+              <w:t xml:space="preserve">Sua história, que ninguém contesta</w:t>
             </w:r>
           </w:p>
         </w:tc>
@@ -2162,31 +2220,31 @@
                 <w:bCs/>
                 <w:b/>
               </w:rPr>
-              <w:t xml:space="preserve">4. Um dado, uma fonte</w:t>
-            </w:r>
-          </w:p>
-        </w:tc>
-        <w:tc>
-          <w:tcPr/>
-          <w:p>
-            <w:pPr>
-              <w:pStyle w:val="Compact"/>
-              <w:jc w:val="left"/>
-            </w:pPr>
-            <w:r>
-              <w:t xml:space="preserve">Só um, ligado ao que ele disse</w:t>
-            </w:r>
-          </w:p>
-        </w:tc>
-        <w:tc>
-          <w:tcPr/>
-          <w:p>
-            <w:pPr>
-              <w:pStyle w:val="Compact"/>
-              <w:jc w:val="left"/>
-            </w:pPr>
-            <w:r>
-              <w:t xml:space="preserve">“Olha esse número do Banco Central”</w:t>
+              <w:t xml:space="preserve">4. O golpe</w:t>
+            </w:r>
+          </w:p>
+        </w:tc>
+        <w:tc>
+          <w:tcPr/>
+          <w:p>
+            <w:pPr>
+              <w:pStyle w:val="Compact"/>
+              <w:jc w:val="left"/>
+            </w:pPr>
+            <w:r>
+              <w:t xml:space="preserve">1 dado com fonte oficial</w:t>
+            </w:r>
+          </w:p>
+        </w:tc>
+        <w:tc>
+          <w:tcPr/>
+          <w:p>
+            <w:pPr>
+              <w:pStyle w:val="Compact"/>
+              <w:jc w:val="left"/>
+            </w:pPr>
+            <w:r>
+              <w:t xml:space="preserve">“Olha o número do Banco Central”</w:t>
             </w:r>
           </w:p>
         </w:tc>
@@ -2204,31 +2262,31 @@
                 <w:bCs/>
                 <w:b/>
               </w:rPr>
-              <w:t xml:space="preserve">5. Deixe a porta aberta</w:t>
-            </w:r>
-          </w:p>
-        </w:tc>
-        <w:tc>
-          <w:tcPr/>
-          <w:p>
-            <w:pPr>
-              <w:pStyle w:val="Compact"/>
-              <w:jc w:val="left"/>
-            </w:pPr>
-            <w:r>
-              <w:t xml:space="preserve">Termine sem vencedor</w:t>
-            </w:r>
-          </w:p>
-        </w:tc>
-        <w:tc>
-          <w:tcPr/>
-          <w:p>
-            <w:pPr>
-              <w:pStyle w:val="Compact"/>
-              <w:jc w:val="left"/>
-            </w:pPr>
-            <w:r>
-              <w:t xml:space="preserve">“Pensa nisso. Depois a gente conversa”</w:t>
+              <w:t xml:space="preserve">5. A saída por cima</w:t>
+            </w:r>
+          </w:p>
+        </w:tc>
+        <w:tc>
+          <w:tcPr/>
+          <w:p>
+            <w:pPr>
+              <w:pStyle w:val="Compact"/>
+              <w:jc w:val="left"/>
+            </w:pPr>
+            <w:r>
+              <w:t xml:space="preserve">Pergunta sem resposta e muda de assunto</w:t>
+            </w:r>
+          </w:p>
+        </w:tc>
+        <w:tc>
+          <w:tcPr/>
+          <w:p>
+            <w:pPr>
+              <w:pStyle w:val="Compact"/>
+              <w:jc w:val="left"/>
+            </w:pPr>
+            <w:r>
+              <w:t xml:space="preserve">“Pensa nisso. Passa a farofa?”</w:t>
             </w:r>
           </w:p>
         </w:tc>
@@ -2239,7 +2297,7 @@
         <w:pStyle w:val="BodyText"/>
       </w:pPr>
       <w:r>
-        <w:t xml:space="preserve">Você não está num debate de TV. Está plantando uma semente.</w:t>
+        <w:t xml:space="preserve">Você não precisa gritar. Precisa deixar ele sem resposta.</w:t>
       </w:r>
     </w:p>
     <w:bookmarkEnd w:id="30"/>
@@ -2255,16 +2313,16 @@
         <w:pStyle w:val="FirstParagraph"/>
       </w:pPr>
       <w:r>
-        <w:t xml:space="preserve">Passos 1 e 2</w:t>
-      </w:r>
-    </w:p>
-    <w:bookmarkStart w:id="34" w:name="pergunte.-depois-cale-a-boca."/>
+        <w:t xml:space="preserve">Jogadas 1 e 2</w:t>
+      </w:r>
+    </w:p>
+    <w:bookmarkStart w:id="34" w:name="deixe-ele-falar.-ele-mesmo-se-enforca."/>
     <w:p>
       <w:pPr>
         <w:pStyle w:val="Heading1"/>
       </w:pPr>
       <w:r>
-        <w:t xml:space="preserve">Pergunte. Depois cale a boca.</w:t>
+        <w:t xml:space="preserve">Deixe ele falar. Ele mesmo se enforca.</w:t>
       </w:r>
     </w:p>
     <w:p>
@@ -2272,16 +2330,16 @@
         <w:pStyle w:val="FirstParagraph"/>
       </w:pPr>
       <w:r>
-        <w:t xml:space="preserve">A primeira pergunta decide a conversa. Pergunta aberta faz ele falar. Pergunta de “sim ou não” faz ele se defender.</w:t>
-      </w:r>
-    </w:p>
-    <w:bookmarkStart w:id="31" w:name="fecha-a-porta"/>
+        <w:t xml:space="preserve">Pergunta de “sim ou não” faz ele se fechar na trincheira. Pergunta aberta faz ele falar, se expor e se contradizer.</w:t>
+      </w:r>
+    </w:p>
+    <w:bookmarkStart w:id="31" w:name="ele-se-defende"/>
     <w:p>
       <w:pPr>
         <w:pStyle w:val="Heading3"/>
       </w:pPr>
       <w:r>
-        <w:t xml:space="preserve">Fecha a porta</w:t>
+        <w:t xml:space="preserve">Ele se defende</w:t>
       </w:r>
     </w:p>
     <w:p>
@@ -2321,13 +2379,13 @@
       </w:r>
     </w:p>
     <w:bookmarkEnd w:id="31"/>
-    <w:bookmarkStart w:id="32" w:name="abre-a-porta"/>
+    <w:bookmarkStart w:id="32" w:name="ele-se-expõe"/>
     <w:p>
       <w:pPr>
         <w:pStyle w:val="Heading3"/>
       </w:pPr>
       <w:r>
-        <w:t xml:space="preserve">Abre a porta</w:t>
+        <w:t xml:space="preserve">Ele se expõe</w:t>
       </w:r>
     </w:p>
     <w:p>
@@ -2351,7 +2409,7 @@
         <w:pStyle w:val="Compact"/>
       </w:pPr>
       <w:r>
-        <w:t xml:space="preserve">“O que você espera dos próximos 4 anos?”</w:t>
+        <w:t xml:space="preserve">“O que você espera para os próximos 4 anos?”</w:t>
       </w:r>
     </w:p>
     <w:p>
@@ -2367,13 +2425,13 @@
       </w:r>
     </w:p>
     <w:bookmarkEnd w:id="32"/>
-    <w:bookmarkStart w:id="33" w:name="escute-e-repita"/>
+    <w:bookmarkStart w:id="33" w:name="a-armadilha"/>
     <w:p>
       <w:pPr>
         <w:pStyle w:val="Heading3"/>
       </w:pPr>
       <w:r>
-        <w:t xml:space="preserve">Escute e repita</w:t>
+        <w:t xml:space="preserve">A armadilha</w:t>
       </w:r>
     </w:p>
     <w:p>
@@ -2391,31 +2449,46 @@
           <w:bCs/>
           <w:b/>
         </w:rPr>
-        <w:t xml:space="preserve">“Então você votou porque se preocupa com os mais pobres, é isso?”</w:t>
-      </w:r>
-      <w:r>
-        <w:t xml:space="preserve"> </w:t>
-      </w:r>
-      <w:r>
-        <w:t xml:space="preserve">Ele vai dizer “é isso”. Agora vocês concordam em alguma coisa, e é daí que a conversa anda.</w:t>
-      </w:r>
-    </w:p>
-    <w:p>
-      <w:pPr>
-        <w:pStyle w:val="BodyText"/>
-      </w:pPr>
-      <w:r>
-        <w:rPr>
-          <w:bCs/>
-          <w:b/>
-        </w:rPr>
-        <w:t xml:space="preserve">Regra dos 2 minutos:</w:t>
-      </w:r>
-      <w:r>
-        <w:t xml:space="preserve"> </w:t>
-      </w:r>
-      <w:r>
-        <w:t xml:space="preserve">deixe ele falar pelo menos 2 minutos antes de você dar qualquer opinião.</w:t>
+        <w:t xml:space="preserve">“Então você votou nele por causa dos pobres, é isso?”</w:t>
+      </w:r>
+      <w:r>
+        <w:t xml:space="preserve"> </w:t>
+      </w:r>
+      <w:r>
+        <w:t xml:space="preserve">Ele vai dizer “é isso”. Pronto: agora todo dado sobre o pobre endividado e o imposto no arroz é contra o governo dele,</w:t>
+      </w:r>
+      <w:r>
+        <w:t xml:space="preserve"> </w:t>
+      </w:r>
+      <w:r>
+        <w:rPr>
+          <w:bCs/>
+          <w:b/>
+        </w:rPr>
+        <w:t xml:space="preserve">pela regra que ele mesmo criou</w:t>
+      </w:r>
+      <w:r>
+        <w:t xml:space="preserve">.</w:t>
+      </w:r>
+    </w:p>
+    <w:p>
+      <w:pPr>
+        <w:pStyle w:val="BodyText"/>
+      </w:pPr>
+      <w:r>
+        <w:t xml:space="preserve">ARMADILHA</w:t>
+      </w:r>
+      <w:r>
+        <w:t xml:space="preserve">Quem define a régua</w:t>
+      </w:r>
+      <w:r>
+        <w:t xml:space="preserve"> </w:t>
+      </w:r>
+      <w:r>
+        <w:rPr>
+          <w:highlight w:val="yellow"/>
+        </w:rPr>
+        <w:t xml:space="preserve">é ele. Você só mede.</w:t>
       </w:r>
     </w:p>
     <w:bookmarkEnd w:id="33"/>
@@ -2427,13 +2500,13 @@
         </w:pict>
       </w:r>
     </w:p>
-    <w:bookmarkStart w:id="35" w:name="perguntas-que-fazem-pensar"/>
+    <w:bookmarkStart w:id="35" w:name="X26306624c3931774682ee538cf81eb6c4b71e98"/>
     <w:p>
       <w:pPr>
         <w:pStyle w:val="Heading2"/>
       </w:pPr>
       <w:r>
-        <w:t xml:space="preserve">15 perguntas que fazem pensar</w:t>
+        <w:t xml:space="preserve">15 perguntas que deixam o petista sem resposta</w:t>
       </w:r>
     </w:p>
     <w:p>
@@ -2445,7 +2518,7 @@
         <w:pStyle w:val="Compact"/>
       </w:pPr>
       <w:r>
-        <w:t xml:space="preserve">O que você mais quer para os seus filhos daqui a 4 anos?</w:t>
+        <w:t xml:space="preserve">Quem você acha que vai pagar a dívida de R$ 11 trilhões?</w:t>
       </w:r>
     </w:p>
     <w:p>
@@ -2457,7 +2530,7 @@
         <w:pStyle w:val="Compact"/>
       </w:pPr>
       <w:r>
-        <w:t xml:space="preserve">Quanto você acha que paga de imposto por mês, contando o que vem no preço?</w:t>
+        <w:t xml:space="preserve">Se o governo nunca arrecadou tanto, por que a família nunca deveu tanto?</w:t>
       </w:r>
     </w:p>
     <w:p>
@@ -2469,6 +2542,18 @@
         <w:pStyle w:val="Compact"/>
       </w:pPr>
       <w:r>
+        <w:t xml:space="preserve">Quanto você paga de imposto por mês, contando o que vem no preço?</w:t>
+      </w:r>
+    </w:p>
+    <w:p>
+      <w:pPr>
+        <w:numPr>
+          <w:ilvl w:val="0"/>
+          <w:numId w:val="1009"/>
+        </w:numPr>
+        <w:pStyle w:val="Compact"/>
+      </w:pPr>
+      <w:r>
         <w:t xml:space="preserve">O que você faria com o dinheiro se pagasse metade do imposto?</w:t>
       </w:r>
     </w:p>
@@ -2481,7 +2566,7 @@
         <w:pStyle w:val="Compact"/>
       </w:pPr>
       <w:r>
-        <w:t xml:space="preserve">Quem você acha que vai pagar a dívida de R$ 11 trilhões?</w:t>
+        <w:t xml:space="preserve">Por que quase 8 milhões de venezuelanos fugiram do socialismo?</w:t>
       </w:r>
     </w:p>
     <w:p>
@@ -2493,7 +2578,7 @@
         <w:pStyle w:val="Compact"/>
       </w:pPr>
       <w:r>
-        <w:t xml:space="preserve">Por que tanta gente está saindo da Venezuela?</w:t>
+        <w:t xml:space="preserve">Por que a Argentina saiu de 211% de inflação depois que tirou a esquerda?</w:t>
       </w:r>
     </w:p>
     <w:p>
@@ -2505,7 +2590,7 @@
         <w:pStyle w:val="Compact"/>
       </w:pPr>
       <w:r>
-        <w:t xml:space="preserve">O que mudou na Argentina depois que a inflação caiu?</w:t>
+        <w:t xml:space="preserve">Por que a Bolívia expulsou o MAS nas urnas depois de 20 anos?</w:t>
       </w:r>
     </w:p>
     <w:p>
@@ -2517,7 +2602,7 @@
         <w:pStyle w:val="Compact"/>
       </w:pPr>
       <w:r>
-        <w:t xml:space="preserve">Você confiaria seu dinheiro a quem gasta mais do que arrecada?</w:t>
+        <w:t xml:space="preserve">Se o seu patrão gastasse assim, a empresa durava um ano?</w:t>
       </w:r>
     </w:p>
     <w:p>
@@ -2529,7 +2614,7 @@
         <w:pStyle w:val="Compact"/>
       </w:pPr>
       <w:r>
-        <w:t xml:space="preserve">Qual governo você acha que mais aumentou imposto?</w:t>
+        <w:t xml:space="preserve">Qual governo mais aumentou imposto na história recente?</w:t>
       </w:r>
     </w:p>
     <w:p>
@@ -2541,7 +2626,7 @@
         <w:pStyle w:val="Compact"/>
       </w:pPr>
       <w:r>
-        <w:t xml:space="preserve">Se o seu patrão gastasse assim, a empresa durava?</w:t>
+        <w:t xml:space="preserve">Você acha justo pagar 3,5% de IOF para comprar fora?</w:t>
       </w:r>
     </w:p>
     <w:p>
@@ -2553,55 +2638,43 @@
         <w:pStyle w:val="Compact"/>
       </w:pPr>
       <w:r>
+        <w:t xml:space="preserve">Você conhece algum petista que se mudou para Cuba ou Venezuela?</w:t>
+      </w:r>
+    </w:p>
+    <w:p>
+      <w:pPr>
+        <w:numPr>
+          <w:ilvl w:val="0"/>
+          <w:numId w:val="1009"/>
+        </w:numPr>
+        <w:pStyle w:val="Compact"/>
+      </w:pPr>
+      <w:r>
+        <w:t xml:space="preserve">O que é mais importante: o partido ou o seu bolso?</w:t>
+      </w:r>
+    </w:p>
+    <w:p>
+      <w:pPr>
+        <w:numPr>
+          <w:ilvl w:val="0"/>
+          <w:numId w:val="1009"/>
+        </w:numPr>
+        <w:pStyle w:val="Compact"/>
+      </w:pPr>
+      <w:r>
+        <w:t xml:space="preserve">Por que o rombo passa de R$ 1 trilhão mesmo com arrecadação recorde?</w:t>
+      </w:r>
+    </w:p>
+    <w:p>
+      <w:pPr>
+        <w:numPr>
+          <w:ilvl w:val="0"/>
+          <w:numId w:val="1009"/>
+        </w:numPr>
+        <w:pStyle w:val="Compact"/>
+      </w:pPr>
+      <w:r>
         <w:t xml:space="preserve">O que faria você mudar de opinião sobre esse governo?</w:t>
-      </w:r>
-    </w:p>
-    <w:p>
-      <w:pPr>
-        <w:numPr>
-          <w:ilvl w:val="0"/>
-          <w:numId w:val="1009"/>
-        </w:numPr>
-        <w:pStyle w:val="Compact"/>
-      </w:pPr>
-      <w:r>
-        <w:t xml:space="preserve">Você já pensou em empreender? O que te impediu?</w:t>
-      </w:r>
-    </w:p>
-    <w:p>
-      <w:pPr>
-        <w:numPr>
-          <w:ilvl w:val="0"/>
-          <w:numId w:val="1009"/>
-        </w:numPr>
-        <w:pStyle w:val="Compact"/>
-      </w:pPr>
-      <w:r>
-        <w:t xml:space="preserve">Por que a Bolívia tirou o MAS do poder depois de 20 anos?</w:t>
-      </w:r>
-    </w:p>
-    <w:p>
-      <w:pPr>
-        <w:numPr>
-          <w:ilvl w:val="0"/>
-          <w:numId w:val="1009"/>
-        </w:numPr>
-        <w:pStyle w:val="Compact"/>
-      </w:pPr>
-      <w:r>
-        <w:t xml:space="preserve">Você acha certo pagar 3,5% de IOF para comprar fora?</w:t>
-      </w:r>
-    </w:p>
-    <w:p>
-      <w:pPr>
-        <w:numPr>
-          <w:ilvl w:val="0"/>
-          <w:numId w:val="1009"/>
-        </w:numPr>
-        <w:pStyle w:val="Compact"/>
-      </w:pPr>
-      <w:r>
-        <w:t xml:space="preserve">O que é mais importante: o partido ou o seu bolso?</w:t>
       </w:r>
     </w:p>
     <w:p>
@@ -2629,16 +2702,16 @@
         <w:pStyle w:val="FirstParagraph"/>
       </w:pPr>
       <w:r>
-        <w:t xml:space="preserve">Passo 3</w:t>
-      </w:r>
-    </w:p>
-    <w:bookmarkStart w:id="37" w:name="ninguém-discute-o-que-você-viveu"/>
+        <w:t xml:space="preserve">Jogada 3</w:t>
+      </w:r>
+    </w:p>
+    <w:bookmarkStart w:id="37" w:name="X12eb4aa5c2a87b6c0fc7f6a607da9c99f740d2d"/>
     <w:p>
       <w:pPr>
         <w:pStyle w:val="Heading1"/>
       </w:pPr>
       <w:r>
-        <w:t xml:space="preserve">Ninguém discute o que você viveu</w:t>
+        <w:t xml:space="preserve">Contra o que você viveu, não existe narrativa</w:t>
       </w:r>
     </w:p>
     <w:p>
@@ -2646,7 +2719,7 @@
         <w:pStyle w:val="FirstParagraph"/>
       </w:pPr>
       <w:r>
-        <w:t xml:space="preserve">Dado se rebate com outro dado. História, não. Quando você conta o que aconteceu com você, ele não tem o que contestar. Só escuta.</w:t>
+        <w:t xml:space="preserve">Dado ele tenta rebater. Sua história, não. Quando você conta o que o governo fez com a sua vida, o petista não tem o que dizer.</w:t>
       </w:r>
     </w:p>
     <w:p>
@@ -2664,7 +2737,20 @@
         <w:t xml:space="preserve"> </w:t>
       </w:r>
       <w:r>
-        <w:t xml:space="preserve">eu tinha uma empresa no Brasil. Cada mês trazia uma regra nova, um custo novo, uma guia nova. Chegou o dia em que eu entendi que estava trabalhando para pagar o governo. Fechei a empresa, fui para a Bolívia e hoje estudo medicina lá.</w:t>
+        <w:t xml:space="preserve">eu tinha uma empresa no Brasil. Cada mês, uma regra nova, um custo novo, uma guia nova. Um dia eu entendi:</w:t>
+      </w:r>
+      <w:r>
+        <w:t xml:space="preserve"> </w:t>
+      </w:r>
+      <w:r>
+        <w:rPr>
+          <w:bCs/>
+          <w:b/>
+        </w:rPr>
+        <w:t xml:space="preserve">eu trabalhava para pagar o governo</w:t>
+      </w:r>
+      <w:r>
+        <w:t xml:space="preserve">. Fechei a empresa, fui para a Bolívia e hoje estudo medicina lá. O Brasil perdeu um empresário. A culpa não foi minha.</w:t>
       </w:r>
     </w:p>
     <w:bookmarkStart w:id="36" w:name="monte-a-sua-em-4-frases"/>
@@ -2689,7 +2775,7 @@
           <w:bCs/>
           <w:b/>
         </w:rPr>
-        <w:t xml:space="preserve">Onde eu estava:</w:t>
+        <w:t xml:space="preserve">Antes:</w:t>
       </w:r>
       <w:r>
         <w:t xml:space="preserve"> </w:t>
@@ -2711,7 +2797,7 @@
           <w:bCs/>
           <w:b/>
         </w:rPr>
-        <w:t xml:space="preserve">O que aconteceu:</w:t>
+        <w:t xml:space="preserve">O golpe que levei:</w:t>
       </w:r>
       <w:r>
         <w:t xml:space="preserve"> </w:t>
@@ -2733,7 +2819,7 @@
           <w:bCs/>
           <w:b/>
         </w:rPr>
-        <w:t xml:space="preserve">O que eu senti:</w:t>
+        <w:t xml:space="preserve">O que senti:</w:t>
       </w:r>
       <w:r>
         <w:t xml:space="preserve"> </w:t>
@@ -2755,13 +2841,13 @@
           <w:bCs/>
           <w:b/>
         </w:rPr>
-        <w:t xml:space="preserve">O que eu decidi:</w:t>
-      </w:r>
-      <w:r>
-        <w:t xml:space="preserve"> </w:t>
-      </w:r>
-      <w:r>
-        <w:t xml:space="preserve">“Por isso eu comecei a…”</w:t>
+        <w:t xml:space="preserve">A virada:</w:t>
+      </w:r>
+      <w:r>
+        <w:t xml:space="preserve"> </w:t>
+      </w:r>
+      <w:r>
+        <w:t xml:space="preserve">“Por isso eu decidi…”</w:t>
       </w:r>
     </w:p>
     <w:p>
@@ -2769,7 +2855,7 @@
         <w:pStyle w:val="FirstParagraph"/>
       </w:pPr>
       <w:r>
-        <w:t xml:space="preserve">Escreva a sua história agora, em 4 frases. Treine em voz alta até caber em 1 minuto.</w:t>
+        <w:t xml:space="preserve">Escreva a sua agora. Treine em voz alta até caber em 1 minuto e sair sem gaguejar.</w:t>
       </w:r>
     </w:p>
     <w:bookmarkEnd w:id="36"/>
@@ -2786,16 +2872,16 @@
         <w:pStyle w:val="FirstParagraph"/>
       </w:pPr>
       <w:r>
-        <w:t xml:space="preserve">Passos 4 e 5</w:t>
-      </w:r>
-    </w:p>
-    <w:bookmarkStart w:id="39" w:name="um-dado.-uma-fonte.-uma-pausa."/>
+        <w:t xml:space="preserve">Jogadas 4 e 5</w:t>
+      </w:r>
+    </w:p>
+    <w:bookmarkStart w:id="39" w:name="um-dado.-uma-fonte.-silêncio."/>
     <w:p>
       <w:pPr>
         <w:pStyle w:val="Heading1"/>
       </w:pPr>
       <w:r>
-        <w:t xml:space="preserve">Um dado. Uma fonte. Uma pausa.</w:t>
+        <w:t xml:space="preserve">Um dado. Uma fonte. Silêncio.</w:t>
       </w:r>
     </w:p>
     <w:p>
@@ -2803,20 +2889,20 @@
         <w:pStyle w:val="FirstParagraph"/>
       </w:pPr>
       <w:r>
-        <w:t xml:space="preserve">Escolha</w:t>
-      </w:r>
-      <w:r>
-        <w:t xml:space="preserve"> </w:t>
-      </w:r>
-      <w:r>
-        <w:rPr>
-          <w:bCs/>
-          <w:b/>
-        </w:rPr>
-        <w:t xml:space="preserve">o dado que conversa com o que ele disse</w:t>
-      </w:r>
-      <w:r>
-        <w:t xml:space="preserve">. Se ele falou de pobreza, fale de imposto no preço. Se falou de emprego, fale de dívida das famílias.</w:t>
+        <w:t xml:space="preserve">Escolha o dado que</w:t>
+      </w:r>
+      <w:r>
+        <w:t xml:space="preserve"> </w:t>
+      </w:r>
+      <w:r>
+        <w:rPr>
+          <w:bCs/>
+          <w:b/>
+        </w:rPr>
+        <w:t xml:space="preserve">acerta exatamente o que ele disse</w:t>
+      </w:r>
+      <w:r>
+        <w:t xml:space="preserve">:</w:t>
       </w:r>
     </w:p>
     <w:tbl>
@@ -2851,7 +2937,7 @@
               <w:jc w:val="left"/>
             </w:pPr>
             <w:r>
-              <w:t xml:space="preserve">Use o dado de…</w:t>
+              <w:t xml:space="preserve">Dispare…</w:t>
             </w:r>
           </w:p>
         </w:tc>
@@ -2877,7 +2963,7 @@
               <w:jc w:val="left"/>
             </w:pPr>
             <w:r>
-              <w:t xml:space="preserve">Imposto no consumo e famílias endividadas</w:t>
+              <w:t xml:space="preserve">Imposto no arroz e 83,98 milhões de inadimplentes</w:t>
             </w:r>
           </w:p>
         </w:tc>
@@ -2903,7 +2989,7 @@
               <w:jc w:val="left"/>
             </w:pPr>
             <w:r>
-              <w:t xml:space="preserve">Endividamento recorde e inadimplência</w:t>
+              <w:t xml:space="preserve">Família trabalhando e endividada como nunca</w:t>
             </w:r>
           </w:p>
         </w:tc>
@@ -2929,7 +3015,7 @@
               <w:jc w:val="left"/>
             </w:pPr>
             <w:r>
-              <w:t xml:space="preserve">Arrecadação recorde e déficit mesmo assim</w:t>
+              <w:t xml:space="preserve">Arrecadação recorde e rombo acima de R$ 1 trilhão mesmo assim</w:t>
             </w:r>
           </w:p>
         </w:tc>
@@ -2955,7 +3041,7 @@
               <w:jc w:val="left"/>
             </w:pPr>
             <w:r>
-              <w:t xml:space="preserve">Dívida perto de 90% a 100% do PIB</w:t>
+              <w:t xml:space="preserve">Dívida caminhando para 90% a 100% do PIB</w:t>
             </w:r>
           </w:p>
         </w:tc>
@@ -2969,31 +3055,31 @@
               <w:jc w:val="left"/>
             </w:pPr>
             <w:r>
-              <w:t xml:space="preserve">“Os ricos têm que pagar”</w:t>
-            </w:r>
-          </w:p>
-        </w:tc>
-        <w:tc>
-          <w:tcPr/>
-          <w:p>
-            <w:pPr>
-              <w:pStyle w:val="Compact"/>
-              <w:jc w:val="left"/>
-            </w:pPr>
-            <w:r>
-              <w:t xml:space="preserve">IOF no cartão e nas compras de quem é classe média</w:t>
+              <w:t xml:space="preserve">“Os ricos que paguem”</w:t>
+            </w:r>
+          </w:p>
+        </w:tc>
+        <w:tc>
+          <w:tcPr/>
+          <w:p>
+            <w:pPr>
+              <w:pStyle w:val="Compact"/>
+              <w:jc w:val="left"/>
+            </w:pPr>
+            <w:r>
+              <w:t xml:space="preserve">IOF no cartão da classe média</w:t>
             </w:r>
           </w:p>
         </w:tc>
       </w:tr>
     </w:tbl>
-    <w:bookmarkStart w:id="38" w:name="depois-do-dado-pare"/>
+    <w:bookmarkStart w:id="38" w:name="depois-do-golpe-silêncio"/>
     <w:p>
       <w:pPr>
         <w:pStyle w:val="Heading3"/>
       </w:pPr>
       <w:r>
-        <w:t xml:space="preserve">Depois do dado, pare</w:t>
+        <w:t xml:space="preserve">Depois do golpe, silêncio</w:t>
       </w:r>
     </w:p>
     <w:p>
@@ -3001,25 +3087,31 @@
         <w:pStyle w:val="FirstParagraph"/>
       </w:pPr>
       <w:r>
-        <w:t xml:space="preserve">Não emende outro. Deixe ele pensar. Termine com:</w:t>
-      </w:r>
-      <w:r>
-        <w:t xml:space="preserve"> </w:t>
-      </w:r>
-      <w:r>
-        <w:rPr>
-          <w:bCs/>
-          <w:b/>
-        </w:rPr>
-        <w:t xml:space="preserve">“Não precisa concordar agora. Só pensa nisso.”</w:t>
-      </w:r>
-    </w:p>
-    <w:p>
-      <w:pPr>
-        <w:pStyle w:val="BodyText"/>
-      </w:pPr>
-      <w:r>
-        <w:t xml:space="preserve">A dúvida trabalha sozinha. Você só precisa plantar.</w:t>
+        <w:t xml:space="preserve">Não emende outro dado. Deixe o número doer. Feche com:</w:t>
+      </w:r>
+      <w:r>
+        <w:t xml:space="preserve"> </w:t>
+      </w:r>
+      <w:r>
+        <w:rPr>
+          <w:bCs/>
+          <w:b/>
+        </w:rPr>
+        <w:t xml:space="preserve">“Não precisa me responder agora. Pensa nisso.”</w:t>
+      </w:r>
+      <w:r>
+        <w:t xml:space="preserve"> </w:t>
+      </w:r>
+      <w:r>
+        <w:t xml:space="preserve">E mude de assunto.</w:t>
+      </w:r>
+    </w:p>
+    <w:p>
+      <w:pPr>
+        <w:pStyle w:val="BodyText"/>
+      </w:pPr>
+      <w:r>
+        <w:t xml:space="preserve">Quem dá a última palavra vence. Quem insiste perde.</w:t>
       </w:r>
     </w:p>
     <w:bookmarkEnd w:id="38"/>
@@ -3044,15 +3136,15 @@
         <w:pStyle w:val="BodyText"/>
       </w:pPr>
       <w:r>
-        <w:t xml:space="preserve">As 12 frases que você vai ouvir</w:t>
-      </w:r>
-    </w:p>
-    <w:p>
-      <w:pPr>
-        <w:pStyle w:val="BodyText"/>
-      </w:pPr>
-      <w:r>
-        <w:t xml:space="preserve">O que ele diz, o que você responde e o número com fonte para mostrar.</w:t>
+        <w:t xml:space="preserve">As 12 desculpas do petista</w:t>
+      </w:r>
+    </w:p>
+    <w:p>
+      <w:pPr>
+        <w:pStyle w:val="BodyText"/>
+      </w:pPr>
+      <w:r>
+        <w:t xml:space="preserve">Todo petista repete as mesmas frases. Aqui está o xeque-mate de cada uma, com número e fonte.</w:t>
       </w:r>
     </w:p>
     <w:p>
@@ -3067,7 +3159,7 @@
         <w:pStyle w:val="FirstParagraph"/>
       </w:pPr>
       <w:r>
-        <w:t xml:space="preserve">Frase 1</w:t>
+        <w:t xml:space="preserve">Desculpa 1</w:t>
       </w:r>
     </w:p>
     <w:bookmarkStart w:id="40" w:name="o-lula-cuida-dos-pobres"/>
@@ -3088,31 +3180,13 @@
           <w:bCs/>
           <w:b/>
         </w:rPr>
-        <w:t xml:space="preserve">Comece concordando:</w:t>
-      </w:r>
-      <w:r>
-        <w:t xml:space="preserve"> </w:t>
-      </w:r>
-      <w:r>
-        <w:t xml:space="preserve">“Eu também quero que o pobre viva melhor. Nisso a gente está junto.”</w:t>
-      </w:r>
-    </w:p>
-    <w:p>
-      <w:pPr>
-        <w:pStyle w:val="BodyText"/>
-      </w:pPr>
-      <w:r>
-        <w:rPr>
-          <w:bCs/>
-          <w:b/>
-        </w:rPr>
-        <w:t xml:space="preserve">Você responde:</w:t>
-      </w:r>
-      <w:r>
-        <w:t xml:space="preserve"> </w:t>
-      </w:r>
-      <w:r>
-        <w:t xml:space="preserve">o imposto que mais pesa no pobre é o que vem escondido no preço do arroz, da luz e do gás. E o governo nunca arrecadou tanto. Enquanto isso, as famílias estão mais endividadas do que nunca.</w:t>
+        <w:t xml:space="preserve">O xeque-mate:</w:t>
+      </w:r>
+      <w:r>
+        <w:t xml:space="preserve"> </w:t>
+      </w:r>
+      <w:r>
+        <w:t xml:space="preserve">o governo que mais arrecadou na história é o mesmo em que a família brasileira mais deve na história. O pobre paga o imposto escondido no arroz, na luz e no gás. E está afogado em dívida.</w:t>
       </w:r>
     </w:p>
     <w:p>
@@ -3134,7 +3208,7 @@
         <w:t xml:space="preserve">49,9%</w:t>
       </w:r>
       <w:r>
-        <w:t xml:space="preserve">da renda das famílias vai para dívidas</w:t>
+        <w:t xml:space="preserve">da renda das famílias comprometida com dívidas</w:t>
       </w:r>
     </w:p>
     <w:p>
@@ -3145,25 +3219,48 @@
         <w:t xml:space="preserve">83,98 mi</w:t>
       </w:r>
       <w:r>
-        <w:t xml:space="preserve">de inadimplentes, recorde</w:t>
-      </w:r>
-    </w:p>
-    <w:p>
-      <w:pPr>
-        <w:pStyle w:val="BodyText"/>
-      </w:pPr>
-      <w:r>
-        <w:rPr>
-          <w:bCs/>
-          <w:b/>
-        </w:rPr>
-        <w:t xml:space="preserve">Pergunta para fechar:</w:t>
-      </w:r>
-      <w:r>
-        <w:t xml:space="preserve"> </w:t>
-      </w:r>
-      <w:r>
-        <w:t xml:space="preserve">“Se o governo nunca arrecadou tanto, por que a família pobre nunca deveu tanto?”</w:t>
+        <w:t xml:space="preserve">de inadimplentes, maior da história</w:t>
+      </w:r>
+    </w:p>
+    <w:p>
+      <w:pPr>
+        <w:pStyle w:val="BodyText"/>
+      </w:pPr>
+      <w:r>
+        <w:rPr>
+          <w:bCs/>
+          <w:b/>
+        </w:rPr>
+        <w:t xml:space="preserve">Pergunta que fecha:</w:t>
+      </w:r>
+      <w:r>
+        <w:t xml:space="preserve"> </w:t>
+      </w:r>
+      <w:r>
+        <w:t xml:space="preserve">“Se o governo nunca arrecadou tanto, por que o pobre nunca deveu tanto?”</w:t>
+      </w:r>
+    </w:p>
+    <w:p>
+      <w:pPr>
+        <w:pStyle w:val="BodyText"/>
+      </w:pPr>
+      <w:r>
+        <w:t xml:space="preserve">RECORDE</w:t>
+      </w:r>
+      <w:r>
+        <w:t xml:space="preserve">Governo rico,</w:t>
+      </w:r>
+      <w:r>
+        <w:t xml:space="preserve"> </w:t>
+      </w:r>
+      <w:r>
+        <w:rPr>
+          <w:highlight w:val="yellow"/>
+        </w:rPr>
+        <w:t xml:space="preserve">família falida</w:t>
+      </w:r>
+      <w:r>
+        <w:t xml:space="preserve">.</w:t>
       </w:r>
     </w:p>
     <w:bookmarkEnd w:id="40"/>
@@ -3179,16 +3276,16 @@
         <w:pStyle w:val="FirstParagraph"/>
       </w:pPr>
       <w:r>
-        <w:t xml:space="preserve">Frase 2</w:t>
-      </w:r>
-    </w:p>
-    <w:bookmarkStart w:id="43" w:name="o-desemprego-está-no-menor-nível"/>
+        <w:t xml:space="preserve">Desculpa 2</w:t>
+      </w:r>
+    </w:p>
+    <w:bookmarkStart w:id="43" w:name="mas-o-desemprego-caiu"/>
     <w:p>
       <w:pPr>
         <w:pStyle w:val="Heading1"/>
       </w:pPr>
       <w:r>
-        <w:t xml:space="preserve">“O desemprego está no menor nível”</w:t>
+        <w:t xml:space="preserve">“Mas o desemprego caiu”</w:t>
       </w:r>
     </w:p>
     <w:p>
@@ -3200,40 +3297,35 @@
           <w:bCs/>
           <w:b/>
         </w:rPr>
-        <w:t xml:space="preserve">Concorde, porque é verdade:</w:t>
-      </w:r>
-      <w:r>
-        <w:t xml:space="preserve"> </w:t>
-      </w:r>
-      <w:r>
-        <w:t xml:space="preserve">“É verdade, tem mais gente trabalhando. Isso é bom.”</w:t>
-      </w:r>
-    </w:p>
-    <w:p>
-      <w:pPr>
-        <w:pStyle w:val="BodyText"/>
-      </w:pPr>
-      <w:r>
-        <w:rPr>
-          <w:bCs/>
-          <w:b/>
-        </w:rPr>
-        <w:t xml:space="preserve">Você responde:</w:t>
-      </w:r>
-      <w:r>
-        <w:t xml:space="preserve"> </w:t>
-      </w:r>
-      <w:r>
-        <w:t xml:space="preserve">então por que tanta gente trabalhando não consegue pagar as contas? Emprego é o começo. O problema é o que sobra no fim do mês, depois do imposto, do juro e do preço.</w:t>
-      </w:r>
-    </w:p>
-    <w:bookmarkStart w:id="41" w:name="o-que-melhorou"/>
+        <w:t xml:space="preserve">O xeque-mate:</w:t>
+      </w:r>
+      <w:r>
+        <w:t xml:space="preserve"> </w:t>
+      </w:r>
+      <w:r>
+        <w:t xml:space="preserve">caiu. E daí? O brasileiro está trabalhando</w:t>
+      </w:r>
+      <w:r>
+        <w:t xml:space="preserve"> </w:t>
+      </w:r>
+      <w:r>
+        <w:rPr>
+          <w:bCs/>
+          <w:b/>
+        </w:rPr>
+        <w:t xml:space="preserve">para pagar boleto</w:t>
+      </w:r>
+      <w:r>
+        <w:t xml:space="preserve">. Nunca tanta gente empregada esteve tão endividada e tão negativada ao mesmo tempo.</w:t>
+      </w:r>
+    </w:p>
+    <w:bookmarkStart w:id="41" w:name="o-que-ele-mostra"/>
     <w:p>
       <w:pPr>
         <w:pStyle w:val="Heading3"/>
       </w:pPr>
       <w:r>
-        <w:t xml:space="preserve">O que melhorou</w:t>
+        <w:t xml:space="preserve">O que ele mostra</w:t>
       </w:r>
     </w:p>
     <w:p>
@@ -3257,17 +3349,17 @@
         <w:t xml:space="preserve"> </w:t>
       </w:r>
       <w:r>
-        <w:t xml:space="preserve">no trimestre até agosto de 2026, o menor para o período desde 2012.</w:t>
+        <w:t xml:space="preserve">no trimestre até agosto de 2026.</w:t>
       </w:r>
     </w:p>
     <w:bookmarkEnd w:id="41"/>
-    <w:bookmarkStart w:id="42" w:name="o-que-piorou"/>
+    <w:bookmarkStart w:id="42" w:name="o-que-ele-esconde"/>
     <w:p>
       <w:pPr>
         <w:pStyle w:val="Heading3"/>
       </w:pPr>
       <w:r>
-        <w:t xml:space="preserve">O que piorou</w:t>
+        <w:t xml:space="preserve">O que ele esconde</w:t>
       </w:r>
     </w:p>
     <w:p>
@@ -3301,7 +3393,17 @@
         <w:t xml:space="preserve"> </w:t>
       </w:r>
       <w:r>
-        <w:t xml:space="preserve">de negativados em julho de 2026, dois recordes negativos.</w:t>
+        <w:t xml:space="preserve">de negativados em julho de 2026.</w:t>
+      </w:r>
+      <w:r>
+        <w:t xml:space="preserve"> </w:t>
+      </w:r>
+      <w:r>
+        <w:rPr>
+          <w:bCs/>
+          <w:b/>
+        </w:rPr>
+        <w:t xml:space="preserve">Dois recordes negativos no mesmo mês.</w:t>
       </w:r>
     </w:p>
     <w:bookmarkEnd w:id="42"/>
@@ -3314,13 +3416,21 @@
           <w:bCs/>
           <w:b/>
         </w:rPr>
-        <w:t xml:space="preserve">Por que concordar ajuda:</w:t>
-      </w:r>
-      <w:r>
-        <w:t xml:space="preserve"> </w:t>
-      </w:r>
-      <w:r>
-        <w:t xml:space="preserve">quando você admite o que é verdade, ele para de te ver como “fanático” e começa a ouvir o resto.</w:t>
+        <w:t xml:space="preserve">Pergunta que fecha:</w:t>
+      </w:r>
+      <w:r>
+        <w:t xml:space="preserve"> </w:t>
+      </w:r>
+      <w:r>
+        <w:t xml:space="preserve">“De que adianta ter emprego se o salário inteiro vai para o banco e para o governo?”</w:t>
+      </w:r>
+    </w:p>
+    <w:p>
+      <w:pPr>
+        <w:pStyle w:val="BodyText"/>
+      </w:pPr>
+      <w:r>
+        <w:t xml:space="preserve">Emprego com dívida recorde tem outro nome: escravo do boleto.</w:t>
       </w:r>
     </w:p>
     <w:bookmarkEnd w:id="43"/>
@@ -3336,7 +3446,7 @@
         <w:pStyle w:val="FirstParagraph"/>
       </w:pPr>
       <w:r>
-        <w:t xml:space="preserve">Frase 3</w:t>
+        <w:t xml:space="preserve">Desculpa 3</w:t>
       </w:r>
     </w:p>
     <w:bookmarkStart w:id="44" w:name="imposto-é-só-para-os-ricos"/>
@@ -3357,13 +3467,26 @@
           <w:bCs/>
           <w:b/>
         </w:rPr>
-        <w:t xml:space="preserve">Você responde:</w:t>
-      </w:r>
-      <w:r>
-        <w:t xml:space="preserve"> </w:t>
-      </w:r>
-      <w:r>
-        <w:t xml:space="preserve">quem compra no cartão internacional, quem manda dinheiro para o filho que estuda fora e quem compra um produto importado barato não é rico. E todos pagaram mais.</w:t>
+        <w:t xml:space="preserve">O xeque-mate:</w:t>
+      </w:r>
+      <w:r>
+        <w:t xml:space="preserve"> </w:t>
+      </w:r>
+      <w:r>
+        <w:t xml:space="preserve">o rico tem contador, empresa e conta lá fora. Quem pagou o IOF do cartão internacional, o imposto da comprinha importada e a remessa para o filho que estuda fora foi</w:t>
+      </w:r>
+      <w:r>
+        <w:t xml:space="preserve"> </w:t>
+      </w:r>
+      <w:r>
+        <w:rPr>
+          <w:bCs/>
+          <w:b/>
+        </w:rPr>
+        <w:t xml:space="preserve">a classe média</w:t>
+      </w:r>
+      <w:r>
+        <w:t xml:space="preserve">.</w:t>
       </w:r>
     </w:p>
     <w:p>
@@ -3408,21 +3531,21 @@
           <w:bCs/>
           <w:b/>
         </w:rPr>
-        <w:t xml:space="preserve">Pergunta para fechar:</w:t>
-      </w:r>
-      <w:r>
-        <w:t xml:space="preserve"> </w:t>
-      </w:r>
-      <w:r>
-        <w:t xml:space="preserve">“Você conhece algum rico que deixou de viajar por causa do IOF? Eu conheço muita gente de classe média que deixou.”</w:t>
-      </w:r>
-    </w:p>
-    <w:p>
-      <w:pPr>
-        <w:pStyle w:val="BodyText"/>
-      </w:pPr>
-      <w:r>
-        <w:t xml:space="preserve">O rico tem contador. Quem paga a conta é você.</w:t>
+        <w:t xml:space="preserve">Pergunta que fecha:</w:t>
+      </w:r>
+      <w:r>
+        <w:t xml:space="preserve"> </w:t>
+      </w:r>
+      <w:r>
+        <w:t xml:space="preserve">“Você conhece algum milionário que deixou de viajar por causa do IOF? Eu conheço muita gente de classe média que deixou.”</w:t>
+      </w:r>
+    </w:p>
+    <w:p>
+      <w:pPr>
+        <w:pStyle w:val="BodyText"/>
+      </w:pPr>
+      <w:r>
+        <w:t xml:space="preserve">“Taxar os ricos” é o nome bonito para meter a mão no seu bolso.</w:t>
       </w:r>
     </w:p>
     <w:bookmarkEnd w:id="44"/>
@@ -3438,16 +3561,16 @@
         <w:pStyle w:val="FirstParagraph"/>
       </w:pPr>
       <w:r>
-        <w:t xml:space="preserve">Frase 4</w:t>
-      </w:r>
-    </w:p>
-    <w:bookmarkStart w:id="45" w:name="a-dívida-é-herança-do-governo-anterior"/>
+        <w:t xml:space="preserve">Desculpa 4</w:t>
+      </w:r>
+    </w:p>
+    <w:bookmarkStart w:id="45" w:name="a-culpa-é-do-governo-anterior"/>
     <w:p>
       <w:pPr>
         <w:pStyle w:val="Heading1"/>
       </w:pPr>
       <w:r>
-        <w:t xml:space="preserve">“A dívida é herança do governo anterior”</w:t>
+        <w:t xml:space="preserve">“A culpa é do governo anterior”</w:t>
       </w:r>
     </w:p>
     <w:p>
@@ -3459,13 +3582,52 @@
           <w:bCs/>
           <w:b/>
         </w:rPr>
-        <w:t xml:space="preserve">Você responde:</w:t>
-      </w:r>
-      <w:r>
-        <w:t xml:space="preserve"> </w:t>
-      </w:r>
-      <w:r>
-        <w:t xml:space="preserve">o governo atual já está no quarto ano. A dívida bateu recorde agora, a arrecadação bateu recorde agora, e mesmo assim o rombo continua acima de R$ 1 trilhão por ano.</w:t>
+        <w:t xml:space="preserve">O xeque-mate:</w:t>
+      </w:r>
+      <w:r>
+        <w:t xml:space="preserve"> </w:t>
+      </w:r>
+      <w:r>
+        <w:t xml:space="preserve">quatro anos de governo e a desculpa ainda é a mesma? A dívida bateu recorde</w:t>
+      </w:r>
+      <w:r>
+        <w:t xml:space="preserve"> </w:t>
+      </w:r>
+      <w:r>
+        <w:rPr>
+          <w:bCs/>
+          <w:b/>
+        </w:rPr>
+        <w:t xml:space="preserve">agora</w:t>
+      </w:r>
+      <w:r>
+        <w:t xml:space="preserve">. A arrecadação bateu recorde</w:t>
+      </w:r>
+      <w:r>
+        <w:t xml:space="preserve"> </w:t>
+      </w:r>
+      <w:r>
+        <w:rPr>
+          <w:bCs/>
+          <w:b/>
+        </w:rPr>
+        <w:t xml:space="preserve">agora</w:t>
+      </w:r>
+      <w:r>
+        <w:t xml:space="preserve">. E o rombo passa de R$ 1 trilhão</w:t>
+      </w:r>
+      <w:r>
+        <w:t xml:space="preserve"> </w:t>
+      </w:r>
+      <w:r>
+        <w:rPr>
+          <w:bCs/>
+          <w:b/>
+        </w:rPr>
+        <w:t xml:space="preserve">pelo terceiro ano seguido</w:t>
+      </w:r>
+      <w:r>
+        <w:t xml:space="preserve">.</w:t>
       </w:r>
     </w:p>
     <w:tbl>
@@ -3578,7 +3740,7 @@
               <w:jc w:val="left"/>
             </w:pPr>
             <w:r>
-              <w:t xml:space="preserve">acima de R$ 1 tri pelo 3º ano seguido</w:t>
+              <w:t xml:space="preserve">acima de R$ 1 tri pelo 3º ano</w:t>
             </w:r>
           </w:p>
         </w:tc>
@@ -3619,13 +3781,13 @@
           <w:bCs/>
           <w:b/>
         </w:rPr>
-        <w:t xml:space="preserve">Pergunta para fechar:</w:t>
-      </w:r>
-      <w:r>
-        <w:t xml:space="preserve"> </w:t>
-      </w:r>
-      <w:r>
-        <w:t xml:space="preserve">“Se a culpa é de quem saiu, por que a dívida continua subindo com quem entrou?”</w:t>
+        <w:t xml:space="preserve">Pergunta que fecha:</w:t>
+      </w:r>
+      <w:r>
+        <w:t xml:space="preserve"> </w:t>
+      </w:r>
+      <w:r>
+        <w:t xml:space="preserve">“Se a culpa é de quem saiu, por que a dívida continua explodindo com quem entrou?”</w:t>
       </w:r>
     </w:p>
     <w:bookmarkEnd w:id="45"/>
@@ -3641,16 +3803,16 @@
         <w:pStyle w:val="FirstParagraph"/>
       </w:pPr>
       <w:r>
-        <w:t xml:space="preserve">Frase 5</w:t>
-      </w:r>
-    </w:p>
-    <w:bookmarkStart w:id="46" w:name="a-comida-subiu-foi-no-outro-governo"/>
+        <w:t xml:space="preserve">Desculpa 5</w:t>
+      </w:r>
+    </w:p>
+    <w:bookmarkStart w:id="46" w:name="o-brasil-está-crescendo"/>
     <w:p>
       <w:pPr>
         <w:pStyle w:val="Heading1"/>
       </w:pPr>
       <w:r>
-        <w:t xml:space="preserve">“A comida subiu foi no outro governo”</w:t>
+        <w:t xml:space="preserve">“O Brasil está crescendo”</w:t>
       </w:r>
     </w:p>
     <w:p>
@@ -3662,122 +3824,98 @@
           <w:bCs/>
           <w:b/>
         </w:rPr>
-        <w:t xml:space="preserve">Cuidado: esta você pode perder.</w:t>
-      </w:r>
-      <w:r>
-        <w:t xml:space="preserve"> </w:t>
-      </w:r>
-      <w:r>
-        <w:t xml:space="preserve">Pelos dados do IBGE, a alta acumulada dos alimentos até agosto de 2026 foi de 15,9% no governo atual, contra 44,2% no mesmo período do governo anterior, que pegou pandemia e guerra.</w:t>
-      </w:r>
-    </w:p>
-    <w:p>
-      <w:pPr>
-        <w:pStyle w:val="BodyText"/>
-      </w:pPr>
-      <w:r>
-        <w:rPr>
-          <w:bCs/>
-          <w:b/>
-        </w:rPr>
-        <w:t xml:space="preserve">Não brigue por isso.</w:t>
-      </w:r>
-      <w:r>
-        <w:t xml:space="preserve"> </w:t>
-      </w:r>
-      <w:r>
-        <w:t xml:space="preserve">Leve a conversa para onde o dado é seu:</w:t>
-      </w:r>
-    </w:p>
-    <w:p>
-      <w:pPr>
-        <w:numPr>
-          <w:ilvl w:val="0"/>
-          <w:numId w:val="1011"/>
-        </w:numPr>
-        <w:pStyle w:val="Compact"/>
-      </w:pPr>
-      <w:r>
-        <w:t xml:space="preserve">A inflação oficial de 12 meses fechou setembro de 2026 em</w:t>
-      </w:r>
-      <w:r>
-        <w:t xml:space="preserve"> </w:t>
-      </w:r>
-      <w:r>
-        <w:rPr>
-          <w:bCs/>
-          <w:b/>
-        </w:rPr>
+        <w:t xml:space="preserve">O xeque-mate:</w:t>
+      </w:r>
+      <w:r>
+        <w:t xml:space="preserve"> </w:t>
+      </w:r>
+      <w:r>
+        <w:t xml:space="preserve">crescendo no cartão de crédito. A projeção é de crescer 2,4% em 2026, enquanto a dívida corre para perto de</w:t>
+      </w:r>
+      <w:r>
+        <w:t xml:space="preserve"> </w:t>
+      </w:r>
+      <w:r>
+        <w:rPr>
+          <w:bCs/>
+          <w:b/>
+        </w:rPr>
+        <w:t xml:space="preserve">100% do PIB</w:t>
+      </w:r>
+      <w:r>
+        <w:t xml:space="preserve">. É a família que compra carro novo no cheque especial.</w:t>
+      </w:r>
+    </w:p>
+    <w:p>
+      <w:pPr>
+        <w:pStyle w:val="BodyText"/>
+      </w:pPr>
+      <w:r>
+        <w:t xml:space="preserve">2,4%</w:t>
+      </w:r>
+      <w:r>
+        <w:t xml:space="preserve">crescimento projetado para 2026</w:t>
+      </w:r>
+    </w:p>
+    <w:p>
+      <w:pPr>
+        <w:pStyle w:val="BodyText"/>
+      </w:pPr>
+      <w:r>
+        <w:t xml:space="preserve">~100%</w:t>
+      </w:r>
+      <w:r>
+        <w:t xml:space="preserve">do PIB: para onde a dívida caminha</w:t>
+      </w:r>
+    </w:p>
+    <w:p>
+      <w:pPr>
+        <w:pStyle w:val="BodyText"/>
+      </w:pPr>
+      <w:r>
         <w:t xml:space="preserve">4,58%</w:t>
       </w:r>
       <w:r>
-        <w:t xml:space="preserve">, acima do teto da meta de 4,5%</w:t>
-      </w:r>
-    </w:p>
-    <w:p>
-      <w:pPr>
-        <w:numPr>
-          <w:ilvl w:val="0"/>
-          <w:numId w:val="1011"/>
-        </w:numPr>
-        <w:pStyle w:val="Compact"/>
-      </w:pPr>
-      <w:r>
-        <w:t xml:space="preserve">O preço continua alto</w:t>
-      </w:r>
-      <w:r>
-        <w:t xml:space="preserve"> </w:t>
-      </w:r>
-      <w:r>
-        <w:rPr>
-          <w:bCs/>
-          <w:b/>
-        </w:rPr>
-        <w:t xml:space="preserve">e</w:t>
-      </w:r>
-      <w:r>
-        <w:t xml:space="preserve"> </w:t>
-      </w:r>
-      <w:r>
-        <w:t xml:space="preserve">o imposto continua subindo</w:t>
-      </w:r>
-    </w:p>
-    <w:p>
-      <w:pPr>
-        <w:numPr>
-          <w:ilvl w:val="0"/>
-          <w:numId w:val="1011"/>
-        </w:numPr>
-        <w:pStyle w:val="Compact"/>
-      </w:pPr>
-      <w:r>
-        <w:t xml:space="preserve">Família trabalhando e mesmo assim endividada (Frase 2)</w:t>
-      </w:r>
-    </w:p>
-    <w:p>
-      <w:pPr>
-        <w:pStyle w:val="FirstParagraph"/>
-      </w:pPr>
-      <w:r>
-        <w:rPr>
-          <w:bCs/>
-          <w:b/>
-        </w:rPr>
-        <w:t xml:space="preserve">Evite</w:t>
-      </w:r>
-      <w:r>
-        <w:t xml:space="preserve"> </w:t>
-      </w:r>
-      <w:r>
-        <w:t xml:space="preserve">o levantamento que compara 2022 com 2026 (café +61%): ele começa no governo anterior e o petista vai desmontar na hora. Use o dado oficial.</w:t>
-      </w:r>
-    </w:p>
-    <w:p>
-      <w:pPr>
-        <w:pStyle w:val="BodyText"/>
-      </w:pPr>
-      <w:r>
-        <w:t xml:space="preserve">Quem admite um ponto ganha credibilidade para os outros dez.</w:t>
+        <w:t xml:space="preserve">inflação em 12 meses, acima do teto da meta</w:t>
+      </w:r>
+    </w:p>
+    <w:p>
+      <w:pPr>
+        <w:pStyle w:val="BodyText"/>
+      </w:pPr>
+      <w:r>
+        <w:rPr>
+          <w:bCs/>
+          <w:b/>
+        </w:rPr>
+        <w:t xml:space="preserve">E a conta?</w:t>
+      </w:r>
+      <w:r>
+        <w:t xml:space="preserve"> </w:t>
+      </w:r>
+      <w:r>
+        <w:t xml:space="preserve">A Instituição Fiscal Independente do Senado já avisou: o</w:t>
+      </w:r>
+      <w:r>
+        <w:t xml:space="preserve"> </w:t>
+      </w:r>
+      <w:r>
+        <w:rPr>
+          <w:bCs/>
+          <w:b/>
+        </w:rPr>
+        <w:t xml:space="preserve">ajuste fiscal será inevitável</w:t>
+      </w:r>
+      <w:r>
+        <w:t xml:space="preserve">. Tradução: mais imposto ou menos serviço. Adivinha quem paga.</w:t>
+      </w:r>
+    </w:p>
+    <w:p>
+      <w:pPr>
+        <w:pStyle w:val="BodyText"/>
+      </w:pPr>
+      <w:r>
+        <w:t xml:space="preserve">Crescer devendo não é crescer. É empurrar a conta para o seu filho.</w:t>
       </w:r>
     </w:p>
     <w:bookmarkEnd w:id="46"/>
@@ -3793,7 +3931,7 @@
         <w:pStyle w:val="FirstParagraph"/>
       </w:pPr>
       <w:r>
-        <w:t xml:space="preserve">Frase 6</w:t>
+        <w:t xml:space="preserve">Desculpa 6</w:t>
       </w:r>
     </w:p>
     <w:bookmarkStart w:id="47" w:name="o-lula-foi-inocentado"/>
@@ -3810,17 +3948,25 @@
         <w:pStyle w:val="FirstParagraph"/>
       </w:pPr>
       <w:r>
-        <w:rPr>
-          <w:bCs/>
-          <w:b/>
-        </w:rPr>
-        <w:t xml:space="preserve">Você responde com o fato, sem adjetivo:</w:t>
-      </w:r>
-      <w:r>
-        <w:t xml:space="preserve"> </w:t>
-      </w:r>
-      <w:r>
-        <w:t xml:space="preserve">em março de 2021, o ministro Edson Fachin anulou as condenações porque entendeu que a vara de Curitiba</w:t>
+        <w:t xml:space="preserve">ANULADO NÃO É INOCENTE.</w:t>
+      </w:r>
+    </w:p>
+    <w:p>
+      <w:pPr>
+        <w:pStyle w:val="BodyText"/>
+      </w:pPr>
+      <w:r>
+        <w:rPr>
+          <w:bCs/>
+          <w:b/>
+        </w:rPr>
+        <w:t xml:space="preserve">O xeque-mate:</w:t>
+      </w:r>
+      <w:r>
+        <w:t xml:space="preserve"> </w:t>
+      </w:r>
+      <w:r>
+        <w:t xml:space="preserve">em março de 2021, o ministro Edson Fachin anulou as condenações porque decidiu que a vara de Curitiba</w:t>
       </w:r>
       <w:r>
         <w:t xml:space="preserve"> </w:t>
@@ -3836,39 +3982,39 @@
         <w:t xml:space="preserve"> </w:t>
       </w:r>
       <w:r>
-        <w:t xml:space="preserve">para julgar os casos. Ele</w:t>
-      </w:r>
-      <w:r>
-        <w:t xml:space="preserve"> </w:t>
-      </w:r>
-      <w:r>
-        <w:rPr>
-          <w:bCs/>
-          <w:b/>
-        </w:rPr>
-        <w:t xml:space="preserve">não analisou se houve crime ou não</w:t>
-      </w:r>
-      <w:r>
-        <w:t xml:space="preserve">.</w:t>
-      </w:r>
-    </w:p>
-    <w:p>
-      <w:pPr>
-        <w:numPr>
-          <w:ilvl w:val="0"/>
-          <w:numId w:val="1012"/>
-        </w:numPr>
-        <w:pStyle w:val="Compact"/>
-      </w:pPr>
-      <w:r>
-        <w:t xml:space="preserve">Março de 2021: Fachin anula as condenações por incompetência da 13ª Vara de Curitiba</w:t>
-      </w:r>
-    </w:p>
-    <w:p>
-      <w:pPr>
-        <w:numPr>
-          <w:ilvl w:val="0"/>
-          <w:numId w:val="1012"/>
+        <w:t xml:space="preserve">para julgar. Ele</w:t>
+      </w:r>
+      <w:r>
+        <w:t xml:space="preserve"> </w:t>
+      </w:r>
+      <w:r>
+        <w:rPr>
+          <w:bCs/>
+          <w:b/>
+        </w:rPr>
+        <w:t xml:space="preserve">nem entrou no mérito</w:t>
+      </w:r>
+      <w:r>
+        <w:t xml:space="preserve">: não disse que não houve crime.</w:t>
+      </w:r>
+    </w:p>
+    <w:p>
+      <w:pPr>
+        <w:numPr>
+          <w:ilvl w:val="0"/>
+          <w:numId w:val="1011"/>
+        </w:numPr>
+        <w:pStyle w:val="Compact"/>
+      </w:pPr>
+      <w:r>
+        <w:t xml:space="preserve">Março de 2021: Fachin anula tudo por incompetência da 13ª Vara de Curitiba</w:t>
+      </w:r>
+    </w:p>
+    <w:p>
+      <w:pPr>
+        <w:numPr>
+          <w:ilvl w:val="0"/>
+          <w:numId w:val="1011"/>
         </w:numPr>
         <w:pStyle w:val="Compact"/>
       </w:pPr>
@@ -3880,12 +4026,12 @@
       <w:pPr>
         <w:numPr>
           <w:ilvl w:val="0"/>
-          <w:numId w:val="1012"/>
-        </w:numPr>
-        <w:pStyle w:val="Compact"/>
-      </w:pPr>
-      <w:r>
-        <w:t xml:space="preserve">Os processos foram mandados para a Justiça Federal do Distrito Federal</w:t>
+          <w:numId w:val="1011"/>
+        </w:numPr>
+        <w:pStyle w:val="Compact"/>
+      </w:pPr>
+      <w:r>
+        <w:t xml:space="preserve">Os processos são despachados para a Justiça Federal do DF</w:t>
       </w:r>
     </w:p>
     <w:p>
@@ -3897,41 +4043,47 @@
           <w:bCs/>
           <w:b/>
         </w:rPr>
-        <w:t xml:space="preserve">O que as checagens disseram:</w:t>
-      </w:r>
-      <w:r>
-        <w:t xml:space="preserve"> </w:t>
-      </w:r>
-      <w:r>
-        <w:t xml:space="preserve">publicações que diziam que Lula tinha sido “absolvido” distorciam a decisão. Anulação não é absolvição.</w:t>
-      </w:r>
-    </w:p>
-    <w:p>
-      <w:pPr>
-        <w:pStyle w:val="BodyText"/>
-      </w:pPr>
-      <w:r>
-        <w:rPr>
-          <w:bCs/>
-          <w:b/>
-        </w:rPr>
-        <w:t xml:space="preserve">Não chame de “ladrão”.</w:t>
-      </w:r>
-      <w:r>
-        <w:t xml:space="preserve"> </w:t>
-      </w:r>
-      <w:r>
-        <w:t xml:space="preserve">Isso vira briga e ainda pode te dar problema. Diga só:</w:t>
-      </w:r>
-      <w:r>
-        <w:t xml:space="preserve"> </w:t>
-      </w:r>
-      <w:r>
-        <w:rPr>
-          <w:bCs/>
-          <w:b/>
-        </w:rPr>
-        <w:t xml:space="preserve">“Anularam por causa do lugar do julgamento. Ninguém disse que ele era inocente.”</w:t>
+        <w:t xml:space="preserve">Até a checagem confirmou:</w:t>
+      </w:r>
+      <w:r>
+        <w:t xml:space="preserve"> </w:t>
+      </w:r>
+      <w:r>
+        <w:t xml:space="preserve">dizer que Lula foi “absolvido” é distorcer a decisão. Anulação não é absolvição.</w:t>
+      </w:r>
+    </w:p>
+    <w:p>
+      <w:pPr>
+        <w:pStyle w:val="BodyText"/>
+      </w:pPr>
+      <w:r>
+        <w:rPr>
+          <w:bCs/>
+          <w:b/>
+        </w:rPr>
+        <w:t xml:space="preserve">Não dê processo de presente.</w:t>
+      </w:r>
+      <w:r>
+        <w:t xml:space="preserve"> </w:t>
+      </w:r>
+      <w:r>
+        <w:t xml:space="preserve">Não chame ninguém de criminoso. Diga só o fato:</w:t>
+      </w:r>
+      <w:r>
+        <w:t xml:space="preserve"> </w:t>
+      </w:r>
+      <w:r>
+        <w:rPr>
+          <w:bCs/>
+          <w:b/>
+        </w:rPr>
+        <w:t xml:space="preserve">“Anularam por causa do endereço do julgamento. Ninguém disse que ele é inocente.”</w:t>
+      </w:r>
+      <w:r>
+        <w:t xml:space="preserve"> </w:t>
+      </w:r>
+      <w:r>
+        <w:t xml:space="preserve">É mais forte e ninguém te processa.</w:t>
       </w:r>
     </w:p>
     <w:bookmarkEnd w:id="47"/>
@@ -3947,7 +4099,7 @@
         <w:pStyle w:val="FirstParagraph"/>
       </w:pPr>
       <w:r>
-        <w:t xml:space="preserve">Frase 7</w:t>
+        <w:t xml:space="preserve">Desculpa 7</w:t>
       </w:r>
     </w:p>
     <w:bookmarkStart w:id="48" w:name="a-venezuela-é-culpa-dos-estados-unidos"/>
@@ -3968,13 +4120,42 @@
           <w:bCs/>
           <w:b/>
         </w:rPr>
-        <w:t xml:space="preserve">Você responde:</w:t>
-      </w:r>
-      <w:r>
-        <w:t xml:space="preserve"> </w:t>
-      </w:r>
-      <w:r>
-        <w:t xml:space="preserve">sanção não explica gente fugindo a pé. A inflação passou de 130 mil por cento em 2018, segundo o próprio banco central venezuelano. E quase 8 milhões de pessoas foram embora.</w:t>
+        <w:t xml:space="preserve">O xeque-mate:</w:t>
+      </w:r>
+      <w:r>
+        <w:t xml:space="preserve"> </w:t>
+      </w:r>
+      <w:r>
+        <w:t xml:space="preserve">sanção americana não faz povo fugir a pé pela fronteira. Socialismo faz. A inflação passou de</w:t>
+      </w:r>
+      <w:r>
+        <w:t xml:space="preserve"> </w:t>
+      </w:r>
+      <w:r>
+        <w:rPr>
+          <w:bCs/>
+          <w:b/>
+        </w:rPr>
+        <w:t xml:space="preserve">130 mil por cento</w:t>
+      </w:r>
+      <w:r>
+        <w:t xml:space="preserve">, segundo o próprio banco central chavista. E quase</w:t>
+      </w:r>
+      <w:r>
+        <w:t xml:space="preserve"> </w:t>
+      </w:r>
+      <w:r>
+        <w:rPr>
+          <w:bCs/>
+          <w:b/>
+        </w:rPr>
+        <w:t xml:space="preserve">8 milhões</w:t>
+      </w:r>
+      <w:r>
+        <w:t xml:space="preserve"> </w:t>
+      </w:r>
+      <w:r>
+        <w:t xml:space="preserve">de venezuelanos foram embora.</w:t>
       </w:r>
     </w:p>
     <w:p>
@@ -3996,7 +4177,7 @@
         <w:t xml:space="preserve">7,9 mi</w:t>
       </w:r>
       <w:r>
-        <w:t xml:space="preserve">de venezuelanos fora do país</w:t>
+        <w:t xml:space="preserve">de venezuelanos fugiram</w:t>
       </w:r>
     </w:p>
     <w:p>
@@ -4019,21 +4200,21 @@
           <w:bCs/>
           <w:b/>
         </w:rPr>
-        <w:t xml:space="preserve">Pergunta para fechar:</w:t>
-      </w:r>
-      <w:r>
-        <w:t xml:space="preserve"> </w:t>
-      </w:r>
-      <w:r>
-        <w:t xml:space="preserve">“Se fosse só culpa de fora, por que o venezuelano foge para o Brasil, para a Colômbia e para o Peru, e não o contrário?”</w:t>
-      </w:r>
-    </w:p>
-    <w:p>
-      <w:pPr>
-        <w:pStyle w:val="BodyText"/>
-      </w:pPr>
-      <w:r>
-        <w:t xml:space="preserve">Quem gosta do socialismo nunca se muda para um país socialista.</w:t>
+        <w:t xml:space="preserve">Pergunta que fecha:</w:t>
+      </w:r>
+      <w:r>
+        <w:t xml:space="preserve"> </w:t>
+      </w:r>
+      <w:r>
+        <w:t xml:space="preserve">“Por que o venezuelano foge para o Brasil e nenhum petista foge para a Venezuela?”</w:t>
+      </w:r>
+    </w:p>
+    <w:p>
+      <w:pPr>
+        <w:pStyle w:val="BodyText"/>
+      </w:pPr>
+      <w:r>
+        <w:t xml:space="preserve">Petista ama o socialismo. De longe.</w:t>
       </w:r>
     </w:p>
     <w:bookmarkEnd w:id="48"/>
@@ -4049,7 +4230,7 @@
         <w:pStyle w:val="FirstParagraph"/>
       </w:pPr>
       <w:r>
-        <w:t xml:space="preserve">Frase 8</w:t>
+        <w:t xml:space="preserve">Desculpa 8</w:t>
       </w:r>
     </w:p>
     <w:bookmarkStart w:id="49" w:name="o-milei-quebrou-a-argentina"/>
@@ -4070,13 +4251,13 @@
           <w:bCs/>
           <w:b/>
         </w:rPr>
-        <w:t xml:space="preserve">Você responde:</w:t>
-      </w:r>
-      <w:r>
-        <w:t xml:space="preserve"> </w:t>
-      </w:r>
-      <w:r>
-        <w:t xml:space="preserve">ele pegou o país com inflação de mais de 200% ao ano. Olha o que aconteceu, pelo instituto oficial de estatística da Argentina:</w:t>
+        <w:t xml:space="preserve">O xeque-mate:</w:t>
+      </w:r>
+      <w:r>
+        <w:t xml:space="preserve"> </w:t>
+      </w:r>
+      <w:r>
+        <w:t xml:space="preserve">quem quebrou a Argentina foi a esquerda que entregou o país com inflação de mais de 200% ao ano. Olha o que aconteceu depois, pelo instituto oficial de estatística deles:</w:t>
       </w:r>
     </w:p>
     <w:tbl>
@@ -4125,7 +4306,7 @@
               <w:jc w:val="left"/>
             </w:pPr>
             <w:r>
-              <w:t xml:space="preserve">2023 (ano em que ele assumiu, em dezembro)</w:t>
+              <w:t xml:space="preserve">2023 (herança da esquerda)</w:t>
             </w:r>
           </w:p>
         </w:tc>
@@ -4204,31 +4385,21 @@
           <w:bCs/>
           <w:b/>
         </w:rPr>
-        <w:t xml:space="preserve">Seja honesto:</w:t>
-      </w:r>
-      <w:r>
-        <w:t xml:space="preserve"> </w:t>
-      </w:r>
-      <w:r>
-        <w:t xml:space="preserve">o ajuste doeu, e ele vai citar isso. Concorde que doeu. Depois pergunte:</w:t>
-      </w:r>
-      <w:r>
-        <w:t xml:space="preserve"> </w:t>
-      </w:r>
-      <w:r>
-        <w:rPr>
-          <w:bCs/>
-          <w:b/>
-        </w:rPr>
-        <w:t xml:space="preserve">“Você prefere um remédio amargo ou continuar doente?”</w:t>
-      </w:r>
-    </w:p>
-    <w:p>
-      <w:pPr>
-        <w:pStyle w:val="BodyText"/>
-      </w:pPr>
-      <w:r>
-        <w:t xml:space="preserve">De 211% para 31,5% em dois anos. Isso não é quebrar. É consertar.</w:t>
+        <w:t xml:space="preserve">Ele vai dizer que doeu.</w:t>
+      </w:r>
+      <w:r>
+        <w:t xml:space="preserve"> </w:t>
+      </w:r>
+      <w:r>
+        <w:t xml:space="preserve">Responda: “Doeu. Remédio amargo dói. Você prefere o remédio ou continuar na UTI com 211% de inflação?”</w:t>
+      </w:r>
+    </w:p>
+    <w:p>
+      <w:pPr>
+        <w:pStyle w:val="BodyText"/>
+      </w:pPr>
+      <w:r>
+        <w:t xml:space="preserve">De 211% para 31,5% em dois anos. Isso não é quebrar. É consertar o que a esquerda quebrou.</w:t>
       </w:r>
     </w:p>
     <w:bookmarkEnd w:id="49"/>
@@ -4244,7 +4415,7 @@
         <w:pStyle w:val="FirstParagraph"/>
       </w:pPr>
       <w:r>
-        <w:t xml:space="preserve">Frase 9</w:t>
+        <w:t xml:space="preserve">Desculpa 9</w:t>
       </w:r>
     </w:p>
     <w:bookmarkStart w:id="50" w:name="a-bolívia-estava-bem-com-o-mas"/>
@@ -4265,13 +4436,29 @@
           <w:bCs/>
           <w:b/>
         </w:rPr>
-        <w:t xml:space="preserve">Você responde:</w:t>
-      </w:r>
-      <w:r>
-        <w:t xml:space="preserve"> </w:t>
-      </w:r>
-      <w:r>
-        <w:t xml:space="preserve">se estivesse bem, os bolivianos não teriam tirado o MAS do poder depois de 20 anos. Faltou dólar, o boliviano perdeu valor e o povo votou pela mudança.</w:t>
+        <w:t xml:space="preserve">O xeque-mate:</w:t>
+      </w:r>
+      <w:r>
+        <w:t xml:space="preserve"> </w:t>
+      </w:r>
+      <w:r>
+        <w:t xml:space="preserve">estava tão bem que o povo boliviano</w:t>
+      </w:r>
+      <w:r>
+        <w:t xml:space="preserve"> </w:t>
+      </w:r>
+      <w:r>
+        <w:rPr>
+          <w:bCs/>
+          <w:b/>
+        </w:rPr>
+        <w:t xml:space="preserve">expulsou o MAS nas urnas</w:t>
+      </w:r>
+      <w:r>
+        <w:t xml:space="preserve"> </w:t>
+      </w:r>
+      <w:r>
+        <w:t xml:space="preserve">depois de 20 anos. Faltou dólar, a moeda derreteu e o país virou à direita.</w:t>
       </w:r>
     </w:p>
     <w:p>
@@ -4282,7 +4469,7 @@
         <w:t xml:space="preserve">20 anos</w:t>
       </w:r>
       <w:r>
-        <w:t xml:space="preserve">do MAS no poder</w:t>
+        <w:t xml:space="preserve">de socialismo do MAS</w:t>
       </w:r>
     </w:p>
     <w:p>
@@ -4322,7 +4509,28 @@
         <w:t xml:space="preserve"> </w:t>
       </w:r>
       <w:r>
-        <w:t xml:space="preserve">Eu vi a fila do dólar, vi o preço mudar e vi o povo escolher outro caminho nas urnas. Não é teoria. É o país vizinho.</w:t>
+        <w:t xml:space="preserve">Eu vi a fila do dólar. Eu vi o preço mudar. Eu vi o povo dar um basta nas urnas. Não me conte como estava a Bolívia:</w:t>
+      </w:r>
+      <w:r>
+        <w:t xml:space="preserve"> </w:t>
+      </w:r>
+      <w:r>
+        <w:rPr>
+          <w:bCs/>
+          <w:b/>
+        </w:rPr>
+        <w:t xml:space="preserve">eu estava lá</w:t>
+      </w:r>
+      <w:r>
+        <w:t xml:space="preserve">.</w:t>
+      </w:r>
+    </w:p>
+    <w:p>
+      <w:pPr>
+        <w:pStyle w:val="BodyText"/>
+      </w:pPr>
+      <w:r>
+        <w:t xml:space="preserve">Se a Bolívia acordou, o Brasil também pode.</w:t>
       </w:r>
     </w:p>
     <w:bookmarkEnd w:id="50"/>
@@ -4338,7 +4546,7 @@
         <w:pStyle w:val="FirstParagraph"/>
       </w:pPr>
       <w:r>
-        <w:t xml:space="preserve">Frase 10</w:t>
+        <w:t xml:space="preserve">Desculpa 10</w:t>
       </w:r>
     </w:p>
     <w:bookmarkStart w:id="51" w:name="quem-é-contra-o-governo-é-golpista"/>
@@ -4359,88 +4567,69 @@
           <w:bCs/>
           <w:b/>
         </w:rPr>
-        <w:t xml:space="preserve">Você responde com calma:</w:t>
-      </w:r>
-      <w:r>
-        <w:t xml:space="preserve"> </w:t>
-      </w:r>
-      <w:r>
-        <w:t xml:space="preserve">“Eu sou contra imposto alto e dívida alta. Isso não é golpe, é opinião. E eu defendo que a mudança venha pelo voto, como os bolivianos fizeram.”</w:t>
-      </w:r>
-    </w:p>
-    <w:p>
-      <w:pPr>
-        <w:numPr>
-          <w:ilvl w:val="0"/>
-          <w:numId w:val="1013"/>
-        </w:numPr>
-        <w:pStyle w:val="Compact"/>
-      </w:pPr>
-      <w:r>
-        <w:t xml:space="preserve">Separe a</w:t>
-      </w:r>
-      <w:r>
-        <w:t xml:space="preserve"> </w:t>
-      </w:r>
-      <w:r>
-        <w:rPr>
-          <w:bCs/>
-          <w:b/>
-        </w:rPr>
-        <w:t xml:space="preserve">pessoa</w:t>
-      </w:r>
-      <w:r>
-        <w:t xml:space="preserve"> </w:t>
-      </w:r>
-      <w:r>
-        <w:t xml:space="preserve">do</w:t>
-      </w:r>
-      <w:r>
-        <w:t xml:space="preserve"> </w:t>
-      </w:r>
-      <w:r>
-        <w:rPr>
-          <w:bCs/>
-          <w:b/>
-        </w:rPr>
-        <w:t xml:space="preserve">tema</w:t>
-      </w:r>
-      <w:r>
-        <w:t xml:space="preserve">: você discute imposto, não caráter</w:t>
-      </w:r>
-    </w:p>
-    <w:p>
-      <w:pPr>
-        <w:numPr>
-          <w:ilvl w:val="0"/>
-          <w:numId w:val="1013"/>
-        </w:numPr>
-        <w:pStyle w:val="Compact"/>
-      </w:pPr>
-      <w:r>
-        <w:t xml:space="preserve">Concorde no que une:</w:t>
-      </w:r>
-      <w:r>
-        <w:t xml:space="preserve"> </w:t>
-      </w:r>
-      <w:r>
-        <w:rPr>
-          <w:bCs/>
-          <w:b/>
-        </w:rPr>
-        <w:t xml:space="preserve">democracia, voto, liberdade de opinião</w:t>
-      </w:r>
-    </w:p>
-    <w:p>
-      <w:pPr>
-        <w:numPr>
-          <w:ilvl w:val="0"/>
-          <w:numId w:val="1013"/>
-        </w:numPr>
-        <w:pStyle w:val="Compact"/>
-      </w:pPr>
-      <w:r>
-        <w:t xml:space="preserve">Não entre em 8 de janeiro, fraude ou urna. Você perde a conversa e o foco</w:t>
+        <w:t xml:space="preserve">O xeque-mate:</w:t>
+      </w:r>
+      <w:r>
+        <w:t xml:space="preserve"> </w:t>
+      </w:r>
+      <w:r>
+        <w:t xml:space="preserve">o rótulo é a arma de quem não tem argumento. Quando falta número, sobra “golpista”, “fascista”, “gado”. Não morda a isca.</w:t>
+      </w:r>
+    </w:p>
+    <w:p>
+      <w:pPr>
+        <w:numPr>
+          <w:ilvl w:val="0"/>
+          <w:numId w:val="1012"/>
+        </w:numPr>
+        <w:pStyle w:val="Compact"/>
+      </w:pPr>
+      <w:r>
+        <w:t xml:space="preserve">Responda com o tema:</w:t>
+      </w:r>
+      <w:r>
+        <w:t xml:space="preserve"> </w:t>
+      </w:r>
+      <w:r>
+        <w:rPr>
+          <w:bCs/>
+          <w:b/>
+        </w:rPr>
+        <w:t xml:space="preserve">“Eu sou contra imposto alto e dívida recorde. Isso é golpe?”</w:t>
+      </w:r>
+    </w:p>
+    <w:p>
+      <w:pPr>
+        <w:numPr>
+          <w:ilvl w:val="0"/>
+          <w:numId w:val="1012"/>
+        </w:numPr>
+        <w:pStyle w:val="Compact"/>
+      </w:pPr>
+      <w:r>
+        <w:t xml:space="preserve">Jogue a democracia a seu favor:</w:t>
+      </w:r>
+      <w:r>
+        <w:t xml:space="preserve"> </w:t>
+      </w:r>
+      <w:r>
+        <w:rPr>
+          <w:bCs/>
+          <w:b/>
+        </w:rPr>
+        <w:t xml:space="preserve">“Eu quero mudança pelo voto, como a Bolívia fez”</w:t>
+      </w:r>
+    </w:p>
+    <w:p>
+      <w:pPr>
+        <w:numPr>
+          <w:ilvl w:val="0"/>
+          <w:numId w:val="1012"/>
+        </w:numPr>
+        <w:pStyle w:val="Compact"/>
+      </w:pPr>
+      <w:r>
+        <w:t xml:space="preserve">Não entre em 8 de janeiro, fraude ou urna. É o campo dele. Volte para o bolso, que é o seu</w:t>
       </w:r>
     </w:p>
     <w:p>
@@ -4458,15 +4647,15 @@
         <w:t xml:space="preserve"> </w:t>
       </w:r>
       <w:r>
-        <w:t xml:space="preserve">“Você acha que alguém que discorda de você sobre imposto é inimigo? Eu não acho que você é meu inimigo.”</w:t>
-      </w:r>
-    </w:p>
-    <w:p>
-      <w:pPr>
-        <w:pStyle w:val="BodyText"/>
-      </w:pPr>
-      <w:r>
-        <w:t xml:space="preserve">Mudança de verdade vem pelo voto. A Bolívia provou.</w:t>
+        <w:t xml:space="preserve">“Quando você não tem resposta sobre a dívida, você me chama de golpista. Percebeu?”</w:t>
+      </w:r>
+    </w:p>
+    <w:p>
+      <w:pPr>
+        <w:pStyle w:val="BodyText"/>
+      </w:pPr>
+      <w:r>
+        <w:t xml:space="preserve">Quem rotula já perdeu o argumento.</w:t>
       </w:r>
     </w:p>
     <w:bookmarkEnd w:id="51"/>
@@ -4482,7 +4671,7 @@
         <w:pStyle w:val="FirstParagraph"/>
       </w:pPr>
       <w:r>
-        <w:t xml:space="preserve">Frase 11</w:t>
+        <w:t xml:space="preserve">Desculpa 11</w:t>
       </w:r>
     </w:p>
     <w:bookmarkStart w:id="52" w:name="isso-é-site-de-direita"/>
@@ -4503,13 +4692,13 @@
           <w:bCs/>
           <w:b/>
         </w:rPr>
-        <w:t xml:space="preserve">Você responde:</w:t>
-      </w:r>
-      <w:r>
-        <w:t xml:space="preserve"> </w:t>
-      </w:r>
-      <w:r>
-        <w:t xml:space="preserve">“Tudo bem, esquece o site. Olha o número na fonte oficial.” E mande a fonte primária, que nenhum lado controla:</w:t>
+        <w:t xml:space="preserve">O xeque-mate:</w:t>
+      </w:r>
+      <w:r>
+        <w:t xml:space="preserve"> </w:t>
+      </w:r>
+      <w:r>
+        <w:t xml:space="preserve">“Beleza, esquece o site. Olha o número no próprio governo.” E mande a fonte oficial, que nem o PT controla:</w:t>
       </w:r>
     </w:p>
     <w:tbl>
@@ -4596,7 +4785,7 @@
               <w:jc w:val="left"/>
             </w:pPr>
             <w:r>
-              <w:t xml:space="preserve">Receita Federal (resultado da arrecadação)</w:t>
+              <w:t xml:space="preserve">Receita Federal</w:t>
             </w:r>
           </w:p>
         </w:tc>
@@ -4636,7 +4825,7 @@
               <w:jc w:val="left"/>
             </w:pPr>
             <w:r>
-              <w:t xml:space="preserve">Ajuste fiscal e contas</w:t>
+              <w:t xml:space="preserve">Ajuste fiscal</w:t>
             </w:r>
           </w:p>
         </w:tc>
@@ -4715,13 +4904,13 @@
           <w:bCs/>
           <w:b/>
         </w:rPr>
-        <w:t xml:space="preserve">Dica:</w:t>
-      </w:r>
-      <w:r>
-        <w:t xml:space="preserve"> </w:t>
-      </w:r>
-      <w:r>
-        <w:t xml:space="preserve">busque no Google o nome do dado + “Banco Central” ou “IBGE”. O petista confia mais no que ele mesmo achou.</w:t>
+        <w:t xml:space="preserve">Golpe final:</w:t>
+      </w:r>
+      <w:r>
+        <w:t xml:space="preserve"> </w:t>
+      </w:r>
+      <w:r>
+        <w:t xml:space="preserve">“Então o Banco Central do Lula também é de direita?”</w:t>
       </w:r>
     </w:p>
     <w:bookmarkEnd w:id="52"/>
@@ -4737,7 +4926,7 @@
         <w:pStyle w:val="FirstParagraph"/>
       </w:pPr>
       <w:r>
-        <w:t xml:space="preserve">Frase 12</w:t>
+        <w:t xml:space="preserve">Desculpa 12</w:t>
       </w:r>
     </w:p>
     <w:bookmarkStart w:id="53" w:name="se-não-gosta-vai-embora-do-brasil"/>
@@ -4758,52 +4947,59 @@
           <w:bCs/>
           <w:b/>
         </w:rPr>
-        <w:t xml:space="preserve">Você responde, sorrindo:</w:t>
-      </w:r>
-      <w:r>
-        <w:t xml:space="preserve"> </w:t>
-      </w:r>
-      <w:r>
-        <w:t xml:space="preserve">“É o que muita gente está fazendo. Eu fiz.”</w:t>
-      </w:r>
-    </w:p>
-    <w:p>
-      <w:pPr>
-        <w:pStyle w:val="BodyText"/>
-      </w:pPr>
-      <w:r>
-        <w:t xml:space="preserve">Conte que você foi para um país vizinho, com governo de direita, onde o seu dinheiro vale mais. Sem raiva, sem arrogância:</w:t>
-      </w:r>
-      <w:r>
-        <w:t xml:space="preserve"> </w:t>
-      </w:r>
-      <w:r>
-        <w:rPr>
-          <w:bCs/>
-          <w:b/>
-        </w:rPr>
-        <w:t xml:space="preserve">você não fugiu, escolheu</w:t>
-      </w:r>
-      <w:r>
-        <w:t xml:space="preserve">.</w:t>
-      </w:r>
-    </w:p>
-    <w:p>
-      <w:pPr>
-        <w:pStyle w:val="BodyText"/>
-      </w:pPr>
-      <w:r>
-        <w:rPr>
-          <w:bCs/>
-          <w:b/>
-        </w:rPr>
-        <w:t xml:space="preserve">A virada da conversa:</w:t>
-      </w:r>
-      <w:r>
-        <w:t xml:space="preserve"> </w:t>
-      </w:r>
-      <w:r>
-        <w:t xml:space="preserve">“Eu amo o Brasil. Por isso dói ver para onde ele está indo. Eu fui, mas torço para voltar um dia para um Brasil melhor.”</w:t>
+        <w:t xml:space="preserve">O xeque-mate:</w:t>
+      </w:r>
+      <w:r>
+        <w:t xml:space="preserve"> </w:t>
+      </w:r>
+      <w:r>
+        <w:t xml:space="preserve">sorria e responda:</w:t>
+      </w:r>
+      <w:r>
+        <w:t xml:space="preserve"> </w:t>
+      </w:r>
+      <w:r>
+        <w:rPr>
+          <w:bCs/>
+          <w:b/>
+        </w:rPr>
+        <w:t xml:space="preserve">“Fui. E estou vivendo melhor.”</w:t>
+      </w:r>
+    </w:p>
+    <w:p>
+      <w:pPr>
+        <w:pStyle w:val="BodyText"/>
+      </w:pPr>
+      <w:r>
+        <w:t xml:space="preserve">Conte que você foi para um país vizinho, com governo de direita, onde o seu dinheiro vale 2,5 a 3 vezes mais. O petista manda você embora achando que é castigo.</w:t>
+      </w:r>
+      <w:r>
+        <w:t xml:space="preserve"> </w:t>
+      </w:r>
+      <w:r>
+        <w:rPr>
+          <w:bCs/>
+          <w:b/>
+        </w:rPr>
+        <w:t xml:space="preserve">É liberdade.</w:t>
+      </w:r>
+    </w:p>
+    <w:p>
+      <w:pPr>
+        <w:pStyle w:val="BodyText"/>
+      </w:pPr>
+      <w:r>
+        <w:rPr>
+          <w:bCs/>
+          <w:b/>
+        </w:rPr>
+        <w:t xml:space="preserve">A virada:</w:t>
+      </w:r>
+      <w:r>
+        <w:t xml:space="preserve"> </w:t>
+      </w:r>
+      <w:r>
+        <w:t xml:space="preserve">“Eu amo o Brasil. Quem está mandando os brasileiros embora não sou eu. É o governo que você defende.”</w:t>
       </w:r>
     </w:p>
     <w:p>
@@ -4837,15 +5033,15 @@
         <w:t xml:space="preserve"> </w:t>
       </w:r>
       <w:r>
-        <w:t xml:space="preserve">explica como levar o dinheiro, dentro da lei, e como é a vida na Bolívia.</w:t>
-      </w:r>
-    </w:p>
-    <w:p>
-      <w:pPr>
-        <w:pStyle w:val="BodyText"/>
-      </w:pPr>
-      <w:r>
-        <w:t xml:space="preserve">Ninguém vai embora de onde está bem.</w:t>
+        <w:t xml:space="preserve">ensina como levar o seu dinheiro, dentro da lei, e como é a vida na Bolívia.</w:t>
+      </w:r>
+    </w:p>
+    <w:p>
+      <w:pPr>
+        <w:pStyle w:val="BodyText"/>
+      </w:pPr>
+      <w:r>
+        <w:t xml:space="preserve">Ninguém foge de onde está bem.</w:t>
       </w:r>
     </w:p>
     <w:bookmarkEnd w:id="53"/>
@@ -4869,15 +5065,15 @@
         <w:pStyle w:val="BodyText"/>
       </w:pPr>
       <w:r>
-        <w:t xml:space="preserve">Roteiros prontos</w:t>
-      </w:r>
-    </w:p>
-    <w:p>
-      <w:pPr>
-        <w:pStyle w:val="BodyText"/>
-      </w:pPr>
-      <w:r>
-        <w:t xml:space="preserve">Mensagens de WhatsApp, o almoço de domingo, o grupo da família e o plano de 30 dias.</w:t>
+        <w:t xml:space="preserve">Munição pronta</w:t>
+      </w:r>
+    </w:p>
+    <w:p>
+      <w:pPr>
+        <w:pStyle w:val="BodyText"/>
+      </w:pPr>
+      <w:r>
+        <w:t xml:space="preserve">Mensagens para disparar no WhatsApp, o ataque do almoço de domingo, o grupo da família e a operação de 30 dias.</w:t>
       </w:r>
     </w:p>
     <w:p>
@@ -4892,16 +5088,16 @@
         <w:pStyle w:val="FirstParagraph"/>
       </w:pPr>
       <w:r>
-        <w:t xml:space="preserve">Copie e cole</w:t>
-      </w:r>
-    </w:p>
-    <w:bookmarkStart w:id="54" w:name="mensagens-de-whatsapp"/>
+        <w:t xml:space="preserve">Copie, cole, envie</w:t>
+      </w:r>
+    </w:p>
+    <w:bookmarkStart w:id="54" w:name="mensagens-para-disparar-no-whatsapp"/>
     <w:p>
       <w:pPr>
         <w:pStyle w:val="Heading1"/>
       </w:pPr>
       <w:r>
-        <w:t xml:space="preserve">6 mensagens de WhatsApp</w:t>
+        <w:t xml:space="preserve">6 mensagens para disparar no WhatsApp</w:t>
       </w:r>
     </w:p>
     <w:p>
@@ -4913,13 +5109,13 @@
           <w:bCs/>
           <w:b/>
         </w:rPr>
-        <w:t xml:space="preserve">1 · Para abrir:</w:t>
-      </w:r>
-      <w:r>
-        <w:t xml:space="preserve"> </w:t>
-      </w:r>
-      <w:r>
-        <w:t xml:space="preserve">“Oi, [nome]! Vi uma notícia e lembrei de você, porque a gente conversou sobre preço outro dia. Posso te mandar?”</w:t>
+        <w:t xml:space="preserve">1 · A isca:</w:t>
+      </w:r>
+      <w:r>
+        <w:t xml:space="preserve"> </w:t>
+      </w:r>
+      <w:r>
+        <w:t xml:space="preserve">“Vi uma notícia aqui e lembrei de você. Fiquei chocado. Posso te mandar?”</w:t>
       </w:r>
     </w:p>
     <w:p>
@@ -4937,7 +5133,7 @@
         <w:t xml:space="preserve"> </w:t>
       </w:r>
       <w:r>
-        <w:t xml:space="preserve">“Você sabia que o governo arrecadou R$ 2,89 trilhões em 2025, recorde da história? Fiquei pensando para onde vai isso tudo.”</w:t>
+        <w:t xml:space="preserve">“R$ 2,89 trilhões. Foi o que o governo arrecadou em 2025, recorde da história. E o seu salário, bateu recorde também?”</w:t>
       </w:r>
     </w:p>
     <w:p>
@@ -4955,7 +5151,7 @@
         <w:t xml:space="preserve"> </w:t>
       </w:r>
       <w:r>
-        <w:t xml:space="preserve">“A dívida pública passou de R$ 11 trilhões. Quem você acha que vai pagar essa conta? Fiquei preocupado com os nossos filhos.”</w:t>
+        <w:t xml:space="preserve">“A dívida passou de R$ 11 trilhões. Quem vai pagar essa conta são os nossos filhos. Você já pensou nisso?”</w:t>
       </w:r>
     </w:p>
     <w:p>
@@ -4973,7 +5169,7 @@
         <w:t xml:space="preserve"> </w:t>
       </w:r>
       <w:r>
-        <w:t xml:space="preserve">“Lembra quando você comprou aquele produto de fora? Agora o IOF do cartão internacional é 3,5%. Classe média pagando a conta.”</w:t>
+        <w:t xml:space="preserve">“Lembra daquela comprinha de fora? Agora o IOF do cartão internacional é 3,5%. ‘Taxar os ricos’, né?”</w:t>
       </w:r>
     </w:p>
     <w:p>
@@ -4991,25 +5187,25 @@
         <w:t xml:space="preserve"> </w:t>
       </w:r>
       <w:r>
-        <w:t xml:space="preserve">“A inflação da Argentina caiu de 211% para 31,5% em dois anos, pelo instituto oficial deles. O que você acha disso?”</w:t>
-      </w:r>
-    </w:p>
-    <w:p>
-      <w:pPr>
-        <w:pStyle w:val="BodyText"/>
-      </w:pPr>
-      <w:r>
-        <w:rPr>
-          <w:bCs/>
-          <w:b/>
-        </w:rPr>
-        <w:t xml:space="preserve">6 · Para fechar:</w:t>
-      </w:r>
-      <w:r>
-        <w:t xml:space="preserve"> </w:t>
-      </w:r>
-      <w:r>
-        <w:t xml:space="preserve">“Não precisa concordar comigo. Só queria saber o que você pensa. Te amo do mesmo jeito.”</w:t>
+        <w:t xml:space="preserve">“A Argentina saiu de 211% de inflação para 31,5% em dois anos depois que tirou a esquerda. Dado oficial do INDEC. Explica isso.”</w:t>
+      </w:r>
+    </w:p>
+    <w:p>
+      <w:pPr>
+        <w:pStyle w:val="BodyText"/>
+      </w:pPr>
+      <w:r>
+        <w:rPr>
+          <w:bCs/>
+          <w:b/>
+        </w:rPr>
+        <w:t xml:space="preserve">6 · O fechamento:</w:t>
+      </w:r>
+      <w:r>
+        <w:t xml:space="preserve"> </w:t>
+      </w:r>
+      <w:r>
+        <w:t xml:space="preserve">“Não precisa me responder agora. Só pensa. Os números estão aí.”</w:t>
       </w:r>
     </w:p>
     <w:bookmarkEnd w:id="54"/>
@@ -5028,13 +5224,13 @@
         <w:t xml:space="preserve">Roteiro</w:t>
       </w:r>
     </w:p>
-    <w:bookmarkStart w:id="55" w:name="o-almoço-de-domingo-em-10-minutos"/>
+    <w:bookmarkStart w:id="55" w:name="Xbc68b9b3dd463c0e88c1ecaf82f79f730155a7e"/>
     <w:p>
       <w:pPr>
         <w:pStyle w:val="Heading1"/>
       </w:pPr>
       <w:r>
-        <w:t xml:space="preserve">O almoço de domingo em 10 minutos</w:t>
+        <w:t xml:space="preserve">O ataque do almoço de domingo em 10 minutos</w:t>
       </w:r>
     </w:p>
     <w:tbl>
@@ -5069,7 +5265,7 @@
               <w:jc w:val="left"/>
             </w:pPr>
             <w:r>
-              <w:t xml:space="preserve">O que você faz</w:t>
+              <w:t xml:space="preserve">Jogada</w:t>
             </w:r>
           </w:p>
         </w:tc>
@@ -5099,7 +5295,7 @@
               <w:jc w:val="left"/>
             </w:pPr>
             <w:r>
-              <w:t xml:space="preserve">Assunto leve. Família, trabalho, futebol. Nada de política</w:t>
+              <w:t xml:space="preserve">Desarme. Assunto leve: família, futebol, trabalho</w:t>
             </w:r>
           </w:p>
         </w:tc>
@@ -5129,7 +5325,7 @@
               <w:jc w:val="left"/>
             </w:pPr>
             <w:r>
-              <w:t xml:space="preserve">Pergunta aberta: “E aí, como está pesando o mercado pra vocês?”</w:t>
+              <w:t xml:space="preserve">A isca: “E aí, como está pesando o mercado pra vocês?”</w:t>
             </w:r>
           </w:p>
         </w:tc>
@@ -5159,7 +5355,7 @@
               <w:jc w:val="left"/>
             </w:pPr>
             <w:r>
-              <w:t xml:space="preserve">Escute. Repita com as palavras dele. Concorde no que for verdade</w:t>
+              <w:t xml:space="preserve">A armadilha: deixe ele reclamar e repita com as palavras dele</w:t>
             </w:r>
           </w:p>
         </w:tc>
@@ -5189,7 +5385,7 @@
               <w:jc w:val="left"/>
             </w:pPr>
             <w:r>
-              <w:t xml:space="preserve">Sua história em 1 minuto + 1 dado com fonte</w:t>
+              <w:t xml:space="preserve">O golpe: sua história em 1 minuto + 1 número com fonte</w:t>
             </w:r>
           </w:p>
         </w:tc>
@@ -5219,7 +5415,7 @@
               <w:jc w:val="left"/>
             </w:pPr>
             <w:r>
-              <w:t xml:space="preserve">Pergunta para pensar e mude de assunto: “Bom, pensa nisso. Passa a farofa?”</w:t>
+              <w:t xml:space="preserve">Saída por cima: pergunta sem resposta e “passa a farofa?”</w:t>
             </w:r>
           </w:p>
         </w:tc>
@@ -5234,21 +5430,21 @@
           <w:bCs/>
           <w:b/>
         </w:rPr>
-        <w:t xml:space="preserve">Mudar de assunto é estratégia.</w:t>
-      </w:r>
-      <w:r>
-        <w:t xml:space="preserve"> </w:t>
-      </w:r>
-      <w:r>
-        <w:t xml:space="preserve">Quem sai da conversa por cima deixa o outro pensando. Quem insiste vira o chato da mesa.</w:t>
-      </w:r>
-    </w:p>
-    <w:p>
-      <w:pPr>
-        <w:pStyle w:val="BodyText"/>
-      </w:pPr>
-      <w:r>
-        <w:t xml:space="preserve">10 minutos bem feitos valem mais que 3 horas de briga.</w:t>
+        <w:t xml:space="preserve">Mudar de assunto é a jogada final.</w:t>
+      </w:r>
+      <w:r>
+        <w:t xml:space="preserve"> </w:t>
+      </w:r>
+      <w:r>
+        <w:t xml:space="preserve">Ele fica remoendo o número a semana inteira. Quem insiste vira o chato da mesa e perde.</w:t>
+      </w:r>
+    </w:p>
+    <w:p>
+      <w:pPr>
+        <w:pStyle w:val="BodyText"/>
+      </w:pPr>
+      <w:r>
+        <w:t xml:space="preserve">10 minutos certeiros valem mais que 3 horas de gritaria.</w:t>
       </w:r>
     </w:p>
     <w:bookmarkEnd w:id="55"/>
@@ -5264,25 +5460,71 @@
         <w:pStyle w:val="FirstParagraph"/>
       </w:pPr>
       <w:r>
-        <w:t xml:space="preserve">Grupo da família</w:t>
-      </w:r>
-    </w:p>
-    <w:bookmarkStart w:id="59" w:name="no-grupo-menos-é-mais"/>
+        <w:t xml:space="preserve">Território inimigo</w:t>
+      </w:r>
+    </w:p>
+    <w:bookmarkStart w:id="59" w:name="o-grupo-da-família"/>
     <w:p>
       <w:pPr>
         <w:pStyle w:val="Heading1"/>
       </w:pPr>
       <w:r>
-        <w:t xml:space="preserve">No grupo, menos é mais</w:t>
-      </w:r>
-    </w:p>
-    <w:bookmarkStart w:id="56" w:name="não-faça-no-grupo"/>
+        <w:t xml:space="preserve">O grupo da família</w:t>
+      </w:r>
+    </w:p>
+    <w:bookmarkStart w:id="56" w:name="armadilhas-do-grupo"/>
     <w:p>
       <w:pPr>
         <w:pStyle w:val="Heading3"/>
       </w:pPr>
       <w:r>
-        <w:t xml:space="preserve">Não faça no grupo</w:t>
+        <w:t xml:space="preserve">Armadilhas do grupo</w:t>
+      </w:r>
+    </w:p>
+    <w:p>
+      <w:pPr>
+        <w:numPr>
+          <w:ilvl w:val="0"/>
+          <w:numId w:val="1013"/>
+        </w:numPr>
+        <w:pStyle w:val="Compact"/>
+      </w:pPr>
+      <w:r>
+        <w:t xml:space="preserve">Responder provocação</w:t>
+      </w:r>
+    </w:p>
+    <w:p>
+      <w:pPr>
+        <w:numPr>
+          <w:ilvl w:val="0"/>
+          <w:numId w:val="1013"/>
+        </w:numPr>
+        <w:pStyle w:val="Compact"/>
+      </w:pPr>
+      <w:r>
+        <w:t xml:space="preserve">Brigar com 5 petistas ao mesmo tempo</w:t>
+      </w:r>
+    </w:p>
+    <w:p>
+      <w:pPr>
+        <w:numPr>
+          <w:ilvl w:val="0"/>
+          <w:numId w:val="1013"/>
+        </w:numPr>
+        <w:pStyle w:val="Compact"/>
+      </w:pPr>
+      <w:r>
+        <w:t xml:space="preserve">Corrente e vídeo sem fonte</w:t>
+      </w:r>
+    </w:p>
+    <w:bookmarkEnd w:id="56"/>
+    <w:bookmarkStart w:id="57" w:name="como-dominar-o-grupo"/>
+    <w:p>
+      <w:pPr>
+        <w:pStyle w:val="Heading3"/>
+      </w:pPr>
+      <w:r>
+        <w:t xml:space="preserve">Como dominar o grupo</w:t>
       </w:r>
     </w:p>
     <w:p>
@@ -5294,7 +5536,7 @@
         <w:pStyle w:val="Compact"/>
       </w:pPr>
       <w:r>
-        <w:t xml:space="preserve">Responder provocação</w:t>
+        <w:t xml:space="preserve">1 manchete por semana, com veículo e data</w:t>
       </w:r>
     </w:p>
     <w:p>
@@ -5306,7 +5548,7 @@
         <w:pStyle w:val="Compact"/>
       </w:pPr>
       <w:r>
-        <w:t xml:space="preserve">Discutir com 5 pessoas ao mesmo tempo</w:t>
+        <w:t xml:space="preserve">Sem comentário, ou com uma pergunta</w:t>
       </w:r>
     </w:p>
     <w:p>
@@ -5318,63 +5560,17 @@
         <w:pStyle w:val="Compact"/>
       </w:pPr>
       <w:r>
-        <w:t xml:space="preserve">Mandar corrente e vídeo sem fonte</w:t>
-      </w:r>
-    </w:p>
-    <w:bookmarkEnd w:id="56"/>
-    <w:bookmarkStart w:id="57" w:name="faça-no-grupo"/>
+        <w:t xml:space="preserve">Quem morder a isca, chame no privado</w:t>
+      </w:r>
+    </w:p>
+    <w:bookmarkEnd w:id="57"/>
+    <w:bookmarkStart w:id="58" w:name="se-te-atacarem-no-grupo"/>
     <w:p>
       <w:pPr>
         <w:pStyle w:val="Heading3"/>
       </w:pPr>
       <w:r>
-        <w:t xml:space="preserve">Faça no grupo</w:t>
-      </w:r>
-    </w:p>
-    <w:p>
-      <w:pPr>
-        <w:numPr>
-          <w:ilvl w:val="0"/>
-          <w:numId w:val="1015"/>
-        </w:numPr>
-        <w:pStyle w:val="Compact"/>
-      </w:pPr>
-      <w:r>
-        <w:t xml:space="preserve">1 manchete por semana, com veículo e data</w:t>
-      </w:r>
-    </w:p>
-    <w:p>
-      <w:pPr>
-        <w:numPr>
-          <w:ilvl w:val="0"/>
-          <w:numId w:val="1015"/>
-        </w:numPr>
-        <w:pStyle w:val="Compact"/>
-      </w:pPr>
-      <w:r>
-        <w:t xml:space="preserve">Sem comentário, ou com uma pergunta</w:t>
-      </w:r>
-    </w:p>
-    <w:p>
-      <w:pPr>
-        <w:numPr>
-          <w:ilvl w:val="0"/>
-          <w:numId w:val="1015"/>
-        </w:numPr>
-        <w:pStyle w:val="Compact"/>
-      </w:pPr>
-      <w:r>
-        <w:t xml:space="preserve">Quem reagir, chame no privado</w:t>
-      </w:r>
-    </w:p>
-    <w:bookmarkEnd w:id="57"/>
-    <w:bookmarkStart w:id="58" w:name="se-alguém-te-atacar-no-grupo"/>
-    <w:p>
-      <w:pPr>
-        <w:pStyle w:val="Heading3"/>
-      </w:pPr>
-      <w:r>
-        <w:t xml:space="preserve">Se alguém te atacar no grupo</w:t>
+        <w:t xml:space="preserve">Se te atacarem no grupo</w:t>
       </w:r>
     </w:p>
     <w:p>
@@ -5382,23 +5578,23 @@
         <w:pStyle w:val="FirstParagraph"/>
       </w:pPr>
       <w:r>
-        <w:t xml:space="preserve">Responda uma vez, curto e educado:</w:t>
-      </w:r>
-      <w:r>
-        <w:t xml:space="preserve"> </w:t>
-      </w:r>
-      <w:r>
-        <w:rPr>
-          <w:bCs/>
-          <w:b/>
-        </w:rPr>
-        <w:t xml:space="preserve">“Respeito a sua opinião. Se quiser, a gente conversa no privado.”</w:t>
-      </w:r>
-      <w:r>
-        <w:t xml:space="preserve"> </w:t>
-      </w:r>
-      <w:r>
-        <w:t xml:space="preserve">E pare. Quem ficar de fora vai notar quem foi educado.</w:t>
+        <w:t xml:space="preserve">Uma resposta, curta e fria:</w:t>
+      </w:r>
+      <w:r>
+        <w:t xml:space="preserve"> </w:t>
+      </w:r>
+      <w:r>
+        <w:rPr>
+          <w:bCs/>
+          <w:b/>
+        </w:rPr>
+        <w:t xml:space="preserve">“Os números estão aí. Se quiser, a gente conversa no privado.”</w:t>
+      </w:r>
+      <w:r>
+        <w:t xml:space="preserve"> </w:t>
+      </w:r>
+      <w:r>
+        <w:t xml:space="preserve">E silêncio. Quem está só lendo vai ver quem perdeu a calma.</w:t>
       </w:r>
     </w:p>
     <w:p>
@@ -5426,13 +5622,13 @@
         <w:t xml:space="preserve">Freio de mão</w:t>
       </w:r>
     </w:p>
-    <w:bookmarkStart w:id="60" w:name="quando-a-conversa-esquenta"/>
+    <w:bookmarkStart w:id="60" w:name="quando-o-petista-surta"/>
     <w:p>
       <w:pPr>
         <w:pStyle w:val="Heading1"/>
       </w:pPr>
       <w:r>
-        <w:t xml:space="preserve">Quando a conversa esquenta</w:t>
+        <w:t xml:space="preserve">Quando o petista surta</w:t>
       </w:r>
     </w:p>
     <w:p>
@@ -5440,38 +5636,54 @@
         <w:pStyle w:val="FirstParagraph"/>
       </w:pPr>
       <w:r>
-        <w:t xml:space="preserve">Se ele levantar a voz, você abaixa a sua. Use uma destas frases e saia em paz:</w:t>
-      </w:r>
-    </w:p>
-    <w:p>
-      <w:pPr>
-        <w:numPr>
-          <w:ilvl w:val="0"/>
-          <w:numId w:val="1016"/>
-        </w:numPr>
-        <w:pStyle w:val="Compact"/>
-      </w:pPr>
-      <w:r>
-        <w:t xml:space="preserve">“Calma, eu não estou te atacando. Estou te contando o que eu vi.”</w:t>
-      </w:r>
-    </w:p>
-    <w:p>
-      <w:pPr>
-        <w:numPr>
-          <w:ilvl w:val="0"/>
-          <w:numId w:val="1016"/>
-        </w:numPr>
-        <w:pStyle w:val="Compact"/>
-      </w:pPr>
-      <w:r>
-        <w:t xml:space="preserve">“Você tem razão em parte. Deixa eu pensar no que você disse.”</w:t>
-      </w:r>
-    </w:p>
-    <w:p>
-      <w:pPr>
-        <w:numPr>
-          <w:ilvl w:val="0"/>
-          <w:numId w:val="1016"/>
+        <w:t xml:space="preserve">Ele gritou?</w:t>
+      </w:r>
+      <w:r>
+        <w:t xml:space="preserve"> </w:t>
+      </w:r>
+      <w:r>
+        <w:rPr>
+          <w:bCs/>
+          <w:b/>
+        </w:rPr>
+        <w:t xml:space="preserve">Você venceu.</w:t>
+      </w:r>
+      <w:r>
+        <w:t xml:space="preserve"> </w:t>
+      </w:r>
+      <w:r>
+        <w:t xml:space="preserve">Quem grita é quem ficou sem argumento. Agora não estrague: abaixe a voz e saia por cima com uma destas:</w:t>
+      </w:r>
+    </w:p>
+    <w:p>
+      <w:pPr>
+        <w:numPr>
+          <w:ilvl w:val="0"/>
+          <w:numId w:val="1015"/>
+        </w:numPr>
+        <w:pStyle w:val="Compact"/>
+      </w:pPr>
+      <w:r>
+        <w:t xml:space="preserve">“Calma. Eu só te mostrei um número do Banco Central.”</w:t>
+      </w:r>
+    </w:p>
+    <w:p>
+      <w:pPr>
+        <w:numPr>
+          <w:ilvl w:val="0"/>
+          <w:numId w:val="1015"/>
+        </w:numPr>
+        <w:pStyle w:val="Compact"/>
+      </w:pPr>
+      <w:r>
+        <w:t xml:space="preserve">“Não precisa ficar nervoso. Os dados não são meus.”</w:t>
+      </w:r>
+    </w:p>
+    <w:p>
+      <w:pPr>
+        <w:numPr>
+          <w:ilvl w:val="0"/>
+          <w:numId w:val="1015"/>
         </w:numPr>
         <w:pStyle w:val="Compact"/>
       </w:pPr>
@@ -5483,7 +5695,7 @@
       <w:pPr>
         <w:numPr>
           <w:ilvl w:val="0"/>
-          <w:numId w:val="1016"/>
+          <w:numId w:val="1015"/>
         </w:numPr>
         <w:pStyle w:val="Compact"/>
       </w:pPr>
@@ -5495,12 +5707,12 @@
       <w:pPr>
         <w:numPr>
           <w:ilvl w:val="0"/>
-          <w:numId w:val="1016"/>
-        </w:numPr>
-        <w:pStyle w:val="Compact"/>
-      </w:pPr>
-      <w:r>
-        <w:t xml:space="preserve">“Vamos combinar de falar disso outro dia, com calma?”</w:t>
+          <w:numId w:val="1015"/>
+        </w:numPr>
+        <w:pStyle w:val="Compact"/>
+      </w:pPr>
+      <w:r>
+        <w:t xml:space="preserve">“Pensa com calma e depois a gente conversa.”</w:t>
       </w:r>
     </w:p>
     <w:p>
@@ -5512,21 +5724,21 @@
           <w:bCs/>
           <w:b/>
         </w:rPr>
-        <w:t xml:space="preserve">Sinais para parar:</w:t>
-      </w:r>
-      <w:r>
-        <w:t xml:space="preserve"> </w:t>
-      </w:r>
-      <w:r>
-        <w:t xml:space="preserve">voz alta, ofensa pessoal, alguém chorando, criança ouvindo. Nenhuma eleição vale um Natal estragado.</w:t>
-      </w:r>
-    </w:p>
-    <w:p>
-      <w:pPr>
-        <w:pStyle w:val="BodyText"/>
-      </w:pPr>
-      <w:r>
-        <w:t xml:space="preserve">Perder a calma é perder o argumento.</w:t>
+        <w:t xml:space="preserve">Hora de recuar:</w:t>
+      </w:r>
+      <w:r>
+        <w:t xml:space="preserve"> </w:t>
+      </w:r>
+      <w:r>
+        <w:t xml:space="preserve">ofensa pessoal, alguém chorando, criança ouvindo. Recue hoje, volte com mais munição na semana que vem.</w:t>
+      </w:r>
+    </w:p>
+    <w:p>
+      <w:pPr>
+        <w:pStyle w:val="BodyText"/>
+      </w:pPr>
+      <w:r>
+        <w:t xml:space="preserve">Quem grita perdeu. Quem fica calmo leva.</w:t>
       </w:r>
     </w:p>
     <w:bookmarkEnd w:id="60"/>
@@ -5542,16 +5754,16 @@
         <w:pStyle w:val="FirstParagraph"/>
       </w:pPr>
       <w:r>
-        <w:t xml:space="preserve">Plano</w:t>
-      </w:r>
-    </w:p>
-    <w:bookmarkStart w:id="62" w:name="plano-de-30-dias-para-1-pessoa"/>
+        <w:t xml:space="preserve">Operação</w:t>
+      </w:r>
+    </w:p>
+    <w:bookmarkStart w:id="62" w:name="operação-30-dias-1-petista-a-menos"/>
     <w:p>
       <w:pPr>
         <w:pStyle w:val="Heading1"/>
       </w:pPr>
       <w:r>
-        <w:t xml:space="preserve">Plano de 30 dias para 1 pessoa</w:t>
+        <w:t xml:space="preserve">Operação 30 dias: 1 petista a menos</w:t>
       </w:r>
     </w:p>
     <w:tbl>
@@ -5629,7 +5841,7 @@
               <w:jc w:val="left"/>
             </w:pPr>
             <w:r>
-              <w:t xml:space="preserve">Só escutar. 2 conversas com perguntas abertas, sem dar opinião</w:t>
+              <w:t xml:space="preserve">Reconhecimento: 2 conversas só com perguntas. Descubra o ponto fraco</w:t>
             </w:r>
           </w:p>
         </w:tc>
@@ -5671,7 +5883,7 @@
               <w:jc w:val="left"/>
             </w:pPr>
             <w:r>
-              <w:t xml:space="preserve">1 dado com fonte, ligado ao que ele disse na semana 1</w:t>
+              <w:t xml:space="preserve">Primeiro tiro: 1 dado com fonte, mirando o que ele disse</w:t>
             </w:r>
           </w:p>
         </w:tc>
@@ -5713,7 +5925,7 @@
               <w:jc w:val="left"/>
             </w:pPr>
             <w:r>
-              <w:t xml:space="preserve">Contar a sua história em 1 minuto</w:t>
+              <w:t xml:space="preserve">O escudo: conte a sua história em 1 minuto</w:t>
             </w:r>
           </w:p>
         </w:tc>
@@ -5755,7 +5967,7 @@
               <w:jc w:val="left"/>
             </w:pPr>
             <w:r>
-              <w:t xml:space="preserve">Mandar 1 manchete do dossiê e perguntar: “O que você acha?”</w:t>
+              <w:t xml:space="preserve">O dossiê: 1 manchete com QR code e “o que você acha?”</w:t>
             </w:r>
           </w:p>
         </w:tc>
@@ -5773,68 +5985,68 @@
         </w:tc>
       </w:tr>
     </w:tbl>
-    <w:bookmarkStart w:id="61" w:name="Xe88b1c9f1e66b06e8877ad101c62e2ae1acab51"/>
+    <w:bookmarkStart w:id="61" w:name="sinais-de-que-a-bolha-está-estourando"/>
     <w:p>
       <w:pPr>
         <w:pStyle w:val="Heading3"/>
       </w:pPr>
       <w:r>
-        <w:t xml:space="preserve">Termômetro: sinais de que ele está mudando</w:t>
-      </w:r>
-    </w:p>
-    <w:p>
-      <w:pPr>
-        <w:numPr>
-          <w:ilvl w:val="0"/>
-          <w:numId w:val="1017"/>
-        </w:numPr>
-        <w:pStyle w:val="Compact"/>
-      </w:pPr>
-      <w:r>
-        <w:t xml:space="preserve">Ele começa a falar “o governo” em vez de “o Lula”</w:t>
-      </w:r>
-    </w:p>
-    <w:p>
-      <w:pPr>
-        <w:numPr>
-          <w:ilvl w:val="0"/>
-          <w:numId w:val="1017"/>
-        </w:numPr>
-        <w:pStyle w:val="Compact"/>
-      </w:pPr>
-      <w:r>
-        <w:t xml:space="preserve">Reclama de imposto ou de preço sem você puxar o assunto</w:t>
-      </w:r>
-    </w:p>
-    <w:p>
-      <w:pPr>
-        <w:numPr>
-          <w:ilvl w:val="0"/>
-          <w:numId w:val="1017"/>
-        </w:numPr>
-        <w:pStyle w:val="Compact"/>
-      </w:pPr>
-      <w:r>
-        <w:t xml:space="preserve">Pergunta de onde você tirou um dado</w:t>
-      </w:r>
-    </w:p>
-    <w:p>
-      <w:pPr>
-        <w:numPr>
-          <w:ilvl w:val="0"/>
-          <w:numId w:val="1017"/>
-        </w:numPr>
-        <w:pStyle w:val="Compact"/>
-      </w:pPr>
-      <w:r>
-        <w:t xml:space="preserve">Diz “nisso você tem razão”</w:t>
-      </w:r>
-    </w:p>
-    <w:p>
-      <w:pPr>
-        <w:numPr>
-          <w:ilvl w:val="0"/>
-          <w:numId w:val="1017"/>
+        <w:t xml:space="preserve">Sinais de que a bolha está estourando</w:t>
+      </w:r>
+    </w:p>
+    <w:p>
+      <w:pPr>
+        <w:numPr>
+          <w:ilvl w:val="0"/>
+          <w:numId w:val="1016"/>
+        </w:numPr>
+        <w:pStyle w:val="Compact"/>
+      </w:pPr>
+      <w:r>
+        <w:t xml:space="preserve">Ele fala “o governo” em vez de “o Lula”</w:t>
+      </w:r>
+    </w:p>
+    <w:p>
+      <w:pPr>
+        <w:numPr>
+          <w:ilvl w:val="0"/>
+          <w:numId w:val="1016"/>
+        </w:numPr>
+        <w:pStyle w:val="Compact"/>
+      </w:pPr>
+      <w:r>
+        <w:t xml:space="preserve">Reclama de imposto ou preço sem você puxar o assunto</w:t>
+      </w:r>
+    </w:p>
+    <w:p>
+      <w:pPr>
+        <w:numPr>
+          <w:ilvl w:val="0"/>
+          <w:numId w:val="1016"/>
+        </w:numPr>
+        <w:pStyle w:val="Compact"/>
+      </w:pPr>
+      <w:r>
+        <w:t xml:space="preserve">Pergunta de onde você tirou o dado</w:t>
+      </w:r>
+    </w:p>
+    <w:p>
+      <w:pPr>
+        <w:numPr>
+          <w:ilvl w:val="0"/>
+          <w:numId w:val="1016"/>
+        </w:numPr>
+        <w:pStyle w:val="Compact"/>
+      </w:pPr>
+      <w:r>
+        <w:t xml:space="preserve">Solta um “nisso você tem razão”</w:t>
+      </w:r>
+    </w:p>
+    <w:p>
+      <w:pPr>
+        <w:numPr>
+          <w:ilvl w:val="0"/>
+          <w:numId w:val="1016"/>
         </w:numPr>
         <w:pStyle w:val="Compact"/>
       </w:pPr>
@@ -5856,16 +6068,16 @@
         <w:pStyle w:val="FirstParagraph"/>
       </w:pPr>
       <w:r>
-        <w:t xml:space="preserve">Paciência</w:t>
-      </w:r>
-    </w:p>
-    <w:bookmarkStart w:id="63" w:name="e-se-ele-não-mudar"/>
+        <w:t xml:space="preserve">Paciência de patriota</w:t>
+      </w:r>
+    </w:p>
+    <w:bookmarkStart w:id="63" w:name="ele-não-mudou-a-conta-vai-chegar."/>
     <w:p>
       <w:pPr>
         <w:pStyle w:val="Heading1"/>
       </w:pPr>
       <w:r>
-        <w:t xml:space="preserve">E se ele não mudar?</w:t>
+        <w:t xml:space="preserve">Ele não mudou? A conta vai chegar.</w:t>
       </w:r>
     </w:p>
     <w:p>
@@ -5873,36 +6085,27 @@
         <w:pStyle w:val="FirstParagraph"/>
       </w:pPr>
       <w:r>
-        <w:t xml:space="preserve">Algumas pessoas não vão mudar. Tudo bem. Você fez a sua parte: mostrou o fato, contou a sua história e manteve a relação.</w:t>
-      </w:r>
-    </w:p>
-    <w:p>
-      <w:pPr>
-        <w:numPr>
-          <w:ilvl w:val="0"/>
-          <w:numId w:val="1018"/>
-        </w:numPr>
-        <w:pStyle w:val="Compact"/>
-      </w:pPr>
-      <w:r>
-        <w:rPr>
-          <w:bCs/>
-          <w:b/>
-        </w:rPr>
-        <w:t xml:space="preserve">A semente fica.</w:t>
-      </w:r>
-      <w:r>
-        <w:t xml:space="preserve"> </w:t>
-      </w:r>
-      <w:r>
-        <w:t xml:space="preserve">Muita gente muda anos depois, quando a conta chega</w:t>
-      </w:r>
-    </w:p>
-    <w:p>
-      <w:pPr>
-        <w:numPr>
-          <w:ilvl w:val="0"/>
-          <w:numId w:val="1018"/>
+        <w:t xml:space="preserve">Tem petista que não vira nem com o país pegando fogo. Tudo bem. A semente está plantada. Quando o imposto apertar e a dívida cobrar,</w:t>
+      </w:r>
+      <w:r>
+        <w:t xml:space="preserve"> </w:t>
+      </w:r>
+      <w:r>
+        <w:rPr>
+          <w:bCs/>
+          <w:b/>
+        </w:rPr>
+        <w:t xml:space="preserve">ele vai lembrar de quem avisou</w:t>
+      </w:r>
+      <w:r>
+        <w:t xml:space="preserve">.</w:t>
+      </w:r>
+    </w:p>
+    <w:p>
+      <w:pPr>
+        <w:numPr>
+          <w:ilvl w:val="0"/>
+          <w:numId w:val="1017"/>
         </w:numPr>
         <w:pStyle w:val="Compact"/>
       </w:pPr>
@@ -5917,29 +6120,51 @@
         <w:t xml:space="preserve"> </w:t>
       </w:r>
       <w:r>
-        <w:t xml:space="preserve">Quando ele tiver dúvida, vai lembrar de quem conversou com respeito</w:t>
-      </w:r>
-    </w:p>
-    <w:p>
-      <w:pPr>
-        <w:numPr>
-          <w:ilvl w:val="0"/>
-          <w:numId w:val="1018"/>
-        </w:numPr>
-        <w:pStyle w:val="Compact"/>
-      </w:pPr>
-      <w:r>
-        <w:rPr>
-          <w:bCs/>
-          <w:b/>
-        </w:rPr>
-        <w:t xml:space="preserve">A família continua.</w:t>
-      </w:r>
-      <w:r>
-        <w:t xml:space="preserve"> </w:t>
-      </w:r>
-      <w:r>
-        <w:t xml:space="preserve">Governos passam. Pai, mãe e irmão ficam</w:t>
+        <w:t xml:space="preserve">Na hora da dúvida, é você que ele vai procurar</w:t>
+      </w:r>
+    </w:p>
+    <w:p>
+      <w:pPr>
+        <w:numPr>
+          <w:ilvl w:val="0"/>
+          <w:numId w:val="1017"/>
+        </w:numPr>
+        <w:pStyle w:val="Compact"/>
+      </w:pPr>
+      <w:r>
+        <w:rPr>
+          <w:bCs/>
+          <w:b/>
+        </w:rPr>
+        <w:t xml:space="preserve">Os números não mudam.</w:t>
+      </w:r>
+      <w:r>
+        <w:t xml:space="preserve"> </w:t>
+      </w:r>
+      <w:r>
+        <w:t xml:space="preserve">Cada mês de governo é mais uma prova a seu favor</w:t>
+      </w:r>
+    </w:p>
+    <w:p>
+      <w:pPr>
+        <w:numPr>
+          <w:ilvl w:val="0"/>
+          <w:numId w:val="1017"/>
+        </w:numPr>
+        <w:pStyle w:val="Compact"/>
+      </w:pPr>
+      <w:r>
+        <w:rPr>
+          <w:bCs/>
+          <w:b/>
+        </w:rPr>
+        <w:t xml:space="preserve">A família fica.</w:t>
+      </w:r>
+      <w:r>
+        <w:t xml:space="preserve"> </w:t>
+      </w:r>
+      <w:r>
+        <w:t xml:space="preserve">Governos passam. O seu pai e o seu irmão ficam</w:t>
       </w:r>
     </w:p>
     <w:p>
@@ -5957,15 +6182,30 @@
         <w:t xml:space="preserve"> </w:t>
       </w:r>
       <w:r>
-        <w:t xml:space="preserve">A família vem na lista. Nenhum político vale perder a sua.</w:t>
-      </w:r>
-    </w:p>
-    <w:p>
-      <w:pPr>
-        <w:pStyle w:val="BodyText"/>
-      </w:pPr>
-      <w:r>
-        <w:t xml:space="preserve">Quem planta com paciência colhe na hora certa.</w:t>
+        <w:t xml:space="preserve">A família está na lista. Nenhum político vale perder a sua.</w:t>
+      </w:r>
+    </w:p>
+    <w:p>
+      <w:pPr>
+        <w:pStyle w:val="BodyText"/>
+      </w:pPr>
+      <w:r>
+        <w:t xml:space="preserve">2030</w:t>
+      </w:r>
+      <w:r>
+        <w:t xml:space="preserve">Cada petista que acorda</w:t>
+      </w:r>
+      <w:r>
+        <w:t xml:space="preserve"> </w:t>
+      </w:r>
+      <w:r>
+        <w:rPr>
+          <w:highlight w:val="yellow"/>
+        </w:rPr>
+        <w:t xml:space="preserve">é um voto a menos para eles</w:t>
+      </w:r>
+      <w:r>
+        <w:t xml:space="preserve">.</w:t>
       </w:r>
     </w:p>
     <w:bookmarkEnd w:id="63"/>
@@ -6065,7 +6305,7 @@
       <w:pPr>
         <w:numPr>
           <w:ilvl w:val="0"/>
-          <w:numId w:val="1019"/>
+          <w:numId w:val="1018"/>
         </w:numPr>
         <w:pStyle w:val="Compact"/>
       </w:pPr>
@@ -6077,7 +6317,7 @@
       <w:pPr>
         <w:numPr>
           <w:ilvl w:val="0"/>
-          <w:numId w:val="1019"/>
+          <w:numId w:val="1018"/>
         </w:numPr>
         <w:pStyle w:val="Compact"/>
       </w:pPr>
@@ -6089,7 +6329,7 @@
       <w:pPr>
         <w:numPr>
           <w:ilvl w:val="0"/>
-          <w:numId w:val="1019"/>
+          <w:numId w:val="1018"/>
         </w:numPr>
         <w:pStyle w:val="Compact"/>
       </w:pPr>
@@ -6101,7 +6341,7 @@
       <w:pPr>
         <w:numPr>
           <w:ilvl w:val="0"/>
-          <w:numId w:val="1019"/>
+          <w:numId w:val="1018"/>
         </w:numPr>
         <w:pStyle w:val="Compact"/>
       </w:pPr>
@@ -7423,7 +7663,7 @@
       <w:pPr>
         <w:numPr>
           <w:ilvl w:val="0"/>
-          <w:numId w:val="1020"/>
+          <w:numId w:val="1019"/>
         </w:numPr>
         <w:pStyle w:val="Compact"/>
       </w:pPr>
@@ -7435,7 +7675,7 @@
       <w:pPr>
         <w:numPr>
           <w:ilvl w:val="0"/>
-          <w:numId w:val="1020"/>
+          <w:numId w:val="1019"/>
         </w:numPr>
         <w:pStyle w:val="Compact"/>
       </w:pPr>
@@ -7447,7 +7687,7 @@
       <w:pPr>
         <w:numPr>
           <w:ilvl w:val="0"/>
-          <w:numId w:val="1020"/>
+          <w:numId w:val="1019"/>
         </w:numPr>
         <w:pStyle w:val="Compact"/>
       </w:pPr>
@@ -7459,7 +7699,7 @@
       <w:pPr>
         <w:numPr>
           <w:ilvl w:val="0"/>
-          <w:numId w:val="1020"/>
+          <w:numId w:val="1019"/>
         </w:numPr>
         <w:pStyle w:val="Compact"/>
       </w:pPr>
@@ -7532,7 +7772,7 @@
       <w:pPr>
         <w:numPr>
           <w:ilvl w:val="0"/>
-          <w:numId w:val="1021"/>
+          <w:numId w:val="1020"/>
         </w:numPr>
         <w:pStyle w:val="Compact"/>
       </w:pPr>
@@ -7551,7 +7791,7 @@
       <w:pPr>
         <w:numPr>
           <w:ilvl w:val="0"/>
-          <w:numId w:val="1021"/>
+          <w:numId w:val="1020"/>
         </w:numPr>
         <w:pStyle w:val="Compact"/>
       </w:pPr>
@@ -7570,7 +7810,7 @@
       <w:pPr>
         <w:numPr>
           <w:ilvl w:val="0"/>
-          <w:numId w:val="1021"/>
+          <w:numId w:val="1020"/>
         </w:numPr>
         <w:pStyle w:val="Compact"/>
       </w:pPr>
@@ -7589,7 +7829,7 @@
       <w:pPr>
         <w:numPr>
           <w:ilvl w:val="0"/>
-          <w:numId w:val="1021"/>
+          <w:numId w:val="1020"/>
         </w:numPr>
         <w:pStyle w:val="Compact"/>
       </w:pPr>
@@ -7601,14 +7841,14 @@
         <w:t xml:space="preserve">p. 19</w:t>
       </w:r>
       <w:r>
-        <w:t xml:space="preserve">IBGE, PNAD Contínua, via Mix Vale (desocupação de 5,3%, trimestre até ago/2026); FGV/IBRE, Boletim Macro, mar/2026 (desemprego em mínimas históricas); Peic/CNC e Serasa via Mix Vale (jul/2026).</w:t>
-      </w:r>
-    </w:p>
-    <w:p>
-      <w:pPr>
-        <w:numPr>
-          <w:ilvl w:val="0"/>
-          <w:numId w:val="1021"/>
+        <w:t xml:space="preserve">IBGE, PNAD Contínua, via Mix Vale (desocupação de 5,3%, trimestre até ago/2026); Peic/CNC e Serasa via Mix Vale (jul/2026).</w:t>
+      </w:r>
+    </w:p>
+    <w:p>
+      <w:pPr>
+        <w:numPr>
+          <w:ilvl w:val="0"/>
+          <w:numId w:val="1020"/>
         </w:numPr>
         <w:pStyle w:val="Compact"/>
       </w:pPr>
@@ -7627,7 +7867,7 @@
       <w:pPr>
         <w:numPr>
           <w:ilvl w:val="0"/>
-          <w:numId w:val="1021"/>
+          <w:numId w:val="1020"/>
         </w:numPr>
         <w:pStyle w:val="Compact"/>
       </w:pPr>
@@ -7646,7 +7886,7 @@
       <w:pPr>
         <w:numPr>
           <w:ilvl w:val="0"/>
-          <w:numId w:val="1021"/>
+          <w:numId w:val="1020"/>
         </w:numPr>
         <w:pStyle w:val="Compact"/>
       </w:pPr>
@@ -7658,14 +7898,14 @@
         <w:t xml:space="preserve">p. 22</w:t>
       </w:r>
       <w:r>
-        <w:t xml:space="preserve">IBGE via Nexo Jornal (alimentos: 15,9% x 44,2% até ago/2026); IBGE via Revista Oeste (IPCA de 4,58% em 12 meses até set/2026); Instituto Mises via Revista Oeste (comparação 2022–2026).</w:t>
-      </w:r>
-    </w:p>
-    <w:p>
-      <w:pPr>
-        <w:numPr>
-          <w:ilvl w:val="0"/>
-          <w:numId w:val="1021"/>
+        <w:t xml:space="preserve">Poder360 (“Brasil crescerá 2,4% em 2026 e dívida se aproxima de 100% do PIB”); Poder360 (IFI: ajuste fiscal inevitável); IBGE via Revista Oeste (IPCA de 4,58% em 12 meses até set/2026).</w:t>
+      </w:r>
+    </w:p>
+    <w:p>
+      <w:pPr>
+        <w:numPr>
+          <w:ilvl w:val="0"/>
+          <w:numId w:val="1020"/>
         </w:numPr>
         <w:pStyle w:val="Compact"/>
       </w:pPr>
@@ -7684,7 +7924,7 @@
       <w:pPr>
         <w:numPr>
           <w:ilvl w:val="0"/>
-          <w:numId w:val="1021"/>
+          <w:numId w:val="1020"/>
         </w:numPr>
         <w:pStyle w:val="Compact"/>
       </w:pPr>
@@ -7703,7 +7943,7 @@
       <w:pPr>
         <w:numPr>
           <w:ilvl w:val="0"/>
-          <w:numId w:val="1021"/>
+          <w:numId w:val="1020"/>
         </w:numPr>
         <w:pStyle w:val="Compact"/>
       </w:pPr>
@@ -7722,7 +7962,7 @@
       <w:pPr>
         <w:numPr>
           <w:ilvl w:val="0"/>
-          <w:numId w:val="1021"/>
+          <w:numId w:val="1020"/>
         </w:numPr>
         <w:pStyle w:val="Compact"/>
       </w:pPr>
@@ -7749,7 +7989,7 @@
       <w:pPr>
         <w:numPr>
           <w:ilvl w:val="0"/>
-          <w:numId w:val="1022"/>
+          <w:numId w:val="1021"/>
         </w:numPr>
         <w:pStyle w:val="Compact"/>
       </w:pPr>
@@ -8173,9 +8413,6 @@
     </w:lvlOverride>
   </w:num>
   <w:num w:numId="1011">
-    <w:abstractNumId w:val="991"/>
-  </w:num>
-  <w:num w:numId="1012">
     <w:abstractNumId w:val="99201"/>
     <w:lvlOverride w:ilvl="0">
       <w:startOverride w:val="1"/>
@@ -8205,6 +8442,9 @@
       <w:startOverride w:val="1"/>
     </w:lvlOverride>
   </w:num>
+  <w:num w:numId="1012">
+    <w:abstractNumId w:val="991"/>
+  </w:num>
   <w:num w:numId="1013">
     <w:abstractNumId w:val="991"/>
   </w:num>
@@ -8221,9 +8461,6 @@
     <w:abstractNumId w:val="991"/>
   </w:num>
   <w:num w:numId="1018">
-    <w:abstractNumId w:val="991"/>
-  </w:num>
-  <w:num w:numId="1019">
     <w:abstractNumId w:val="99201"/>
     <w:lvlOverride w:ilvl="0">
       <w:startOverride w:val="1"/>
@@ -8253,13 +8490,13 @@
       <w:startOverride w:val="1"/>
     </w:lvlOverride>
   </w:num>
+  <w:num w:numId="1019">
+    <w:abstractNumId w:val="991"/>
+  </w:num>
   <w:num w:numId="1020">
     <w:abstractNumId w:val="991"/>
   </w:num>
   <w:num w:numId="1021">
-    <w:abstractNumId w:val="991"/>
-  </w:num>
-  <w:num w:numId="1022">
     <w:abstractNumId w:val="991"/>
   </w:num>
 </w:numbering>

--- a/curso/dist/Guia-Como-Convencer-um-Petista.docx
+++ b/curso/dist/Guia-Como-Convencer-um-Petista.docx
@@ -470,7 +470,7 @@
         <w:t xml:space="preserve">Parte 2 · Xeque-mate em 5 jogadas</w:t>
       </w:r>
       <w:r>
-        <w:t xml:space="preserve">11</w:t>
+        <w:t xml:space="preserve">12</w:t>
       </w:r>
     </w:p>
     <w:p>
@@ -485,7 +485,7 @@
         <w:t xml:space="preserve">2.1 As 5 jogadas em 1 página</w:t>
       </w:r>
       <w:r>
-        <w:t xml:space="preserve">12</w:t>
+        <w:t xml:space="preserve">13</w:t>
       </w:r>
     </w:p>
     <w:p>
@@ -500,7 +500,7 @@
         <w:t xml:space="preserve">2.2 A isca e a armadilha</w:t>
       </w:r>
       <w:r>
-        <w:t xml:space="preserve">13</w:t>
+        <w:t xml:space="preserve">14</w:t>
       </w:r>
     </w:p>
     <w:p>
@@ -515,7 +515,7 @@
         <w:t xml:space="preserve">2.3 O escudo · A sua história</w:t>
       </w:r>
       <w:r>
-        <w:t xml:space="preserve">15</w:t>
+        <w:t xml:space="preserve">16</w:t>
       </w:r>
     </w:p>
     <w:p>
@@ -530,7 +530,7 @@
         <w:t xml:space="preserve">2.4 O golpe e a saída por cima</w:t>
       </w:r>
       <w:r>
-        <w:t xml:space="preserve">16</w:t>
+        <w:t xml:space="preserve">17</w:t>
       </w:r>
     </w:p>
     <w:p>
@@ -545,7 +545,7 @@
         <w:t xml:space="preserve">Parte 3 · As 12 desculpas do petista</w:t>
       </w:r>
       <w:r>
-        <w:t xml:space="preserve">17</w:t>
+        <w:t xml:space="preserve">19</w:t>
       </w:r>
     </w:p>
     <w:p>
@@ -560,7 +560,7 @@
         <w:t xml:space="preserve">3.1 “O Lula cuida dos pobres”</w:t>
       </w:r>
       <w:r>
-        <w:t xml:space="preserve">18</w:t>
+        <w:t xml:space="preserve">20</w:t>
       </w:r>
     </w:p>
     <w:p>
@@ -575,7 +575,7 @@
         <w:t xml:space="preserve">3.2 “Mas o desemprego caiu”</w:t>
       </w:r>
       <w:r>
-        <w:t xml:space="preserve">19</w:t>
+        <w:t xml:space="preserve">21</w:t>
       </w:r>
     </w:p>
     <w:p>
@@ -590,7 +590,7 @@
         <w:t xml:space="preserve">3.3 “Imposto é só para os ricos”</w:t>
       </w:r>
       <w:r>
-        <w:t xml:space="preserve">20</w:t>
+        <w:t xml:space="preserve">22</w:t>
       </w:r>
     </w:p>
     <w:p>
@@ -605,7 +605,7 @@
         <w:t xml:space="preserve">3.4 “A dívida é herança do Bolsonaro”</w:t>
       </w:r>
       <w:r>
-        <w:t xml:space="preserve">21</w:t>
+        <w:t xml:space="preserve">23</w:t>
       </w:r>
     </w:p>
     <w:p>
@@ -620,7 +620,7 @@
         <w:t xml:space="preserve">3.5 “O Brasil está crescendo”</w:t>
       </w:r>
       <w:r>
-        <w:t xml:space="preserve">22</w:t>
+        <w:t xml:space="preserve">24</w:t>
       </w:r>
     </w:p>
     <w:p>
@@ -635,7 +635,7 @@
         <w:t xml:space="preserve">3.6 “O Lula foi inocentado”</w:t>
       </w:r>
       <w:r>
-        <w:t xml:space="preserve">23</w:t>
+        <w:t xml:space="preserve">25</w:t>
       </w:r>
     </w:p>
     <w:p>
@@ -650,7 +650,7 @@
         <w:t xml:space="preserve">3.7 “A Venezuela é culpa dos EUA”</w:t>
       </w:r>
       <w:r>
-        <w:t xml:space="preserve">24</w:t>
+        <w:t xml:space="preserve">26</w:t>
       </w:r>
     </w:p>
     <w:p>
@@ -665,7 +665,7 @@
         <w:t xml:space="preserve">3.8 “O Milei quebrou a Argentina”</w:t>
       </w:r>
       <w:r>
-        <w:t xml:space="preserve">25</w:t>
+        <w:t xml:space="preserve">27</w:t>
       </w:r>
     </w:p>
     <w:p>
@@ -680,7 +680,7 @@
         <w:t xml:space="preserve">3.9 “A Bolívia estava bem com o MAS”</w:t>
       </w:r>
       <w:r>
-        <w:t xml:space="preserve">26</w:t>
+        <w:t xml:space="preserve">28</w:t>
       </w:r>
     </w:p>
     <w:p>
@@ -695,7 +695,7 @@
         <w:t xml:space="preserve">3.10 “Quem é contra o governo é golpista”</w:t>
       </w:r>
       <w:r>
-        <w:t xml:space="preserve">27</w:t>
+        <w:t xml:space="preserve">29</w:t>
       </w:r>
     </w:p>
     <w:bookmarkEnd w:id="21"/>
@@ -718,7 +718,7 @@
         <w:t xml:space="preserve">3.11 “Isso é site de direita”</w:t>
       </w:r>
       <w:r>
-        <w:t xml:space="preserve">28</w:t>
+        <w:t xml:space="preserve">30</w:t>
       </w:r>
     </w:p>
     <w:p>
@@ -733,7 +733,7 @@
         <w:t xml:space="preserve">3.12 “Se não gosta, vai embora”</w:t>
       </w:r>
       <w:r>
-        <w:t xml:space="preserve">29</w:t>
+        <w:t xml:space="preserve">31</w:t>
       </w:r>
     </w:p>
     <w:p>
@@ -748,7 +748,7 @@
         <w:t xml:space="preserve">Parte 4 · Munição pronta</w:t>
       </w:r>
       <w:r>
-        <w:t xml:space="preserve">30</w:t>
+        <w:t xml:space="preserve">33</w:t>
       </w:r>
     </w:p>
     <w:p>
@@ -763,7 +763,7 @@
         <w:t xml:space="preserve">4.1 6 mensagens para disparar</w:t>
       </w:r>
       <w:r>
-        <w:t xml:space="preserve">31</w:t>
+        <w:t xml:space="preserve">34</w:t>
       </w:r>
     </w:p>
     <w:p>
@@ -778,7 +778,7 @@
         <w:t xml:space="preserve">4.2 O ataque do almoço de domingo</w:t>
       </w:r>
       <w:r>
-        <w:t xml:space="preserve">32</w:t>
+        <w:t xml:space="preserve">35</w:t>
       </w:r>
     </w:p>
     <w:p>
@@ -793,7 +793,7 @@
         <w:t xml:space="preserve">4.3 O grupo da família</w:t>
       </w:r>
       <w:r>
-        <w:t xml:space="preserve">33</w:t>
+        <w:t xml:space="preserve">36</w:t>
       </w:r>
     </w:p>
     <w:p>
@@ -808,7 +808,7 @@
         <w:t xml:space="preserve">4.4 Quando o petista surta</w:t>
       </w:r>
       <w:r>
-        <w:t xml:space="preserve">34</w:t>
+        <w:t xml:space="preserve">37</w:t>
       </w:r>
     </w:p>
     <w:p>
@@ -823,7 +823,7 @@
         <w:t xml:space="preserve">4.5 Operação 30 dias</w:t>
       </w:r>
       <w:r>
-        <w:t xml:space="preserve">35</w:t>
+        <w:t xml:space="preserve">38</w:t>
       </w:r>
     </w:p>
     <w:p>
@@ -838,7 +838,7 @@
         <w:t xml:space="preserve">4.6 Ele não mudou? A conta vai chegar</w:t>
       </w:r>
       <w:r>
-        <w:t xml:space="preserve">36</w:t>
+        <w:t xml:space="preserve">39</w:t>
       </w:r>
     </w:p>
     <w:p>
@@ -850,10 +850,70 @@
         <w:pStyle w:val="Compact"/>
       </w:pPr>
       <w:r>
+        <w:t xml:space="preserve">Parte 5 · Frases de efeito para print</w:t>
+      </w:r>
+      <w:r>
+        <w:t xml:space="preserve">41</w:t>
+      </w:r>
+    </w:p>
+    <w:p>
+      <w:pPr>
+        <w:numPr>
+          <w:ilvl w:val="0"/>
+          <w:numId w:val="1002"/>
+        </w:numPr>
+        <w:pStyle w:val="Compact"/>
+      </w:pPr>
+      <w:r>
+        <w:t xml:space="preserve">5.1 Os bordões da direita</w:t>
+      </w:r>
+      <w:r>
+        <w:t xml:space="preserve">42</w:t>
+      </w:r>
+    </w:p>
+    <w:p>
+      <w:pPr>
+        <w:numPr>
+          <w:ilvl w:val="0"/>
+          <w:numId w:val="1002"/>
+        </w:numPr>
+        <w:pStyle w:val="Compact"/>
+      </w:pPr>
+      <w:r>
+        <w:t xml:space="preserve">5.2 Frases clássicas que viraram munição</w:t>
+      </w:r>
+      <w:r>
+        <w:t xml:space="preserve">43</w:t>
+      </w:r>
+    </w:p>
+    <w:p>
+      <w:pPr>
+        <w:numPr>
+          <w:ilvl w:val="0"/>
+          <w:numId w:val="1002"/>
+        </w:numPr>
+        <w:pStyle w:val="Compact"/>
+      </w:pPr>
+      <w:r>
+        <w:t xml:space="preserve">5.3 As frases deste guia</w:t>
+      </w:r>
+      <w:r>
+        <w:t xml:space="preserve">44</w:t>
+      </w:r>
+    </w:p>
+    <w:p>
+      <w:pPr>
+        <w:numPr>
+          <w:ilvl w:val="0"/>
+          <w:numId w:val="1002"/>
+        </w:numPr>
+        <w:pStyle w:val="Compact"/>
+      </w:pPr>
+      <w:r>
         <w:t xml:space="preserve">Bônus B7 · Dossiê: mais 4 anos em manchetes</w:t>
       </w:r>
       <w:r>
-        <w:t xml:space="preserve">37</w:t>
+        <w:t xml:space="preserve">45</w:t>
       </w:r>
     </w:p>
     <w:p>
@@ -868,7 +928,7 @@
         <w:t xml:space="preserve">B7 · Versão de 1 página para WhatsApp</w:t>
       </w:r>
       <w:r>
-        <w:t xml:space="preserve">46</w:t>
+        <w:t xml:space="preserve">54</w:t>
       </w:r>
     </w:p>
     <w:p>
@@ -883,7 +943,7 @@
         <w:t xml:space="preserve">Anexo · Fontes de todos os números</w:t>
       </w:r>
       <w:r>
-        <w:t xml:space="preserve">48</w:t>
+        <w:t xml:space="preserve">56</w:t>
       </w:r>
     </w:p>
     <w:p>
@@ -1988,6 +2048,60 @@
         <w:pStyle w:val="FirstParagraph"/>
       </w:pPr>
       <w:r>
+        <w:t xml:space="preserve">EXTRA!</w:t>
+      </w:r>
+    </w:p>
+    <w:p>
+      <w:pPr>
+        <w:pStyle w:val="BodyText"/>
+      </w:pPr>
+      <w:r>
+        <w:t xml:space="preserve">R$ 11</w:t>
+      </w:r>
+      <w:r>
+        <w:t xml:space="preserve"> </w:t>
+      </w:r>
+      <w:r>
+        <w:rPr>
+          <w:highlight w:val="yellow"/>
+        </w:rPr>
+        <w:t xml:space="preserve">trilhões</w:t>
+      </w:r>
+      <w:r>
+        <w:t xml:space="preserve"> </w:t>
+      </w:r>
+      <w:r>
+        <w:t xml:space="preserve">de dívida</w:t>
+      </w:r>
+    </w:p>
+    <w:p>
+      <w:pPr>
+        <w:pStyle w:val="BodyText"/>
+      </w:pPr>
+      <w:r>
+        <w:t xml:space="preserve">A conta que o governo está deixando para o seu filho e o seu neto. 82,9% do PIB, e subindo.</w:t>
+      </w:r>
+    </w:p>
+    <w:p>
+      <w:pPr>
+        <w:pStyle w:val="BodyText"/>
+      </w:pPr>
+      <w:r>
+        <w:t xml:space="preserve">QUEM PAGA?</w:t>
+      </w:r>
+    </w:p>
+    <w:p>
+      <w:r>
+        <w:pict>
+          <v:rect style="width:0;height:1.5pt" o:hralign="center" o:hrstd="t" o:hr="t"/>
+        </w:pict>
+      </w:r>
+    </w:p>
+    <w:p>
+      <w:pPr>
+        <w:pStyle w:val="FirstParagraph"/>
+      </w:pPr>
+      <w:r>
         <w:t xml:space="preserve">2</w:t>
       </w:r>
     </w:p>
@@ -3128,6 +3242,54 @@
         <w:pStyle w:val="FirstParagraph"/>
       </w:pPr>
       <w:r>
+        <w:t xml:space="preserve">EXTRA!</w:t>
+      </w:r>
+    </w:p>
+    <w:p>
+      <w:pPr>
+        <w:pStyle w:val="BodyText"/>
+      </w:pPr>
+      <w:r>
+        <w:t xml:space="preserve">83,98 milhões de</w:t>
+      </w:r>
+      <w:r>
+        <w:t xml:space="preserve"> </w:t>
+      </w:r>
+      <w:r>
+        <w:rPr>
+          <w:highlight w:val="yellow"/>
+        </w:rPr>
+        <w:t xml:space="preserve">negativados</w:t>
+      </w:r>
+    </w:p>
+    <w:p>
+      <w:pPr>
+        <w:pStyle w:val="BodyText"/>
+      </w:pPr>
+      <w:r>
+        <w:t xml:space="preserve">Maior número da história. O governo bate recorde de arrecadação e a família brasileira bate recorde de dívida.</w:t>
+      </w:r>
+    </w:p>
+    <w:p>
+      <w:pPr>
+        <w:pStyle w:val="BodyText"/>
+      </w:pPr>
+      <w:r>
+        <w:t xml:space="preserve">RECORDE</w:t>
+      </w:r>
+    </w:p>
+    <w:p>
+      <w:r>
+        <w:pict>
+          <v:rect style="width:0;height:1.5pt" o:hralign="center" o:hrstd="t" o:hr="t"/>
+        </w:pict>
+      </w:r>
+    </w:p>
+    <w:p>
+      <w:pPr>
+        <w:pStyle w:val="FirstParagraph"/>
+      </w:pPr>
+      <w:r>
         <w:t xml:space="preserve">3</w:t>
       </w:r>
     </w:p>
@@ -5045,6 +5207,54 @@
       </w:r>
     </w:p>
     <w:bookmarkEnd w:id="53"/>
+    <w:p>
+      <w:r>
+        <w:pict>
+          <v:rect style="width:0;height:1.5pt" o:hralign="center" o:hrstd="t" o:hr="t"/>
+        </w:pict>
+      </w:r>
+    </w:p>
+    <w:p>
+      <w:pPr>
+        <w:pStyle w:val="FirstParagraph"/>
+      </w:pPr>
+      <w:r>
+        <w:t xml:space="preserve">URGENTE!</w:t>
+      </w:r>
+    </w:p>
+    <w:p>
+      <w:pPr>
+        <w:pStyle w:val="BodyText"/>
+      </w:pPr>
+      <w:r>
+        <w:t xml:space="preserve">1 imposto a cada</w:t>
+      </w:r>
+      <w:r>
+        <w:t xml:space="preserve"> </w:t>
+      </w:r>
+      <w:r>
+        <w:rPr>
+          <w:highlight w:val="yellow"/>
+        </w:rPr>
+        <w:t xml:space="preserve">27 dias</w:t>
+      </w:r>
+    </w:p>
+    <w:p>
+      <w:pPr>
+        <w:pStyle w:val="BodyText"/>
+      </w:pPr>
+      <w:r>
+        <w:t xml:space="preserve">43 medidas para aumentar a carga em pouco mais de 3 anos. E agora são mais 4.</w:t>
+      </w:r>
+    </w:p>
+    <w:p>
+      <w:pPr>
+        <w:pStyle w:val="BodyText"/>
+      </w:pPr>
+      <w:r>
+        <w:t xml:space="preserve">MAIS 4 ANOS</w:t>
+      </w:r>
+    </w:p>
     <w:p>
       <w:r>
         <w:pict>
@@ -6221,36 +6431,43 @@
         <w:pStyle w:val="FirstParagraph"/>
       </w:pPr>
       <w:r>
-        <w:t xml:space="preserve">B7</w:t>
-      </w:r>
-    </w:p>
-    <w:p>
-      <w:pPr>
-        <w:pStyle w:val="BodyText"/>
-      </w:pPr>
-      <w:r>
-        <w:t xml:space="preserve">Dossiê: mais 4 anos em manchetes</w:t>
-      </w:r>
-    </w:p>
-    <w:p>
-      <w:pPr>
-        <w:pStyle w:val="BodyText"/>
-      </w:pPr>
-      <w:r>
-        <w:t xml:space="preserve">Links para mandar ao seu conhecido de esquerda. Não é opinião: é manchete, com veículo e QR code para ele mesmo conferir. O guia completo, com o método de conversa, vem de brinde:</w:t>
-      </w:r>
-      <w:r>
-        <w:t xml:space="preserve"> </w:t>
-      </w:r>
-      <w:r>
-        <w:rPr>
-          <w:bCs/>
-          <w:b/>
-        </w:rPr>
-        <w:t xml:space="preserve">Como convencer um petista</w:t>
-      </w:r>
-      <w:r>
-        <w:t xml:space="preserve">.</w:t>
+        <w:t xml:space="preserve">EXCLUSIVO!</w:t>
+      </w:r>
+    </w:p>
+    <w:p>
+      <w:pPr>
+        <w:pStyle w:val="BodyText"/>
+      </w:pPr>
+      <w:r>
+        <w:t xml:space="preserve">A Bolívia</w:t>
+      </w:r>
+      <w:r>
+        <w:t xml:space="preserve"> </w:t>
+      </w:r>
+      <w:r>
+        <w:rPr>
+          <w:highlight w:val="yellow"/>
+        </w:rPr>
+        <w:t xml:space="preserve">acordou</w:t>
+      </w:r>
+      <w:r>
+        <w:t xml:space="preserve">. E o Brasil?</w:t>
+      </w:r>
+    </w:p>
+    <w:p>
+      <w:pPr>
+        <w:pStyle w:val="BodyText"/>
+      </w:pPr>
+      <w:r>
+        <w:t xml:space="preserve">20 anos de socialismo derrubados nas urnas, com 54,6% dos votos. O país vizinho já virou a página.</w:t>
+      </w:r>
+    </w:p>
+    <w:p>
+      <w:pPr>
+        <w:pStyle w:val="BodyText"/>
+      </w:pPr>
+      <w:r>
+        <w:t xml:space="preserve">2030</w:t>
       </w:r>
     </w:p>
     <w:p>
@@ -6265,145 +6482,25 @@
         <w:pStyle w:val="FirstParagraph"/>
       </w:pPr>
       <w:r>
-        <w:t xml:space="preserve">Como usar o dossiê</w:t>
-      </w:r>
-    </w:p>
-    <w:bookmarkStart w:id="66" w:name="não-discuta.-mande-o-link."/>
-    <w:p>
-      <w:pPr>
-        <w:pStyle w:val="Heading1"/>
-      </w:pPr>
-      <w:r>
-        <w:t xml:space="preserve">Não discuta. Mande o link.</w:t>
-      </w:r>
-    </w:p>
-    <w:p>
-      <w:pPr>
-        <w:pStyle w:val="FirstParagraph"/>
-      </w:pPr>
-      <w:r>
-        <w:t xml:space="preserve">Discussão de grupo de família não convence ninguém.</w:t>
-      </w:r>
-      <w:r>
-        <w:t xml:space="preserve"> </w:t>
-      </w:r>
-      <w:r>
-        <w:rPr>
-          <w:bCs/>
-          <w:b/>
-        </w:rPr>
-        <w:t xml:space="preserve">Manchete com data e veículo</w:t>
-      </w:r>
-      <w:r>
-        <w:t xml:space="preserve"> </w:t>
-      </w:r>
-      <w:r>
-        <w:t xml:space="preserve">convence mais. Este dossiê é para isso.</w:t>
-      </w:r>
-    </w:p>
-    <w:p>
-      <w:pPr>
-        <w:numPr>
-          <w:ilvl w:val="0"/>
-          <w:numId w:val="1018"/>
-        </w:numPr>
-        <w:pStyle w:val="Compact"/>
-      </w:pPr>
-      <w:r>
-        <w:t xml:space="preserve">Escolha 1 ou 2 manchetes sobre o assunto da conversa</w:t>
-      </w:r>
-    </w:p>
-    <w:p>
-      <w:pPr>
-        <w:numPr>
-          <w:ilvl w:val="0"/>
-          <w:numId w:val="1018"/>
-        </w:numPr>
-        <w:pStyle w:val="Compact"/>
-      </w:pPr>
-      <w:r>
-        <w:t xml:space="preserve">Aponte a câmera do celular para o QR code e copie o link</w:t>
-      </w:r>
-    </w:p>
-    <w:p>
-      <w:pPr>
-        <w:numPr>
-          <w:ilvl w:val="0"/>
-          <w:numId w:val="1018"/>
-        </w:numPr>
-        <w:pStyle w:val="Compact"/>
-      </w:pPr>
-      <w:r>
-        <w:t xml:space="preserve">Mande o link, sem textão. Deixe a notícia falar</w:t>
-      </w:r>
-    </w:p>
-    <w:p>
-      <w:pPr>
-        <w:numPr>
-          <w:ilvl w:val="0"/>
-          <w:numId w:val="1018"/>
-        </w:numPr>
-        <w:pStyle w:val="Compact"/>
-      </w:pPr>
-      <w:r>
-        <w:t xml:space="preserve">Se ele disser “site de direita”, mande o dado oficial que está na mesma linha (Banco Central, Senado, Receita)</w:t>
-      </w:r>
-    </w:p>
-    <w:bookmarkStart w:id="64" w:name="já-aconteceu"/>
-    <w:p>
-      <w:pPr>
-        <w:pStyle w:val="Heading3"/>
-      </w:pPr>
-      <w:r>
-        <w:t xml:space="preserve">Já aconteceu</w:t>
-      </w:r>
-    </w:p>
-    <w:p>
-      <w:pPr>
-        <w:pStyle w:val="FirstParagraph"/>
-      </w:pPr>
-      <w:r>
-        <w:t xml:space="preserve">Fatos publicados: impostos, IOF, dívida, juros, déficit, golpes.</w:t>
-      </w:r>
-    </w:p>
-    <w:bookmarkEnd w:id="64"/>
-    <w:bookmarkStart w:id="65" w:name="o-que-vem-por-aí"/>
-    <w:p>
-      <w:pPr>
-        <w:pStyle w:val="Heading3"/>
-      </w:pPr>
-      <w:r>
-        <w:t xml:space="preserve">O que vem por aí</w:t>
-      </w:r>
-    </w:p>
-    <w:p>
-      <w:pPr>
-        <w:pStyle w:val="FirstParagraph"/>
-      </w:pPr>
-      <w:r>
-        <w:t xml:space="preserve">Projeções de instituições e propostas do governo, marcadas como projeção.</w:t>
-      </w:r>
-    </w:p>
-    <w:bookmarkEnd w:id="65"/>
-    <w:p>
-      <w:pPr>
-        <w:pStyle w:val="BodyText"/>
-      </w:pPr>
-      <w:r>
-        <w:rPr>
-          <w:bCs/>
-          <w:b/>
-        </w:rPr>
-        <w:t xml:space="preserve">Links mudam.</w:t>
-      </w:r>
-      <w:r>
-        <w:t xml:space="preserve"> </w:t>
-      </w:r>
-      <w:r>
-        <w:t xml:space="preserve">Todos foram consultados em 28/10/2026. Se algum sair do ar, busque o título entre aspas.</w:t>
-      </w:r>
-    </w:p>
-    <w:bookmarkEnd w:id="66"/>
+        <w:t xml:space="preserve">5</w:t>
+      </w:r>
+    </w:p>
+    <w:p>
+      <w:pPr>
+        <w:pStyle w:val="BodyText"/>
+      </w:pPr>
+      <w:r>
+        <w:t xml:space="preserve">Frases de efeito para print</w:t>
+      </w:r>
+    </w:p>
+    <w:p>
+      <w:pPr>
+        <w:pStyle w:val="BodyText"/>
+      </w:pPr>
+      <w:r>
+        <w:t xml:space="preserve">Os bordões mais usados pela direita, as frases clássicas que viraram munição no mundo todo e as frases deste guia. Tire print e dispare.</w:t>
+      </w:r>
+    </w:p>
     <w:p>
       <w:r>
         <w:pict>
@@ -6416,10 +6513,522 @@
         <w:pStyle w:val="FirstParagraph"/>
       </w:pPr>
       <w:r>
+        <w:t xml:space="preserve">Bordões</w:t>
+      </w:r>
+    </w:p>
+    <w:bookmarkStart w:id="64" w:name="os-bordões-da-direita"/>
+    <w:p>
+      <w:pPr>
+        <w:pStyle w:val="Heading1"/>
+      </w:pPr>
+      <w:r>
+        <w:t xml:space="preserve">Os bordões da direita</w:t>
+      </w:r>
+    </w:p>
+    <w:p>
+      <w:pPr>
+        <w:pStyle w:val="FirstParagraph"/>
+      </w:pPr>
+      <w:r>
+        <w:t xml:space="preserve">Deus, pátria, família e liberdade</w:t>
+      </w:r>
+    </w:p>
+    <w:p>
+      <w:pPr>
+        <w:pStyle w:val="BodyText"/>
+      </w:pPr>
+      <w:r>
+        <w:t xml:space="preserve">Brasil acima de tudo, Deus acima de todos</w:t>
+      </w:r>
+    </w:p>
+    <w:p>
+      <w:pPr>
+        <w:pStyle w:val="BodyText"/>
+      </w:pPr>
+      <w:r>
+        <w:t xml:space="preserve">Nossa bandeira jamais será vermelha</w:t>
+      </w:r>
+    </w:p>
+    <w:p>
+      <w:pPr>
+        <w:pStyle w:val="BodyText"/>
+      </w:pPr>
+      <w:r>
+        <w:t xml:space="preserve">Mais Brasil, menos Brasília</w:t>
+      </w:r>
+    </w:p>
+    <w:p>
+      <w:pPr>
+        <w:pStyle w:val="BodyText"/>
+      </w:pPr>
+      <w:r>
+        <w:t xml:space="preserve">Imposto é roubo</w:t>
+      </w:r>
+    </w:p>
+    <w:p>
+      <w:pPr>
+        <w:pStyle w:val="BodyText"/>
+      </w:pPr>
+      <w:r>
+        <w:t xml:space="preserve">Cadê a picanha?</w:t>
+      </w:r>
+    </w:p>
+    <w:p>
+      <w:pPr>
+        <w:pStyle w:val="BodyText"/>
+      </w:pPr>
+      <w:r>
+        <w:t xml:space="preserve">Fez o L? Agora paga a conta</w:t>
+      </w:r>
+    </w:p>
+    <w:p>
+      <w:pPr>
+        <w:pStyle w:val="BodyText"/>
+      </w:pPr>
+      <w:r>
+        <w:t xml:space="preserve">Taxad ataca de novo</w:t>
+      </w:r>
+    </w:p>
+    <w:p>
+      <w:pPr>
+        <w:pStyle w:val="BodyText"/>
+      </w:pPr>
+      <w:r>
+        <w:t xml:space="preserve">Comunista de iPhone</w:t>
+      </w:r>
+    </w:p>
+    <w:p>
+      <w:pPr>
+        <w:pStyle w:val="BodyText"/>
+      </w:pPr>
+      <w:r>
+        <w:t xml:space="preserve">Liberdade não se negocia</w:t>
+      </w:r>
+    </w:p>
+    <w:p>
+      <w:pPr>
+        <w:pStyle w:val="BodyText"/>
+      </w:pPr>
+      <w:r>
+        <w:t xml:space="preserve">Ama o socialismo? Vai pra Cuba</w:t>
+      </w:r>
+    </w:p>
+    <w:p>
+      <w:pPr>
+        <w:pStyle w:val="BodyText"/>
+      </w:pPr>
+      <w:r>
+        <w:t xml:space="preserve">O Brasil é verde e amarelo</w:t>
+      </w:r>
+    </w:p>
+    <w:bookmarkEnd w:id="64"/>
+    <w:p>
+      <w:r>
+        <w:pict>
+          <v:rect style="width:0;height:1.5pt" o:hralign="center" o:hrstd="t" o:hr="t"/>
+        </w:pict>
+      </w:r>
+    </w:p>
+    <w:p>
+      <w:pPr>
+        <w:pStyle w:val="FirstParagraph"/>
+      </w:pPr>
+      <w:r>
+        <w:t xml:space="preserve">Clássicos</w:t>
+      </w:r>
+    </w:p>
+    <w:bookmarkStart w:id="65" w:name="frases-que-viraram-munição-no-mundo-todo"/>
+    <w:p>
+      <w:pPr>
+        <w:pStyle w:val="Heading1"/>
+      </w:pPr>
+      <w:r>
+        <w:t xml:space="preserve">Frases que viraram munição no mundo todo</w:t>
+      </w:r>
+    </w:p>
+    <w:p>
+      <w:pPr>
+        <w:pStyle w:val="FirstParagraph"/>
+      </w:pPr>
+      <w:r>
+        <w:t xml:space="preserve">O problema do socialismo é que um dia acaba o dinheiro dos outros</w:t>
+      </w:r>
+      <w:r>
+        <w:t xml:space="preserve">Margaret Thatcher</w:t>
+      </w:r>
+    </w:p>
+    <w:p>
+      <w:pPr>
+        <w:pStyle w:val="BodyText"/>
+      </w:pPr>
+      <w:r>
+        <w:t xml:space="preserve">Não existe almoço grátis</w:t>
+      </w:r>
+      <w:r>
+        <w:t xml:space="preserve">Milton Friedman</w:t>
+      </w:r>
+    </w:p>
+    <w:p>
+      <w:pPr>
+        <w:pStyle w:val="BodyText"/>
+      </w:pPr>
+      <w:r>
+        <w:t xml:space="preserve">O governo não é a solução para o nosso problema; o governo é o problema</w:t>
+      </w:r>
+      <w:r>
+        <w:t xml:space="preserve">Ronald Reagan, posse em 1981</w:t>
+      </w:r>
+    </w:p>
+    <w:p>
+      <w:pPr>
+        <w:pStyle w:val="BodyText"/>
+      </w:pPr>
+      <w:r>
+        <w:t xml:space="preserve">¡Viva la libertad, carajo!</w:t>
+      </w:r>
+      <w:r>
+        <w:t xml:space="preserve">Javier Milei</w:t>
+      </w:r>
+    </w:p>
+    <w:p>
+      <w:pPr>
+        <w:pStyle w:val="BodyText"/>
+      </w:pPr>
+      <w:r>
+        <w:t xml:space="preserve">O Estado é a grande ficção pela qual todos tentam viver à custa de todos</w:t>
+      </w:r>
+      <w:r>
+        <w:t xml:space="preserve">Frédéric Bastiat</w:t>
+      </w:r>
+    </w:p>
+    <w:p>
+      <w:pPr>
+        <w:pStyle w:val="BodyText"/>
+      </w:pPr>
+      <w:r>
+        <w:t xml:space="preserve">O vício do capitalismo é a divisão desigual das bênçãos. A virtude do socialismo é a divisão igual das misérias</w:t>
+      </w:r>
+      <w:r>
+        <w:t xml:space="preserve">Winston Churchill</w:t>
+      </w:r>
+    </w:p>
+    <w:bookmarkEnd w:id="65"/>
+    <w:p>
+      <w:r>
+        <w:pict>
+          <v:rect style="width:0;height:1.5pt" o:hralign="center" o:hrstd="t" o:hr="t"/>
+        </w:pict>
+      </w:r>
+    </w:p>
+    <w:p>
+      <w:pPr>
+        <w:pStyle w:val="FirstParagraph"/>
+      </w:pPr>
+      <w:r>
+        <w:t xml:space="preserve">Exclusivas</w:t>
+      </w:r>
+    </w:p>
+    <w:bookmarkStart w:id="66" w:name="as-frases-deste-guia"/>
+    <w:p>
+      <w:pPr>
+        <w:pStyle w:val="Heading1"/>
+      </w:pPr>
+      <w:r>
+        <w:t xml:space="preserve">As frases deste guia</w:t>
+      </w:r>
+    </w:p>
+    <w:p>
+      <w:pPr>
+        <w:pStyle w:val="FirstParagraph"/>
+      </w:pPr>
+      <w:r>
+        <w:t xml:space="preserve">Governo rico, família falida</w:t>
+      </w:r>
+    </w:p>
+    <w:p>
+      <w:pPr>
+        <w:pStyle w:val="BodyText"/>
+      </w:pPr>
+      <w:r>
+        <w:t xml:space="preserve">Anulado não é inocente</w:t>
+      </w:r>
+    </w:p>
+    <w:p>
+      <w:pPr>
+        <w:pStyle w:val="BodyText"/>
+      </w:pPr>
+      <w:r>
+        <w:t xml:space="preserve">Emprego com dívida recorde é escravo do boleto</w:t>
+      </w:r>
+    </w:p>
+    <w:p>
+      <w:pPr>
+        <w:pStyle w:val="BodyText"/>
+      </w:pPr>
+      <w:r>
+        <w:t xml:space="preserve">Petista ama o socialismo. De longe</w:t>
+      </w:r>
+    </w:p>
+    <w:p>
+      <w:pPr>
+        <w:pStyle w:val="BodyText"/>
+      </w:pPr>
+      <w:r>
+        <w:t xml:space="preserve">“Taxar os ricos” é meter a mão no seu bolso</w:t>
+      </w:r>
+    </w:p>
+    <w:p>
+      <w:pPr>
+        <w:pStyle w:val="BodyText"/>
+      </w:pPr>
+      <w:r>
+        <w:t xml:space="preserve">Ninguém foge de onde está bem</w:t>
+      </w:r>
+    </w:p>
+    <w:p>
+      <w:pPr>
+        <w:pStyle w:val="BodyText"/>
+      </w:pPr>
+      <w:r>
+        <w:t xml:space="preserve">Quem rotula já perdeu o argumento</w:t>
+      </w:r>
+    </w:p>
+    <w:p>
+      <w:pPr>
+        <w:pStyle w:val="BodyText"/>
+      </w:pPr>
+      <w:r>
+        <w:t xml:space="preserve">Crescer devendo não é crescer</w:t>
+      </w:r>
+    </w:p>
+    <w:p>
+      <w:pPr>
+        <w:pStyle w:val="BodyText"/>
+      </w:pPr>
+      <w:r>
+        <w:t xml:space="preserve">Se a Bolívia acordou, o Brasil também pode</w:t>
+      </w:r>
+    </w:p>
+    <w:p>
+      <w:pPr>
+        <w:pStyle w:val="BodyText"/>
+      </w:pPr>
+      <w:r>
+        <w:t xml:space="preserve">Eles não mudaram a direção. Mude você</w:t>
+      </w:r>
+    </w:p>
+    <w:bookmarkEnd w:id="66"/>
+    <w:p>
+      <w:r>
+        <w:pict>
+          <v:rect style="width:0;height:1.5pt" o:hralign="center" o:hrstd="t" o:hr="t"/>
+        </w:pict>
+      </w:r>
+    </w:p>
+    <w:p>
+      <w:pPr>
+        <w:pStyle w:val="FirstParagraph"/>
+      </w:pPr>
+      <w:r>
+        <w:t xml:space="preserve">B7</w:t>
+      </w:r>
+    </w:p>
+    <w:p>
+      <w:pPr>
+        <w:pStyle w:val="BodyText"/>
+      </w:pPr>
+      <w:r>
+        <w:t xml:space="preserve">Dossiê: mais 4 anos em manchetes</w:t>
+      </w:r>
+    </w:p>
+    <w:p>
+      <w:pPr>
+        <w:pStyle w:val="BodyText"/>
+      </w:pPr>
+      <w:r>
+        <w:t xml:space="preserve">Links para mandar ao seu conhecido de esquerda. Não é opinião: é manchete, com veículo e QR code para ele mesmo conferir. O guia completo, com o método de conversa, vem de brinde:</w:t>
+      </w:r>
+      <w:r>
+        <w:t xml:space="preserve"> </w:t>
+      </w:r>
+      <w:r>
+        <w:rPr>
+          <w:bCs/>
+          <w:b/>
+        </w:rPr>
+        <w:t xml:space="preserve">Como convencer um petista</w:t>
+      </w:r>
+      <w:r>
+        <w:t xml:space="preserve">.</w:t>
+      </w:r>
+    </w:p>
+    <w:p>
+      <w:r>
+        <w:pict>
+          <v:rect style="width:0;height:1.5pt" o:hralign="center" o:hrstd="t" o:hr="t"/>
+        </w:pict>
+      </w:r>
+    </w:p>
+    <w:p>
+      <w:pPr>
+        <w:pStyle w:val="FirstParagraph"/>
+      </w:pPr>
+      <w:r>
+        <w:t xml:space="preserve">Como usar o dossiê</w:t>
+      </w:r>
+    </w:p>
+    <w:bookmarkStart w:id="69" w:name="não-discuta.-mande-o-link."/>
+    <w:p>
+      <w:pPr>
+        <w:pStyle w:val="Heading1"/>
+      </w:pPr>
+      <w:r>
+        <w:t xml:space="preserve">Não discuta. Mande o link.</w:t>
+      </w:r>
+    </w:p>
+    <w:p>
+      <w:pPr>
+        <w:pStyle w:val="FirstParagraph"/>
+      </w:pPr>
+      <w:r>
+        <w:t xml:space="preserve">Discussão de grupo de família não convence ninguém.</w:t>
+      </w:r>
+      <w:r>
+        <w:t xml:space="preserve"> </w:t>
+      </w:r>
+      <w:r>
+        <w:rPr>
+          <w:bCs/>
+          <w:b/>
+        </w:rPr>
+        <w:t xml:space="preserve">Manchete com data e veículo</w:t>
+      </w:r>
+      <w:r>
+        <w:t xml:space="preserve"> </w:t>
+      </w:r>
+      <w:r>
+        <w:t xml:space="preserve">convence mais. Este dossiê é para isso.</w:t>
+      </w:r>
+    </w:p>
+    <w:p>
+      <w:pPr>
+        <w:numPr>
+          <w:ilvl w:val="0"/>
+          <w:numId w:val="1018"/>
+        </w:numPr>
+        <w:pStyle w:val="Compact"/>
+      </w:pPr>
+      <w:r>
+        <w:t xml:space="preserve">Escolha 1 ou 2 manchetes sobre o assunto da conversa</w:t>
+      </w:r>
+    </w:p>
+    <w:p>
+      <w:pPr>
+        <w:numPr>
+          <w:ilvl w:val="0"/>
+          <w:numId w:val="1018"/>
+        </w:numPr>
+        <w:pStyle w:val="Compact"/>
+      </w:pPr>
+      <w:r>
+        <w:t xml:space="preserve">Aponte a câmera do celular para o QR code e copie o link</w:t>
+      </w:r>
+    </w:p>
+    <w:p>
+      <w:pPr>
+        <w:numPr>
+          <w:ilvl w:val="0"/>
+          <w:numId w:val="1018"/>
+        </w:numPr>
+        <w:pStyle w:val="Compact"/>
+      </w:pPr>
+      <w:r>
+        <w:t xml:space="preserve">Mande o link, sem textão. Deixe a notícia falar</w:t>
+      </w:r>
+    </w:p>
+    <w:p>
+      <w:pPr>
+        <w:numPr>
+          <w:ilvl w:val="0"/>
+          <w:numId w:val="1018"/>
+        </w:numPr>
+        <w:pStyle w:val="Compact"/>
+      </w:pPr>
+      <w:r>
+        <w:t xml:space="preserve">Se ele disser “site de direita”, mande o dado oficial que está na mesma linha (Banco Central, Senado, Receita)</w:t>
+      </w:r>
+    </w:p>
+    <w:bookmarkStart w:id="67" w:name="já-aconteceu"/>
+    <w:p>
+      <w:pPr>
+        <w:pStyle w:val="Heading3"/>
+      </w:pPr>
+      <w:r>
+        <w:t xml:space="preserve">Já aconteceu</w:t>
+      </w:r>
+    </w:p>
+    <w:p>
+      <w:pPr>
+        <w:pStyle w:val="FirstParagraph"/>
+      </w:pPr>
+      <w:r>
+        <w:t xml:space="preserve">Fatos publicados: impostos, IOF, dívida, juros, déficit, golpes.</w:t>
+      </w:r>
+    </w:p>
+    <w:bookmarkEnd w:id="67"/>
+    <w:bookmarkStart w:id="68" w:name="o-que-vem-por-aí"/>
+    <w:p>
+      <w:pPr>
+        <w:pStyle w:val="Heading3"/>
+      </w:pPr>
+      <w:r>
+        <w:t xml:space="preserve">O que vem por aí</w:t>
+      </w:r>
+    </w:p>
+    <w:p>
+      <w:pPr>
+        <w:pStyle w:val="FirstParagraph"/>
+      </w:pPr>
+      <w:r>
+        <w:t xml:space="preserve">Projeções de instituições e propostas do governo, marcadas como projeção.</w:t>
+      </w:r>
+    </w:p>
+    <w:bookmarkEnd w:id="68"/>
+    <w:p>
+      <w:pPr>
+        <w:pStyle w:val="BodyText"/>
+      </w:pPr>
+      <w:r>
+        <w:rPr>
+          <w:bCs/>
+          <w:b/>
+        </w:rPr>
+        <w:t xml:space="preserve">Links mudam.</w:t>
+      </w:r>
+      <w:r>
+        <w:t xml:space="preserve"> </w:t>
+      </w:r>
+      <w:r>
+        <w:t xml:space="preserve">Todos foram consultados em 28/10/2026. Se algum sair do ar, busque o título entre aspas.</w:t>
+      </w:r>
+    </w:p>
+    <w:bookmarkEnd w:id="69"/>
+    <w:p>
+      <w:r>
+        <w:pict>
+          <v:rect style="width:0;height:1.5pt" o:hralign="center" o:hrstd="t" o:hr="t"/>
+        </w:pict>
+      </w:r>
+    </w:p>
+    <w:p>
+      <w:pPr>
+        <w:pStyle w:val="FirstParagraph"/>
+      </w:pPr>
+      <w:r>
         <w:t xml:space="preserve">Fatos publicados</w:t>
       </w:r>
     </w:p>
-    <w:bookmarkStart w:id="70" w:name="já-aconteceu-1"/>
+    <w:bookmarkStart w:id="73" w:name="já-aconteceu-1"/>
     <w:p>
       <w:pPr>
         <w:pStyle w:val="Heading2"/>
@@ -6443,7 +7052,7 @@
       <w:pPr>
         <w:pStyle w:val="BodyText"/>
       </w:pPr>
-      <w:hyperlink r:id="rId67">
+      <w:hyperlink r:id="rId70">
         <w:r>
           <w:rPr>
             <w:rStyle w:val="Hyperlink"/>
@@ -6493,7 +7102,7 @@
       <w:pPr>
         <w:pStyle w:val="BodyText"/>
       </w:pPr>
-      <w:hyperlink r:id="rId68">
+      <w:hyperlink r:id="rId71">
         <w:r>
           <w:rPr>
             <w:rStyle w:val="Hyperlink"/>
@@ -6543,7 +7152,7 @@
       <w:pPr>
         <w:pStyle w:val="BodyText"/>
       </w:pPr>
-      <w:hyperlink r:id="rId69">
+      <w:hyperlink r:id="rId72">
         <w:r>
           <w:rPr>
             <w:rStyle w:val="Hyperlink"/>
@@ -6578,7 +7187,7 @@
         <w:t xml:space="preserve">· link consultado em 28/10/2026</w:t>
       </w:r>
     </w:p>
-    <w:bookmarkEnd w:id="70"/>
+    <w:bookmarkEnd w:id="73"/>
     <w:p>
       <w:r>
         <w:pict>
@@ -6586,7 +7195,7 @@
         </w:pict>
       </w:r>
     </w:p>
-    <w:bookmarkStart w:id="74" w:name="já-aconteceu-cont."/>
+    <w:bookmarkStart w:id="77" w:name="já-aconteceu-cont."/>
     <w:p>
       <w:pPr>
         <w:pStyle w:val="Heading2"/>
@@ -6610,7 +7219,7 @@
       <w:pPr>
         <w:pStyle w:val="BodyText"/>
       </w:pPr>
-      <w:hyperlink r:id="rId71">
+      <w:hyperlink r:id="rId74">
         <w:r>
           <w:rPr>
             <w:rStyle w:val="Hyperlink"/>
@@ -6660,7 +7269,7 @@
       <w:pPr>
         <w:pStyle w:val="BodyText"/>
       </w:pPr>
-      <w:hyperlink r:id="rId72">
+      <w:hyperlink r:id="rId75">
         <w:r>
           <w:rPr>
             <w:rStyle w:val="Hyperlink"/>
@@ -6710,7 +7319,7 @@
       <w:pPr>
         <w:pStyle w:val="BodyText"/>
       </w:pPr>
-      <w:hyperlink r:id="rId73">
+      <w:hyperlink r:id="rId76">
         <w:r>
           <w:rPr>
             <w:rStyle w:val="Hyperlink"/>
@@ -6745,7 +7354,7 @@
         <w:t xml:space="preserve">· link consultado em 28/10/2026</w:t>
       </w:r>
     </w:p>
-    <w:bookmarkEnd w:id="74"/>
+    <w:bookmarkEnd w:id="77"/>
     <w:p>
       <w:r>
         <w:pict>
@@ -6753,7 +7362,7 @@
         </w:pict>
       </w:r>
     </w:p>
-    <w:bookmarkStart w:id="78" w:name="já-aconteceu-cont.-1"/>
+    <w:bookmarkStart w:id="81" w:name="já-aconteceu-cont.-1"/>
     <w:p>
       <w:pPr>
         <w:pStyle w:val="Heading2"/>
@@ -6777,7 +7386,7 @@
       <w:pPr>
         <w:pStyle w:val="BodyText"/>
       </w:pPr>
-      <w:hyperlink r:id="rId75">
+      <w:hyperlink r:id="rId78">
         <w:r>
           <w:rPr>
             <w:rStyle w:val="Hyperlink"/>
@@ -6827,7 +7436,7 @@
       <w:pPr>
         <w:pStyle w:val="BodyText"/>
       </w:pPr>
-      <w:hyperlink r:id="rId76">
+      <w:hyperlink r:id="rId79">
         <w:r>
           <w:rPr>
             <w:rStyle w:val="Hyperlink"/>
@@ -6877,7 +7486,7 @@
       <w:pPr>
         <w:pStyle w:val="BodyText"/>
       </w:pPr>
-      <w:hyperlink r:id="rId77">
+      <w:hyperlink r:id="rId80">
         <w:r>
           <w:rPr>
             <w:rStyle w:val="Hyperlink"/>
@@ -6912,7 +7521,7 @@
         <w:t xml:space="preserve">· link consultado em 28/10/2026</w:t>
       </w:r>
     </w:p>
-    <w:bookmarkEnd w:id="78"/>
+    <w:bookmarkEnd w:id="81"/>
     <w:p>
       <w:r>
         <w:pict>
@@ -6920,7 +7529,7 @@
         </w:pict>
       </w:r>
     </w:p>
-    <w:bookmarkStart w:id="82" w:name="já-aconteceu-cont.-2"/>
+    <w:bookmarkStart w:id="85" w:name="já-aconteceu-cont.-2"/>
     <w:p>
       <w:pPr>
         <w:pStyle w:val="Heading2"/>
@@ -6944,7 +7553,7 @@
       <w:pPr>
         <w:pStyle w:val="BodyText"/>
       </w:pPr>
-      <w:hyperlink r:id="rId79">
+      <w:hyperlink r:id="rId82">
         <w:r>
           <w:rPr>
             <w:rStyle w:val="Hyperlink"/>
@@ -6994,7 +7603,7 @@
       <w:pPr>
         <w:pStyle w:val="BodyText"/>
       </w:pPr>
-      <w:hyperlink r:id="rId80">
+      <w:hyperlink r:id="rId83">
         <w:r>
           <w:rPr>
             <w:rStyle w:val="Hyperlink"/>
@@ -7044,7 +7653,7 @@
       <w:pPr>
         <w:pStyle w:val="BodyText"/>
       </w:pPr>
-      <w:hyperlink r:id="rId81">
+      <w:hyperlink r:id="rId84">
         <w:r>
           <w:rPr>
             <w:rStyle w:val="Hyperlink"/>
@@ -7079,7 +7688,7 @@
         <w:t xml:space="preserve">· link consultado em 28/10/2026</w:t>
       </w:r>
     </w:p>
-    <w:bookmarkEnd w:id="82"/>
+    <w:bookmarkEnd w:id="85"/>
     <w:p>
       <w:r>
         <w:pict>
@@ -7095,7 +7704,7 @@
         <w:t xml:space="preserve">Projeções e propostas</w:t>
       </w:r>
     </w:p>
-    <w:bookmarkStart w:id="86" w:name="o-que-vem-por-aí-1"/>
+    <w:bookmarkStart w:id="89" w:name="o-que-vem-por-aí-1"/>
     <w:p>
       <w:pPr>
         <w:pStyle w:val="Heading2"/>
@@ -7119,7 +7728,7 @@
       <w:pPr>
         <w:pStyle w:val="BodyText"/>
       </w:pPr>
-      <w:hyperlink r:id="rId83">
+      <w:hyperlink r:id="rId86">
         <w:r>
           <w:rPr>
             <w:rStyle w:val="Hyperlink"/>
@@ -7169,7 +7778,7 @@
       <w:pPr>
         <w:pStyle w:val="BodyText"/>
       </w:pPr>
-      <w:hyperlink r:id="rId84">
+      <w:hyperlink r:id="rId87">
         <w:r>
           <w:rPr>
             <w:rStyle w:val="Hyperlink"/>
@@ -7219,7 +7828,7 @@
       <w:pPr>
         <w:pStyle w:val="BodyText"/>
       </w:pPr>
-      <w:hyperlink r:id="rId85">
+      <w:hyperlink r:id="rId88">
         <w:r>
           <w:rPr>
             <w:rStyle w:val="Hyperlink"/>
@@ -7254,7 +7863,7 @@
         <w:t xml:space="preserve">· link consultado em 28/10/2026</w:t>
       </w:r>
     </w:p>
-    <w:bookmarkEnd w:id="86"/>
+    <w:bookmarkEnd w:id="89"/>
     <w:p>
       <w:r>
         <w:pict>
@@ -7262,7 +7871,7 @@
         </w:pict>
       </w:r>
     </w:p>
-    <w:bookmarkStart w:id="90" w:name="o-que-vem-por-aí-cont."/>
+    <w:bookmarkStart w:id="93" w:name="o-que-vem-por-aí-cont."/>
     <w:p>
       <w:pPr>
         <w:pStyle w:val="Heading2"/>
@@ -7286,7 +7895,7 @@
       <w:pPr>
         <w:pStyle w:val="BodyText"/>
       </w:pPr>
-      <w:hyperlink r:id="rId87">
+      <w:hyperlink r:id="rId90">
         <w:r>
           <w:rPr>
             <w:rStyle w:val="Hyperlink"/>
@@ -7336,7 +7945,7 @@
       <w:pPr>
         <w:pStyle w:val="BodyText"/>
       </w:pPr>
-      <w:hyperlink r:id="rId88">
+      <w:hyperlink r:id="rId91">
         <w:r>
           <w:rPr>
             <w:rStyle w:val="Hyperlink"/>
@@ -7386,7 +7995,7 @@
       <w:pPr>
         <w:pStyle w:val="BodyText"/>
       </w:pPr>
-      <w:hyperlink r:id="rId89">
+      <w:hyperlink r:id="rId92">
         <w:r>
           <w:rPr>
             <w:rStyle w:val="Hyperlink"/>
@@ -7421,7 +8030,7 @@
         <w:t xml:space="preserve">· link consultado em 28/10/2026</w:t>
       </w:r>
     </w:p>
-    <w:bookmarkEnd w:id="90"/>
+    <w:bookmarkEnd w:id="93"/>
     <w:p>
       <w:r>
         <w:pict>
@@ -7429,7 +8038,7 @@
         </w:pict>
       </w:r>
     </w:p>
-    <w:bookmarkStart w:id="92" w:name="o-que-vem-por-aí-cont.-1"/>
+    <w:bookmarkStart w:id="95" w:name="o-que-vem-por-aí-cont.-1"/>
     <w:p>
       <w:pPr>
         <w:pStyle w:val="Heading2"/>
@@ -7453,7 +8062,7 @@
       <w:pPr>
         <w:pStyle w:val="BodyText"/>
       </w:pPr>
-      <w:hyperlink r:id="rId91">
+      <w:hyperlink r:id="rId94">
         <w:r>
           <w:rPr>
             <w:rStyle w:val="Hyperlink"/>
@@ -7488,7 +8097,7 @@
         <w:t xml:space="preserve">· link consultado em 28/10/2026</w:t>
       </w:r>
     </w:p>
-    <w:bookmarkEnd w:id="92"/>
+    <w:bookmarkEnd w:id="95"/>
     <w:p>
       <w:r>
         <w:pict>
@@ -7504,7 +8113,7 @@
         <w:t xml:space="preserve">Para o WhatsApp</w:t>
       </w:r>
     </w:p>
-    <w:bookmarkStart w:id="93" w:name="mais-4-anos-em-6-números"/>
+    <w:bookmarkStart w:id="96" w:name="mais-4-anos-em-6-números"/>
     <w:p>
       <w:pPr>
         <w:pStyle w:val="Heading1"/>
@@ -7605,7 +8214,7 @@
         <w:t xml:space="preserve">[LINK DO CURSO]</w:t>
       </w:r>
     </w:p>
-    <w:bookmarkEnd w:id="93"/>
+    <w:bookmarkEnd w:id="96"/>
     <w:p>
       <w:r>
         <w:pict>
@@ -7621,7 +8230,7 @@
         <w:t xml:space="preserve">E agora?</w:t>
       </w:r>
     </w:p>
-    <w:bookmarkStart w:id="94" w:name="ele-leu.-e-você-vai-ficar-parado"/>
+    <w:bookmarkStart w:id="97" w:name="ele-leu.-e-você-vai-ficar-parado"/>
     <w:p>
       <w:pPr>
         <w:pStyle w:val="Heading1"/>
@@ -7735,7 +8344,7 @@
         <w:t xml:space="preserve">— PATRIOTA ANÔNIMO</w:t>
       </w:r>
     </w:p>
-    <w:bookmarkEnd w:id="94"/>
+    <w:bookmarkEnd w:id="97"/>
     <w:p>
       <w:r>
         <w:pict>
@@ -7751,7 +8360,7 @@
         <w:t xml:space="preserve">Anexo</w:t>
       </w:r>
     </w:p>
-    <w:bookmarkStart w:id="95" w:name="fontes-de-todos-os-números"/>
+    <w:bookmarkStart w:id="98" w:name="fontes-de-todos-os-números"/>
     <w:p>
       <w:pPr>
         <w:pStyle w:val="Heading2"/>
@@ -7819,9 +8428,47 @@
           <w:bCs/>
           <w:b/>
         </w:rPr>
+        <w:t xml:space="preserve">p. 11</w:t>
+      </w:r>
+      <w:r>
+        <w:t xml:space="preserve">Banco Central via Gazeta do Povo e Revista Oeste (R$ 11 tri; 82,9% do PIB, ago/2026).</w:t>
+      </w:r>
+    </w:p>
+    <w:p>
+      <w:pPr>
+        <w:numPr>
+          <w:ilvl w:val="0"/>
+          <w:numId w:val="1020"/>
+        </w:numPr>
+        <w:pStyle w:val="Compact"/>
+      </w:pPr>
+      <w:r>
+        <w:rPr>
+          <w:bCs/>
+          <w:b/>
+        </w:rPr>
         <w:t xml:space="preserve">p. 18</w:t>
       </w:r>
       <w:r>
+        <w:t xml:space="preserve">Serasa via Mix Vale (83,98 milhões de inadimplentes, ago/2026).</w:t>
+      </w:r>
+    </w:p>
+    <w:p>
+      <w:pPr>
+        <w:numPr>
+          <w:ilvl w:val="0"/>
+          <w:numId w:val="1020"/>
+        </w:numPr>
+        <w:pStyle w:val="Compact"/>
+      </w:pPr>
+      <w:r>
+        <w:rPr>
+          <w:bCs/>
+          <w:b/>
+        </w:rPr>
+        <w:t xml:space="preserve">p. 20</w:t>
+      </w:r>
+      <w:r>
         <w:t xml:space="preserve">Gazeta do Povo (arrecadação 2025); Banco Central via Mix Vale, 29/09/2026 (endividamento de 49,9% da renda, jul/2026); Serasa via Mix Vale (83,98 milhões de inadimplentes, ago/2026, maior da série).</w:t>
       </w:r>
     </w:p>
@@ -7838,7 +8485,7 @@
           <w:bCs/>
           <w:b/>
         </w:rPr>
-        <w:t xml:space="preserve">p. 19</w:t>
+        <w:t xml:space="preserve">p. 21</w:t>
       </w:r>
       <w:r>
         <w:t xml:space="preserve">IBGE, PNAD Contínua, via Mix Vale (desocupação de 5,3%, trimestre até ago/2026); Peic/CNC e Serasa via Mix Vale (jul/2026).</w:t>
@@ -7857,7 +8504,7 @@
           <w:bCs/>
           <w:b/>
         </w:rPr>
-        <w:t xml:space="preserve">p. 20</w:t>
+        <w:t xml:space="preserve">p. 22</w:t>
       </w:r>
       <w:r>
         <w:t xml:space="preserve">Poder360 (IOF de 3,5% no cartão internacional); Decretos 12.466 e 12.499/2025; Gazeta do Povo, mar/2026 (43 medidas; uma a cada 27 dias).</w:t>
@@ -7876,7 +8523,7 @@
           <w:bCs/>
           <w:b/>
         </w:rPr>
-        <w:t xml:space="preserve">p. 21</w:t>
+        <w:t xml:space="preserve">p. 23</w:t>
       </w:r>
       <w:r>
         <w:t xml:space="preserve">Banco Central via Gazeta do Povo e Revista Oeste (R$ 11 tri; 82,9% do PIB); Revista Oeste (déficit acima de R$ 1 tri pelo 3º ano); Gazeta do Povo (governo admite dívida de 90% do PIB).</w:t>
@@ -7895,7 +8542,7 @@
           <w:bCs/>
           <w:b/>
         </w:rPr>
-        <w:t xml:space="preserve">p. 22</w:t>
+        <w:t xml:space="preserve">p. 24</w:t>
       </w:r>
       <w:r>
         <w:t xml:space="preserve">Poder360 (“Brasil crescerá 2,4% em 2026 e dívida se aproxima de 100% do PIB”); Poder360 (IFI: ajuste fiscal inevitável); IBGE via Revista Oeste (IPCA de 4,58% em 12 meses até set/2026).</w:t>
@@ -7914,7 +8561,7 @@
           <w:bCs/>
           <w:b/>
         </w:rPr>
-        <w:t xml:space="preserve">p. 23</w:t>
+        <w:t xml:space="preserve">p. 25</w:t>
       </w:r>
       <w:r>
         <w:t xml:space="preserve">Migalhas e Congresso em Foco (decisão de Fachin, 08/03/2021, e envio à Justiça Federal do DF); Estado de Minas, checagem de 10/03/2021 (anulação não é absolvição); STF, plenário de 15/04/2021 (8 x 3).</w:t>
@@ -7933,7 +8580,7 @@
           <w:bCs/>
           <w:b/>
         </w:rPr>
-        <w:t xml:space="preserve">p. 24</w:t>
+        <w:t xml:space="preserve">p. 26</w:t>
       </w:r>
       <w:r>
         <w:t xml:space="preserve">Banco Central da Venezuela via Poder360/DW, 29/05/2019 (inflação de 130.060% em 2018); R4V via Bloomberg Línea (6,70 mi na América Latina + 1,19 mi no resto do mundo).</w:t>
@@ -7952,32 +8599,13 @@
           <w:bCs/>
           <w:b/>
         </w:rPr>
-        <w:t xml:space="preserve">p. 25</w:t>
+        <w:t xml:space="preserve">p. 27</w:t>
       </w:r>
       <w:r>
         <w:t xml:space="preserve">INDEC Argentina (IPC 2023, 2024 e 2025).</w:t>
       </w:r>
     </w:p>
-    <w:p>
-      <w:pPr>
-        <w:numPr>
-          <w:ilvl w:val="0"/>
-          <w:numId w:val="1020"/>
-        </w:numPr>
-        <w:pStyle w:val="Compact"/>
-      </w:pPr>
-      <w:r>
-        <w:rPr>
-          <w:bCs/>
-          <w:b/>
-        </w:rPr>
-        <w:t xml:space="preserve">p. 26</w:t>
-      </w:r>
-      <w:r>
-        <w:t xml:space="preserve">Tribunal Supremo Electoral da Bolívia via Agência Brasil e Poder360 (19/10/2025); MercoPress (posse em 08/11/2025); The Rio Times (Bs 6,96); BCB via usdtbol.com, 28/10/2026 (Bs 12,02).</w:t>
-      </w:r>
-    </w:p>
-    <w:bookmarkEnd w:id="95"/>
+    <w:bookmarkEnd w:id="98"/>
     <w:p>
       <w:r>
         <w:pict>
@@ -7998,7 +8626,64 @@
           <w:bCs/>
           <w:b/>
         </w:rPr>
-        <w:t xml:space="preserve">p. 46</w:t>
+        <w:t xml:space="preserve">p. 28</w:t>
+      </w:r>
+      <w:r>
+        <w:t xml:space="preserve">Tribunal Supremo Electoral da Bolívia via Agência Brasil e Poder360 (19/10/2025); MercoPress (posse em 08/11/2025); The Rio Times (Bs 6,96); BCB via usdtbol.com, 28/10/2026 (Bs 12,02).</w:t>
+      </w:r>
+    </w:p>
+    <w:p>
+      <w:pPr>
+        <w:numPr>
+          <w:ilvl w:val="0"/>
+          <w:numId w:val="1021"/>
+        </w:numPr>
+        <w:pStyle w:val="Compact"/>
+      </w:pPr>
+      <w:r>
+        <w:rPr>
+          <w:bCs/>
+          <w:b/>
+        </w:rPr>
+        <w:t xml:space="preserve">p. 32</w:t>
+      </w:r>
+      <w:r>
+        <w:t xml:space="preserve">Gazeta do Povo, mar/2026 (43 medidas; uma a cada 27 dias).</w:t>
+      </w:r>
+    </w:p>
+    <w:p>
+      <w:pPr>
+        <w:numPr>
+          <w:ilvl w:val="0"/>
+          <w:numId w:val="1021"/>
+        </w:numPr>
+        <w:pStyle w:val="Compact"/>
+      </w:pPr>
+      <w:r>
+        <w:rPr>
+          <w:bCs/>
+          <w:b/>
+        </w:rPr>
+        <w:t xml:space="preserve">p. 40</w:t>
+      </w:r>
+      <w:r>
+        <w:t xml:space="preserve">Tribunal Supremo Electoral da Bolívia via Agência Brasil e Poder360 (19/10/2025).</w:t>
+      </w:r>
+    </w:p>
+    <w:p>
+      <w:pPr>
+        <w:numPr>
+          <w:ilvl w:val="0"/>
+          <w:numId w:val="1021"/>
+        </w:numPr>
+        <w:pStyle w:val="Compact"/>
+      </w:pPr>
+      <w:r>
+        <w:rPr>
+          <w:bCs/>
+          <w:b/>
+        </w:rPr>
+        <w:t xml:space="preserve">p. 54</w:t>
       </w:r>
       <w:r>
         <w:t xml:space="preserve">Gazeta do Povo (arrecadação 2025; 1 imposto a cada 27 dias; dívida e juros, ago/2026; herança de 90% do PIB); Poder360 (IOF 3,5%; dívida 82,9% do PIB segundo o BC).</w:t>

--- a/curso/dist/Guia-Como-Convencer-um-Petista.docx
+++ b/curso/dist/Guia-Como-Convencer-um-Petista.docx
@@ -75,7 +75,13 @@
         <w:t xml:space="preserve">BRINDE</w:t>
       </w:r>
       <w:r>
-        <w:t xml:space="preserve">12 xeque-mates + dossiê com 19 QR codes</w:t>
+        <w:t xml:space="preserve">12 xeque-mates</w:t>
+      </w:r>
+      <w:r>
+        <w:br/>
+      </w:r>
+      <w:r>
+        <w:t xml:space="preserve">+ dossiê com QR code</w:t>
       </w:r>
     </w:p>
     <w:p>

--- a/curso/dist/Guia-Como-Convencer-um-Petista.docx
+++ b/curso/dist/Guia-Como-Convencer-um-Petista.docx
@@ -8212,14 +8212,6 @@
         <w:t xml:space="preserve">Conheça o método para levar seu dinheiro, dentro da lei, para um país com governo de direita.</w:t>
       </w:r>
     </w:p>
-    <w:p>
-      <w:pPr>
-        <w:pStyle w:val="BodyText"/>
-      </w:pPr>
-      <w:r>
-        <w:t xml:space="preserve">[LINK DO CURSO]</w:t>
-      </w:r>
-    </w:p>
     <w:bookmarkEnd w:id="96"/>
     <w:p>
       <w:r>
@@ -8332,14 +8324,6 @@
           <w:b/>
         </w:rPr>
         <w:t xml:space="preserve">Eles não mudaram a direção. Mude você.</w:t>
-      </w:r>
-    </w:p>
-    <w:p>
-      <w:pPr>
-        <w:pStyle w:val="BodyText"/>
-      </w:pPr>
-      <w:r>
-        <w:t xml:space="preserve">[LINK DO CURSO]</w:t>
       </w:r>
     </w:p>
     <w:p>
